--- a/templates/working/Договор_задатка.docx
+++ b/templates/working/Договор_задатка.docx
@@ -1,6 +1,6 @@
 
 <file path=word/document.xml><?xml version="1.0" encoding="utf-8"?>
-<w:document xmlns:wpc="http://schemas.microsoft.com/office/word/2010/wordprocessingCanvas" xmlns:cx="http://schemas.microsoft.com/office/drawing/2014/chartex" xmlns:cx1="http://schemas.microsoft.com/office/drawing/2015/9/8/chartex" xmlns:cx2="http://schemas.microsoft.com/office/drawing/2015/10/21/chartex" xmlns:cx3="http://schemas.microsoft.com/office/drawing/2016/5/9/chartex" xmlns:cx4="http://schemas.microsoft.com/office/drawing/2016/5/10/chartex" xmlns:cx5="http://schemas.microsoft.com/office/drawing/2016/5/11/chartex" xmlns:cx6="http://schemas.microsoft.com/office/drawing/2016/5/12/chartex" xmlns:cx7="http://schemas.microsoft.com/office/drawing/2016/5/13/chartex" xmlns:cx8="http://schemas.microsoft.com/office/drawing/2016/5/14/chartex" xmlns:mc="http://schemas.openxmlformats.org/markup-compatibility/2006" xmlns:aink="http://schemas.microsoft.com/office/drawing/2016/ink" xmlns:am3d="http://schemas.microsoft.com/office/drawing/2017/model3d" xmlns:o="urn:schemas-microsoft-com:office:office" xmlns:r="http://schemas.openxmlformats.org/officeDocument/2006/relationships" xmlns:m="http://schemas.openxmlformats.org/officeDocument/2006/math" xmlns:v="urn:schemas-microsoft-com:vml" xmlns:wp14="http://schemas.microsoft.com/office/word/2010/wordprocessingDrawing" xmlns:wp="http://schemas.openxmlformats.org/drawingml/2006/wordprocessingDrawing" xmlns:w10="urn:schemas-microsoft-com:office:word" xmlns:w="http://schemas.openxmlformats.org/wordprocessingml/2006/main" xmlns:w14="http://schemas.microsoft.com/office/word/2010/wordml" xmlns:w15="http://schemas.microsoft.com/office/word/2012/wordml" xmlns:w16cex="http://schemas.microsoft.com/office/word/2018/wordml/cex" xmlns:w16cid="http://schemas.microsoft.com/office/word/2016/wordml/cid" xmlns:w16="http://schemas.microsoft.com/office/word/2018/wordml" xmlns:w16sdtdh="http://schemas.microsoft.com/office/word/2020/wordml/sdtdatahash" xmlns:w16se="http://schemas.microsoft.com/office/word/2015/wordml/symex" xmlns:wpg="http://schemas.microsoft.com/office/word/2010/wordprocessingGroup" xmlns:wpi="http://schemas.microsoft.com/office/word/2010/wordprocessingInk" xmlns:wne="http://schemas.microsoft.com/office/word/2006/wordml" xmlns:wps="http://schemas.microsoft.com/office/word/2010/wordprocessingShape" mc:Ignorable="w14 w15 w16se w16cid w16 w16cex w16sdtdh wp14">
+<w:document xmlns:wpc="http://schemas.microsoft.com/office/word/2010/wordprocessingCanvas" xmlns:cx="http://schemas.microsoft.com/office/drawing/2014/chartex" xmlns:cx1="http://schemas.microsoft.com/office/drawing/2015/9/8/chartex" xmlns:cx2="http://schemas.microsoft.com/office/drawing/2015/10/21/chartex" xmlns:cx3="http://schemas.microsoft.com/office/drawing/2016/5/9/chartex" xmlns:cx4="http://schemas.microsoft.com/office/drawing/2016/5/10/chartex" xmlns:cx5="http://schemas.microsoft.com/office/drawing/2016/5/11/chartex" xmlns:cx6="http://schemas.microsoft.com/office/drawing/2016/5/12/chartex" xmlns:cx7="http://schemas.microsoft.com/office/drawing/2016/5/13/chartex" xmlns:cx8="http://schemas.microsoft.com/office/drawing/2016/5/14/chartex" xmlns:mc="http://schemas.openxmlformats.org/markup-compatibility/2006" xmlns:aink="http://schemas.microsoft.com/office/drawing/2016/ink" xmlns:am3d="http://schemas.microsoft.com/office/drawing/2017/model3d" xmlns:o="urn:schemas-microsoft-com:office:office" xmlns:oel="http://schemas.microsoft.com/office/2019/extlst" xmlns:r="http://schemas.openxmlformats.org/officeDocument/2006/relationships" xmlns:m="http://schemas.openxmlformats.org/officeDocument/2006/math" xmlns:v="urn:schemas-microsoft-com:vml" xmlns:wp14="http://schemas.microsoft.com/office/word/2010/wordprocessingDrawing" xmlns:wp="http://schemas.openxmlformats.org/drawingml/2006/wordprocessingDrawing" xmlns:w10="urn:schemas-microsoft-com:office:word" xmlns:w="http://schemas.openxmlformats.org/wordprocessingml/2006/main" xmlns:w14="http://schemas.microsoft.com/office/word/2010/wordml" xmlns:w15="http://schemas.microsoft.com/office/word/2012/wordml" xmlns:w16cex="http://schemas.microsoft.com/office/word/2018/wordml/cex" xmlns:w16cid="http://schemas.microsoft.com/office/word/2016/wordml/cid" xmlns:w16="http://schemas.microsoft.com/office/word/2018/wordml" xmlns:w16du="http://schemas.microsoft.com/office/word/2023/wordml/word16du" xmlns:w16sdtdh="http://schemas.microsoft.com/office/word/2020/wordml/sdtdatahash" xmlns:w16sdtfl="http://schemas.microsoft.com/office/word/2024/wordml/sdtformatlock" xmlns:w16se="http://schemas.microsoft.com/office/word/2015/wordml/symex" xmlns:wpg="http://schemas.microsoft.com/office/word/2010/wordprocessingGroup" xmlns:wpi="http://schemas.microsoft.com/office/word/2010/wordprocessingInk" xmlns:wne="http://schemas.microsoft.com/office/word/2006/wordml" xmlns:wps="http://schemas.microsoft.com/office/word/2010/wordprocessingShape" mc:Ignorable="w14 w15 w16se w16cid w16 w16cex w16sdtdh w16sdtfl w16du wp14">
   <w:body>
     <w:p>
       <w:pPr>
@@ -455,7 +455,112 @@
           <w:sz w:val="24"/>
           <w:szCs w:val="24"/>
         </w:rPr>
-        <w:t> «Продавец» получил от «Покупателя» задаток в размере: {{deposit.amountBYN}} ({{deposit.amountBYNWords}}) белорусских рублей, что эквивалентно: {{deposit.amountUSD}} ({{deposit.amountUSDWords}}) долларов США.</w:t>
+        <w:t> «Продавец» получил от «Покупателя» задаток в размере: {{</w:t>
+      </w:r>
+      <w:proofErr w:type="spellStart"/>
+      <w:proofErr w:type="gramStart"/>
+      <w:r>
+        <w:rPr>
+          <w:sz w:val="24"/>
+          <w:szCs w:val="24"/>
+        </w:rPr>
+        <w:t>deposit.amountBYN</w:t>
+      </w:r>
+      <w:proofErr w:type="spellEnd"/>
+      <w:proofErr w:type="gramEnd"/>
+      <w:r>
+        <w:rPr>
+          <w:sz w:val="24"/>
+          <w:szCs w:val="24"/>
+        </w:rPr>
+        <w:t>}} </w:t>
+      </w:r>
+      <w:r>
+        <w:rPr>
+          <w:sz w:val="24"/>
+          <w:szCs w:val="24"/>
+        </w:rPr>
+        <w:t>белорусских рублей</w:t>
+      </w:r>
+      <w:r>
+        <w:rPr>
+          <w:sz w:val="24"/>
+          <w:szCs w:val="24"/>
+        </w:rPr>
+        <w:t xml:space="preserve"> </w:t>
+      </w:r>
+      <w:r>
+        <w:rPr>
+          <w:sz w:val="24"/>
+          <w:szCs w:val="24"/>
+        </w:rPr>
+        <w:t>({{</w:t>
+      </w:r>
+      <w:proofErr w:type="spellStart"/>
+      <w:proofErr w:type="gramStart"/>
+      <w:r>
+        <w:rPr>
+          <w:sz w:val="24"/>
+          <w:szCs w:val="24"/>
+        </w:rPr>
+        <w:t>deposit.amountBYNWords</w:t>
+      </w:r>
+      <w:proofErr w:type="spellEnd"/>
+      <w:proofErr w:type="gramEnd"/>
+      <w:r>
+        <w:rPr>
+          <w:sz w:val="24"/>
+          <w:szCs w:val="24"/>
+        </w:rPr>
+        <w:t>}}</w:t>
+      </w:r>
+      <w:proofErr w:type="gramStart"/>
+      <w:r>
+        <w:rPr>
+          <w:sz w:val="24"/>
+          <w:szCs w:val="24"/>
+        </w:rPr>
+        <w:t>) ,</w:t>
+      </w:r>
+      <w:proofErr w:type="gramEnd"/>
+      <w:r>
+        <w:rPr>
+          <w:sz w:val="24"/>
+          <w:szCs w:val="24"/>
+        </w:rPr>
+        <w:t xml:space="preserve"> что эквивалентно: {{</w:t>
+      </w:r>
+      <w:proofErr w:type="gramStart"/>
+      <w:r>
+        <w:rPr>
+          <w:sz w:val="24"/>
+          <w:szCs w:val="24"/>
+        </w:rPr>
+        <w:t>deposit.amountUSD</w:t>
+      </w:r>
+      <w:proofErr w:type="gramEnd"/>
+      <w:r>
+        <w:rPr>
+          <w:sz w:val="24"/>
+          <w:szCs w:val="24"/>
+        </w:rPr>
+        <w:t>}} ({{</w:t>
+      </w:r>
+      <w:proofErr w:type="gramStart"/>
+      <w:r>
+        <w:rPr>
+          <w:sz w:val="24"/>
+          <w:szCs w:val="24"/>
+        </w:rPr>
+        <w:t>deposit.amountUSDWords</w:t>
+      </w:r>
+      <w:proofErr w:type="gramEnd"/>
+      <w:r>
+        <w:rPr>
+          <w:sz w:val="24"/>
+          <w:szCs w:val="24"/>
+        </w:rPr>
+        <w:t>}}) долларов США.</w:t>
       </w:r>
     </w:p>
     <w:p>
@@ -495,6 +600,7 @@
         <w:t> Задаток выдан в обеспечение исполнения и в счёт причитающихся с «Покупателя» платежей по договору купли–продажи {{</w:t>
       </w:r>
       <w:proofErr w:type="spellStart"/>
+      <w:proofErr w:type="gramStart"/>
       <w:r>
         <w:rPr>
           <w:sz w:val="24"/>
@@ -503,6 +609,7 @@
         <w:t>property.typeGenitive</w:t>
       </w:r>
       <w:proofErr w:type="spellEnd"/>
+      <w:proofErr w:type="gramEnd"/>
       <w:r>
         <w:rPr>
           <w:sz w:val="24"/>
@@ -511,6 +618,7 @@
         <w:t>}} по адресу: {{</w:t>
       </w:r>
       <w:proofErr w:type="spellStart"/>
+      <w:proofErr w:type="gramStart"/>
       <w:r>
         <w:rPr>
           <w:sz w:val="24"/>
@@ -519,6 +627,7 @@
         <w:t>property.address</w:t>
       </w:r>
       <w:proofErr w:type="spellEnd"/>
+      <w:proofErr w:type="gramEnd"/>
       <w:r>
         <w:rPr>
           <w:sz w:val="24"/>
@@ -542,7 +651,119 @@
           <w:sz w:val="24"/>
           <w:szCs w:val="24"/>
         </w:rPr>
-        <w:t>Стоимость объекта недвижимости составляет: {{property.priceBYN}} ({{property.priceWords}}) белорусских рублей, что эквивалентно: {{property.priceUSD}} ({{property.priceWordsUSD}}) долларов США.</w:t>
+        <w:t>Стоимость объекта недвижимости составляет: {{</w:t>
+      </w:r>
+      <w:proofErr w:type="spellStart"/>
+      <w:proofErr w:type="gramStart"/>
+      <w:r>
+        <w:rPr>
+          <w:sz w:val="24"/>
+          <w:szCs w:val="24"/>
+        </w:rPr>
+        <w:t>property.priceBYN</w:t>
+      </w:r>
+      <w:proofErr w:type="spellEnd"/>
+      <w:r>
+        <w:rPr>
+          <w:sz w:val="24"/>
+          <w:szCs w:val="24"/>
+        </w:rPr>
+        <w:t>}}</w:t>
+      </w:r>
+      <w:r>
+        <w:rPr>
+          <w:sz w:val="24"/>
+          <w:szCs w:val="24"/>
+        </w:rPr>
+        <w:t xml:space="preserve">  </w:t>
+      </w:r>
+      <w:r>
+        <w:rPr>
+          <w:sz w:val="24"/>
+          <w:szCs w:val="24"/>
+        </w:rPr>
+        <w:t>белорусских</w:t>
+      </w:r>
+      <w:proofErr w:type="gramEnd"/>
+      <w:r>
+        <w:rPr>
+          <w:sz w:val="24"/>
+          <w:szCs w:val="24"/>
+        </w:rPr>
+        <w:t xml:space="preserve"> рублей</w:t>
+      </w:r>
+      <w:r>
+        <w:rPr>
+          <w:sz w:val="24"/>
+          <w:szCs w:val="24"/>
+        </w:rPr>
+        <w:t> ({{</w:t>
+      </w:r>
+      <w:proofErr w:type="spellStart"/>
+      <w:proofErr w:type="gramStart"/>
+      <w:r>
+        <w:rPr>
+          <w:sz w:val="24"/>
+          <w:szCs w:val="24"/>
+        </w:rPr>
+        <w:t>property.priceWords</w:t>
+      </w:r>
+      <w:proofErr w:type="spellEnd"/>
+      <w:proofErr w:type="gramEnd"/>
+      <w:r>
+        <w:rPr>
+          <w:sz w:val="24"/>
+          <w:szCs w:val="24"/>
+        </w:rPr>
+        <w:t>}}</w:t>
+      </w:r>
+      <w:proofErr w:type="gramStart"/>
+      <w:r>
+        <w:rPr>
+          <w:sz w:val="24"/>
+          <w:szCs w:val="24"/>
+        </w:rPr>
+        <w:t>) ,</w:t>
+      </w:r>
+      <w:proofErr w:type="gramEnd"/>
+      <w:r>
+        <w:rPr>
+          <w:sz w:val="24"/>
+          <w:szCs w:val="24"/>
+        </w:rPr>
+        <w:t xml:space="preserve"> что эквивалентно: {{</w:t>
+      </w:r>
+      <w:proofErr w:type="gramStart"/>
+      <w:r>
+        <w:rPr>
+          <w:sz w:val="24"/>
+          <w:szCs w:val="24"/>
+        </w:rPr>
+        <w:t>property.priceUSD</w:t>
+      </w:r>
+      <w:proofErr w:type="gramEnd"/>
+      <w:r>
+        <w:rPr>
+          <w:sz w:val="24"/>
+          <w:szCs w:val="24"/>
+        </w:rPr>
+        <w:t>}} ({{</w:t>
+      </w:r>
+      <w:proofErr w:type="gramStart"/>
+      <w:r>
+        <w:rPr>
+          <w:sz w:val="24"/>
+          <w:szCs w:val="24"/>
+        </w:rPr>
+        <w:t>property.priceWordsUSD</w:t>
+      </w:r>
+      <w:proofErr w:type="gramEnd"/>
+      <w:r>
+        <w:rPr>
+          <w:sz w:val="24"/>
+          <w:szCs w:val="24"/>
+        </w:rPr>
+        <w:t>}}) долларов США.</w:t>
       </w:r>
     </w:p>
     <w:p>
@@ -683,6 +904,7 @@
         <w:t> Стороны обязуются заключить договор купли-продажи, обеспеченный задатком в срок до {{</w:t>
       </w:r>
       <w:proofErr w:type="spellStart"/>
+      <w:proofErr w:type="gramStart"/>
       <w:r>
         <w:rPr>
           <w:sz w:val="24"/>
@@ -691,6 +913,7 @@
         <w:t>deal.endDate</w:t>
       </w:r>
       <w:proofErr w:type="spellEnd"/>
+      <w:proofErr w:type="gramEnd"/>
       <w:r>
         <w:rPr>
           <w:sz w:val="24"/>
@@ -1110,6 +1333,7 @@
         <w:t> {{</w:t>
       </w:r>
       <w:proofErr w:type="spellStart"/>
+      <w:proofErr w:type="gramStart"/>
       <w:r>
         <w:rPr>
           <w:sz w:val="24"/>
@@ -1118,6 +1342,7 @@
         <w:t>deal.btiPayment</w:t>
       </w:r>
       <w:proofErr w:type="spellEnd"/>
+      <w:proofErr w:type="gramEnd"/>
       <w:r>
         <w:rPr>
           <w:sz w:val="24"/>
@@ -1319,6 +1544,7 @@
               <w:t>гр. {{</w:t>
             </w:r>
             <w:proofErr w:type="spellStart"/>
+            <w:proofErr w:type="gramStart"/>
             <w:r>
               <w:rPr>
                 <w:sz w:val="24"/>
@@ -1327,6 +1553,7 @@
               <w:t>seller.fullName</w:t>
             </w:r>
             <w:proofErr w:type="spellEnd"/>
+            <w:proofErr w:type="gramEnd"/>
             <w:r>
               <w:rPr>
                 <w:sz w:val="24"/>
@@ -1356,6 +1583,7 @@
               <w:t>гр. {{</w:t>
             </w:r>
             <w:proofErr w:type="spellStart"/>
+            <w:proofErr w:type="gramStart"/>
             <w:r>
               <w:rPr>
                 <w:sz w:val="24"/>
@@ -1364,6 +1592,7 @@
               <w:t>buyer.fullName</w:t>
             </w:r>
             <w:proofErr w:type="spellEnd"/>
+            <w:proofErr w:type="gramEnd"/>
             <w:r>
               <w:rPr>
                 <w:sz w:val="24"/>
@@ -1395,6 +1624,7 @@
               <w:t>{{</w:t>
             </w:r>
             <w:proofErr w:type="spellStart"/>
+            <w:proofErr w:type="gramStart"/>
             <w:r>
               <w:rPr>
                 <w:sz w:val="24"/>
@@ -1403,6 +1633,7 @@
               <w:t>seller.address</w:t>
             </w:r>
             <w:proofErr w:type="spellEnd"/>
+            <w:proofErr w:type="gramEnd"/>
             <w:r>
               <w:rPr>
                 <w:sz w:val="24"/>
@@ -1432,6 +1663,7 @@
               <w:t>{{</w:t>
             </w:r>
             <w:proofErr w:type="spellStart"/>
+            <w:proofErr w:type="gramStart"/>
             <w:r>
               <w:rPr>
                 <w:sz w:val="24"/>
@@ -1440,6 +1672,7 @@
               <w:t>buyer.address</w:t>
             </w:r>
             <w:proofErr w:type="spellEnd"/>
+            <w:proofErr w:type="gramEnd"/>
             <w:r>
               <w:rPr>
                 <w:sz w:val="24"/>
@@ -1479,6 +1712,7 @@
               <w:t>{{</w:t>
             </w:r>
             <w:proofErr w:type="spellStart"/>
+            <w:proofErr w:type="gramStart"/>
             <w:r>
               <w:rPr>
                 <w:sz w:val="24"/>
@@ -1487,6 +1721,7 @@
               <w:t>seller.passport</w:t>
             </w:r>
             <w:proofErr w:type="spellEnd"/>
+            <w:proofErr w:type="gramEnd"/>
             <w:r>
               <w:rPr>
                 <w:sz w:val="24"/>
@@ -1524,6 +1759,7 @@
               <w:t>{{</w:t>
             </w:r>
             <w:proofErr w:type="spellStart"/>
+            <w:proofErr w:type="gramStart"/>
             <w:r>
               <w:rPr>
                 <w:sz w:val="24"/>
@@ -1532,6 +1768,7 @@
               <w:t>buyer.passport</w:t>
             </w:r>
             <w:proofErr w:type="spellEnd"/>
+            <w:proofErr w:type="gramEnd"/>
             <w:r>
               <w:rPr>
                 <w:sz w:val="24"/>
@@ -1682,7 +1919,7 @@
 </file>
 
 <file path=word/numbering.xml><?xml version="1.0" encoding="utf-8"?>
-<w:numbering xmlns:wpc="http://schemas.microsoft.com/office/word/2010/wordprocessingCanvas" xmlns:cx="http://schemas.microsoft.com/office/drawing/2014/chartex" xmlns:cx1="http://schemas.microsoft.com/office/drawing/2015/9/8/chartex" xmlns:cx2="http://schemas.microsoft.com/office/drawing/2015/10/21/chartex" xmlns:cx3="http://schemas.microsoft.com/office/drawing/2016/5/9/chartex" xmlns:cx4="http://schemas.microsoft.com/office/drawing/2016/5/10/chartex" xmlns:cx5="http://schemas.microsoft.com/office/drawing/2016/5/11/chartex" xmlns:cx6="http://schemas.microsoft.com/office/drawing/2016/5/12/chartex" xmlns:cx7="http://schemas.microsoft.com/office/drawing/2016/5/13/chartex" xmlns:cx8="http://schemas.microsoft.com/office/drawing/2016/5/14/chartex" xmlns:mc="http://schemas.openxmlformats.org/markup-compatibility/2006" xmlns:aink="http://schemas.microsoft.com/office/drawing/2016/ink" xmlns:am3d="http://schemas.microsoft.com/office/drawing/2017/model3d" xmlns:o="urn:schemas-microsoft-com:office:office" xmlns:r="http://schemas.openxmlformats.org/officeDocument/2006/relationships" xmlns:m="http://schemas.openxmlformats.org/officeDocument/2006/math" xmlns:v="urn:schemas-microsoft-com:vml" xmlns:wp14="http://schemas.microsoft.com/office/word/2010/wordprocessingDrawing" xmlns:wp="http://schemas.openxmlformats.org/drawingml/2006/wordprocessingDrawing" xmlns:w10="urn:schemas-microsoft-com:office:word" xmlns:w="http://schemas.openxmlformats.org/wordprocessingml/2006/main" xmlns:w14="http://schemas.microsoft.com/office/word/2010/wordml" xmlns:w15="http://schemas.microsoft.com/office/word/2012/wordml" xmlns:w16cex="http://schemas.microsoft.com/office/word/2018/wordml/cex" xmlns:w16cid="http://schemas.microsoft.com/office/word/2016/wordml/cid" xmlns:w16="http://schemas.microsoft.com/office/word/2018/wordml" xmlns:w16sdtdh="http://schemas.microsoft.com/office/word/2020/wordml/sdtdatahash" xmlns:w16se="http://schemas.microsoft.com/office/word/2015/wordml/symex" xmlns:wpg="http://schemas.microsoft.com/office/word/2010/wordprocessingGroup" xmlns:wpi="http://schemas.microsoft.com/office/word/2010/wordprocessingInk" xmlns:wne="http://schemas.microsoft.com/office/word/2006/wordml" xmlns:wps="http://schemas.microsoft.com/office/word/2010/wordprocessingShape" mc:Ignorable="w14 w15 w16se w16cid w16 w16cex w16sdtdh wp14">
+<w:numbering xmlns:wpc="http://schemas.microsoft.com/office/word/2010/wordprocessingCanvas" xmlns:cx="http://schemas.microsoft.com/office/drawing/2014/chartex" xmlns:cx1="http://schemas.microsoft.com/office/drawing/2015/9/8/chartex" xmlns:cx2="http://schemas.microsoft.com/office/drawing/2015/10/21/chartex" xmlns:cx3="http://schemas.microsoft.com/office/drawing/2016/5/9/chartex" xmlns:cx4="http://schemas.microsoft.com/office/drawing/2016/5/10/chartex" xmlns:cx5="http://schemas.microsoft.com/office/drawing/2016/5/11/chartex" xmlns:cx6="http://schemas.microsoft.com/office/drawing/2016/5/12/chartex" xmlns:cx7="http://schemas.microsoft.com/office/drawing/2016/5/13/chartex" xmlns:cx8="http://schemas.microsoft.com/office/drawing/2016/5/14/chartex" xmlns:mc="http://schemas.openxmlformats.org/markup-compatibility/2006" xmlns:aink="http://schemas.microsoft.com/office/drawing/2016/ink" xmlns:am3d="http://schemas.microsoft.com/office/drawing/2017/model3d" xmlns:o="urn:schemas-microsoft-com:office:office" xmlns:oel="http://schemas.microsoft.com/office/2019/extlst" xmlns:r="http://schemas.openxmlformats.org/officeDocument/2006/relationships" xmlns:m="http://schemas.openxmlformats.org/officeDocument/2006/math" xmlns:v="urn:schemas-microsoft-com:vml" xmlns:wp14="http://schemas.microsoft.com/office/word/2010/wordprocessingDrawing" xmlns:wp="http://schemas.openxmlformats.org/drawingml/2006/wordprocessingDrawing" xmlns:w10="urn:schemas-microsoft-com:office:word" xmlns:w="http://schemas.openxmlformats.org/wordprocessingml/2006/main" xmlns:w14="http://schemas.microsoft.com/office/word/2010/wordml" xmlns:w15="http://schemas.microsoft.com/office/word/2012/wordml" xmlns:w16cex="http://schemas.microsoft.com/office/word/2018/wordml/cex" xmlns:w16cid="http://schemas.microsoft.com/office/word/2016/wordml/cid" xmlns:w16="http://schemas.microsoft.com/office/word/2018/wordml" xmlns:w16du="http://schemas.microsoft.com/office/word/2023/wordml/word16du" xmlns:w16sdtdh="http://schemas.microsoft.com/office/word/2020/wordml/sdtdatahash" xmlns:w16sdtfl="http://schemas.microsoft.com/office/word/2024/wordml/sdtformatlock" xmlns:w16se="http://schemas.microsoft.com/office/word/2015/wordml/symex" xmlns:wpg="http://schemas.microsoft.com/office/word/2010/wordprocessingGroup" xmlns:wpi="http://schemas.microsoft.com/office/word/2010/wordprocessingInk" xmlns:wne="http://schemas.microsoft.com/office/word/2006/wordml" xmlns:wps="http://schemas.microsoft.com/office/word/2010/wordprocessingShape" mc:Ignorable="w14 w15 w16se w16cid w16 w16cex w16sdtdh w16sdtfl w16du wp14">
   <w:abstractNum w:abstractNumId="0" w15:restartNumberingAfterBreak="0">
     <w:nsid w:val="1017055A"/>
     <w:multiLevelType w:val="hybridMultilevel"/>
@@ -1858,20 +2095,20 @@
       </w:pPr>
     </w:lvl>
   </w:abstractNum>
-  <w:num w:numId="1">
+  <w:num w:numId="1" w16cid:durableId="904339230">
     <w:abstractNumId w:val="1"/>
     <w:lvlOverride w:ilvl="0">
       <w:startOverride w:val="1"/>
     </w:lvlOverride>
   </w:num>
-  <w:num w:numId="2">
+  <w:num w:numId="2" w16cid:durableId="2035299159">
     <w:abstractNumId w:val="0"/>
   </w:num>
 </w:numbering>
 </file>
 
 <file path=word/styles.xml><?xml version="1.0" encoding="utf-8"?>
-<w:styles xmlns:mc="http://schemas.openxmlformats.org/markup-compatibility/2006" xmlns:r="http://schemas.openxmlformats.org/officeDocument/2006/relationships" xmlns:w="http://schemas.openxmlformats.org/wordprocessingml/2006/main" xmlns:w14="http://schemas.microsoft.com/office/word/2010/wordml" xmlns:w15="http://schemas.microsoft.com/office/word/2012/wordml" xmlns:w16cex="http://schemas.microsoft.com/office/word/2018/wordml/cex" xmlns:w16cid="http://schemas.microsoft.com/office/word/2016/wordml/cid" xmlns:w16="http://schemas.microsoft.com/office/word/2018/wordml" xmlns:w16sdtdh="http://schemas.microsoft.com/office/word/2020/wordml/sdtdatahash" xmlns:w16se="http://schemas.microsoft.com/office/word/2015/wordml/symex" mc:Ignorable="w14 w15 w16se w16cid w16 w16cex w16sdtdh">
+<w:styles xmlns:mc="http://schemas.openxmlformats.org/markup-compatibility/2006" xmlns:r="http://schemas.openxmlformats.org/officeDocument/2006/relationships" xmlns:w="http://schemas.openxmlformats.org/wordprocessingml/2006/main" xmlns:w14="http://schemas.microsoft.com/office/word/2010/wordml" xmlns:w15="http://schemas.microsoft.com/office/word/2012/wordml" xmlns:w16cex="http://schemas.microsoft.com/office/word/2018/wordml/cex" xmlns:w16cid="http://schemas.microsoft.com/office/word/2016/wordml/cid" xmlns:w16="http://schemas.microsoft.com/office/word/2018/wordml" xmlns:w16du="http://schemas.microsoft.com/office/word/2023/wordml/word16du" xmlns:w16sdtdh="http://schemas.microsoft.com/office/word/2020/wordml/sdtdatahash" xmlns:w16sdtfl="http://schemas.microsoft.com/office/word/2024/wordml/sdtformatlock" xmlns:w16se="http://schemas.microsoft.com/office/word/2015/wordml/symex" mc:Ignorable="w14 w15 w16se w16cid w16 w16cex w16sdtdh w16sdtfl w16du">
   <w:docDefaults>
     <w:rPrDefault>
       <w:rPr>

--- a/templates/working/Договор_задатка.docx
+++ b/templates/working/Договор_задатка.docx
@@ -99,6 +99,14 @@
       <w:r>
         <w:rPr>
           <w:sz w:val="24"/>
+          <w:szCs w:val="24"/>
+          <w:lang w:val="ru-RU"/>
+        </w:rPr>
+        <w:tab/>
+      </w:r>
+      <w:r>
+        <w:rPr>
+          <w:sz w:val="24"/>
         </w:rPr>
         <w:t>_____________ 2026 г.</w:t>
       </w:r>
@@ -117,39 +125,7 @@
           <w:sz w:val="24"/>
           <w:szCs w:val="24"/>
         </w:rPr>
-        <w:t>Мы, нижеподписавшиеся: «</w:t>
-      </w:r>
-      <w:proofErr w:type="spellStart"/>
-      <w:r>
-        <w:rPr>
-          <w:sz w:val="24"/>
-          <w:szCs w:val="24"/>
-        </w:rPr>
-        <w:t>Задаткодатель</w:t>
-      </w:r>
-      <w:proofErr w:type="spellEnd"/>
-      <w:r>
-        <w:rPr>
-          <w:sz w:val="24"/>
-          <w:szCs w:val="24"/>
-        </w:rPr>
-        <w:t>», именуемый(</w:t>
-      </w:r>
-      <w:proofErr w:type="spellStart"/>
-      <w:r>
-        <w:rPr>
-          <w:sz w:val="24"/>
-          <w:szCs w:val="24"/>
-        </w:rPr>
-        <w:t>ая</w:t>
-      </w:r>
-      <w:proofErr w:type="spellEnd"/>
-      <w:r>
-        <w:rPr>
-          <w:sz w:val="24"/>
-          <w:szCs w:val="24"/>
-        </w:rPr>
-        <w:t xml:space="preserve">) в дальнейшем </w:t>
+        <w:t xml:space="preserve">Мы, нижеподписавшиеся: «Задаткодатель», именуемый(ая) в дальнейшем </w:t>
       </w:r>
       <w:r>
         <w:rPr>
@@ -165,63 +141,7 @@
           <w:sz w:val="24"/>
           <w:szCs w:val="24"/>
         </w:rPr>
-        <w:t>, гр. {{</w:t>
-      </w:r>
-      <w:proofErr w:type="spellStart"/>
-      <w:r>
-        <w:rPr>
-          <w:sz w:val="24"/>
-          <w:szCs w:val="24"/>
-        </w:rPr>
-        <w:t>buyer.fullName</w:t>
-      </w:r>
-      <w:proofErr w:type="spellEnd"/>
-      <w:r>
-        <w:rPr>
-          <w:sz w:val="24"/>
-          <w:szCs w:val="24"/>
-        </w:rPr>
-        <w:t>}}, адрес регистрации: {{</w:t>
-      </w:r>
-      <w:proofErr w:type="spellStart"/>
-      <w:r>
-        <w:rPr>
-          <w:sz w:val="24"/>
-          <w:szCs w:val="24"/>
-        </w:rPr>
-        <w:t>buyer.address</w:t>
-      </w:r>
-      <w:proofErr w:type="spellEnd"/>
-      <w:r>
-        <w:rPr>
-          <w:sz w:val="24"/>
-          <w:szCs w:val="24"/>
-        </w:rPr>
-        <w:t>}}, паспорт {{</w:t>
-      </w:r>
-      <w:proofErr w:type="spellStart"/>
-      <w:r>
-        <w:rPr>
-          <w:sz w:val="24"/>
-          <w:szCs w:val="24"/>
-        </w:rPr>
-        <w:t>buyer.passport</w:t>
-      </w:r>
-      <w:proofErr w:type="spellEnd"/>
-      <w:r>
-        <w:rPr>
-          <w:sz w:val="24"/>
-          <w:szCs w:val="24"/>
-        </w:rPr>
-        <w:t>}}, выдан {{</w:t>
-      </w:r>
-      <w:proofErr w:type="spellStart"/>
-      <w:r>
-        <w:rPr>
-          <w:sz w:val="24"/>
-          <w:szCs w:val="24"/>
-        </w:rPr>
-        <w:t>buyer.</w:t>
+        <w:t>, гр. {{buyer.fullName}}, адрес регистрации: {{buyer.address}}, паспорт {{buyer.passport}}, выдан {{buyer.</w:t>
       </w:r>
       <w:r>
         <w:rPr>
@@ -230,45 +150,12 @@
         </w:rPr>
         <w:t>passportIssuedByInstrumental</w:t>
       </w:r>
-      <w:proofErr w:type="spellEnd"/>
-      <w:r>
-        <w:rPr>
-          <w:sz w:val="24"/>
-          <w:szCs w:val="24"/>
-        </w:rPr>
-        <w:t>}}, идентификационный номер {{buyer.id}}, и «</w:t>
-      </w:r>
-      <w:proofErr w:type="spellStart"/>
-      <w:r>
-        <w:rPr>
-          <w:sz w:val="24"/>
-          <w:szCs w:val="24"/>
-        </w:rPr>
-        <w:t>Задаткополучатель</w:t>
-      </w:r>
-      <w:proofErr w:type="spellEnd"/>
-      <w:r>
-        <w:rPr>
-          <w:sz w:val="24"/>
-          <w:szCs w:val="24"/>
-        </w:rPr>
-        <w:t>», именуемый(</w:t>
-      </w:r>
-      <w:proofErr w:type="spellStart"/>
-      <w:r>
-        <w:rPr>
-          <w:sz w:val="24"/>
-          <w:szCs w:val="24"/>
-        </w:rPr>
-        <w:t>ая</w:t>
-      </w:r>
-      <w:proofErr w:type="spellEnd"/>
-      <w:r>
-        <w:rPr>
-          <w:sz w:val="24"/>
-          <w:szCs w:val="24"/>
-        </w:rPr>
-        <w:t xml:space="preserve">) в дальнейшем </w:t>
+      <w:r>
+        <w:rPr>
+          <w:sz w:val="24"/>
+          <w:szCs w:val="24"/>
+        </w:rPr>
+        <w:t xml:space="preserve">}}, идентификационный номер {{buyer.id}}, и «Задаткополучатель», именуемый(ая) в дальнейшем </w:t>
       </w:r>
       <w:r>
         <w:rPr>
@@ -284,79 +171,7 @@
           <w:sz w:val="24"/>
           <w:szCs w:val="24"/>
         </w:rPr>
-        <w:t>, гр. {{</w:t>
-      </w:r>
-      <w:proofErr w:type="spellStart"/>
-      <w:r>
-        <w:rPr>
-          <w:sz w:val="24"/>
-          <w:szCs w:val="24"/>
-        </w:rPr>
-        <w:t>seller.fullName</w:t>
-      </w:r>
-      <w:proofErr w:type="spellEnd"/>
-      <w:r>
-        <w:rPr>
-          <w:sz w:val="24"/>
-          <w:szCs w:val="24"/>
-        </w:rPr>
-        <w:t>}}, зарегистрированный(</w:t>
-      </w:r>
-      <w:proofErr w:type="spellStart"/>
-      <w:r>
-        <w:rPr>
-          <w:sz w:val="24"/>
-          <w:szCs w:val="24"/>
-        </w:rPr>
-        <w:t>ая</w:t>
-      </w:r>
-      <w:proofErr w:type="spellEnd"/>
-      <w:r>
-        <w:rPr>
-          <w:sz w:val="24"/>
-          <w:szCs w:val="24"/>
-        </w:rPr>
-        <w:t>) по адресу: {{</w:t>
-      </w:r>
-      <w:proofErr w:type="spellStart"/>
-      <w:r>
-        <w:rPr>
-          <w:sz w:val="24"/>
-          <w:szCs w:val="24"/>
-        </w:rPr>
-        <w:t>seller.address</w:t>
-      </w:r>
-      <w:proofErr w:type="spellEnd"/>
-      <w:r>
-        <w:rPr>
-          <w:sz w:val="24"/>
-          <w:szCs w:val="24"/>
-        </w:rPr>
-        <w:t>}}, паспорт {{</w:t>
-      </w:r>
-      <w:proofErr w:type="spellStart"/>
-      <w:r>
-        <w:rPr>
-          <w:sz w:val="24"/>
-          <w:szCs w:val="24"/>
-        </w:rPr>
-        <w:t>seller.passport</w:t>
-      </w:r>
-      <w:proofErr w:type="spellEnd"/>
-      <w:r>
-        <w:rPr>
-          <w:sz w:val="24"/>
-          <w:szCs w:val="24"/>
-        </w:rPr>
-        <w:t>}}, выдан {{</w:t>
-      </w:r>
-      <w:proofErr w:type="spellStart"/>
-      <w:r>
-        <w:rPr>
-          <w:sz w:val="24"/>
-          <w:szCs w:val="24"/>
-        </w:rPr>
-        <w:t>seller.</w:t>
+        <w:t>, гр. {{seller.fullName}}, зарегистрированный(ая) по адресу: {{seller.address}}, паспорт {{seller.passport}}, выдан {{seller.</w:t>
       </w:r>
       <w:r>
         <w:rPr>
@@ -365,7 +180,6 @@
         </w:rPr>
         <w:t>passportIssuedByInstrumental</w:t>
       </w:r>
-      <w:proofErr w:type="spellEnd"/>
       <w:r>
         <w:rPr>
           <w:sz w:val="24"/>
@@ -457,7 +271,6 @@
         </w:rPr>
         <w:t> «Продавец» получил от «Покупателя» задаток в размере: {{</w:t>
       </w:r>
-      <w:proofErr w:type="spellStart"/>
       <w:proofErr w:type="gramStart"/>
       <w:r>
         <w:rPr>
@@ -466,7 +279,6 @@
         </w:rPr>
         <w:t>deposit.amountBYN</w:t>
       </w:r>
-      <w:proofErr w:type="spellEnd"/>
       <w:proofErr w:type="gramEnd"/>
       <w:r>
         <w:rPr>
@@ -480,14 +292,7 @@
           <w:sz w:val="24"/>
           <w:szCs w:val="24"/>
         </w:rPr>
-        <w:t>белорусских рублей</w:t>
-      </w:r>
-      <w:r>
-        <w:rPr>
-          <w:sz w:val="24"/>
-          <w:szCs w:val="24"/>
-        </w:rPr>
-        <w:t xml:space="preserve"> </w:t>
+        <w:t xml:space="preserve">белорусских рублей </w:t>
       </w:r>
       <w:r>
         <w:rPr>
@@ -496,7 +301,6 @@
         </w:rPr>
         <w:t>({{</w:t>
       </w:r>
-      <w:proofErr w:type="spellStart"/>
       <w:proofErr w:type="gramStart"/>
       <w:r>
         <w:rPr>
@@ -505,7 +309,6 @@
         </w:rPr>
         <w:t>deposit.amountBYNWords</w:t>
       </w:r>
-      <w:proofErr w:type="spellEnd"/>
       <w:proofErr w:type="gramEnd"/>
       <w:r>
         <w:rPr>
@@ -599,7 +402,6 @@
         </w:rPr>
         <w:t> Задаток выдан в обеспечение исполнения и в счёт причитающихся с «Покупателя» платежей по договору купли–продажи {{</w:t>
       </w:r>
-      <w:proofErr w:type="spellStart"/>
       <w:proofErr w:type="gramStart"/>
       <w:r>
         <w:rPr>
@@ -608,16 +410,29 @@
         </w:rPr>
         <w:t>property.typeGenitive</w:t>
       </w:r>
-      <w:proofErr w:type="spellEnd"/>
       <w:proofErr w:type="gramEnd"/>
       <w:r>
         <w:rPr>
           <w:sz w:val="24"/>
           <w:szCs w:val="24"/>
         </w:rPr>
-        <w:t>}} по адресу: {{</w:t>
-      </w:r>
-      <w:proofErr w:type="spellStart"/>
+        <w:t>}} </w:t>
+      </w:r>
+      <w:r>
+        <w:rPr>
+          <w:sz w:val="24"/>
+          <w:szCs w:val="24"/>
+          <w:lang w:val="ru-RU"/>
+        </w:rPr>
+        <w:t xml:space="preserve">объекта недвижимости </w:t>
+      </w:r>
+      <w:r>
+        <w:rPr>
+          <w:sz w:val="24"/>
+          <w:szCs w:val="24"/>
+        </w:rPr>
+        <w:t>по адресу: {{</w:t>
+      </w:r>
       <w:proofErr w:type="gramStart"/>
       <w:r>
         <w:rPr>
@@ -626,7 +441,6 @@
         </w:rPr>
         <w:t>property.address</w:t>
       </w:r>
-      <w:proofErr w:type="spellEnd"/>
       <w:proofErr w:type="gramEnd"/>
       <w:r>
         <w:rPr>
@@ -653,7 +467,6 @@
         </w:rPr>
         <w:t>Стоимость объекта недвижимости составляет: {{</w:t>
       </w:r>
-      <w:proofErr w:type="spellStart"/>
       <w:proofErr w:type="gramStart"/>
       <w:r>
         <w:rPr>
@@ -662,7 +475,7 @@
         </w:rPr>
         <w:t>property.priceBYN</w:t>
       </w:r>
-      <w:proofErr w:type="spellEnd"/>
+      <w:proofErr w:type="gramEnd"/>
       <w:r>
         <w:rPr>
           <w:sz w:val="24"/>
@@ -675,14 +488,29 @@
           <w:sz w:val="24"/>
           <w:szCs w:val="24"/>
         </w:rPr>
-        <w:t xml:space="preserve">  </w:t>
-      </w:r>
-      <w:r>
-        <w:rPr>
-          <w:sz w:val="24"/>
-          <w:szCs w:val="24"/>
-        </w:rPr>
-        <w:t>белорусских</w:t>
+        <w:t xml:space="preserve"> белорусских</w:t>
+      </w:r>
+      <w:r>
+        <w:rPr>
+          <w:sz w:val="24"/>
+          <w:szCs w:val="24"/>
+        </w:rPr>
+        <w:t xml:space="preserve"> рублей</w:t>
+      </w:r>
+      <w:r>
+        <w:rPr>
+          <w:sz w:val="24"/>
+          <w:szCs w:val="24"/>
+        </w:rPr>
+        <w:t> ({{</w:t>
+      </w:r>
+      <w:proofErr w:type="gramStart"/>
+      <w:r>
+        <w:rPr>
+          <w:sz w:val="24"/>
+          <w:szCs w:val="24"/>
+        </w:rPr>
+        <w:t>property.priceWords</w:t>
       </w:r>
       <w:proofErr w:type="gramEnd"/>
       <w:r>
@@ -690,42 +518,15 @@
           <w:sz w:val="24"/>
           <w:szCs w:val="24"/>
         </w:rPr>
-        <w:t xml:space="preserve"> рублей</w:t>
-      </w:r>
-      <w:r>
-        <w:rPr>
-          <w:sz w:val="24"/>
-          <w:szCs w:val="24"/>
-        </w:rPr>
-        <w:t> ({{</w:t>
-      </w:r>
-      <w:proofErr w:type="spellStart"/>
-      <w:proofErr w:type="gramStart"/>
-      <w:r>
-        <w:rPr>
-          <w:sz w:val="24"/>
-          <w:szCs w:val="24"/>
-        </w:rPr>
-        <w:t>property.priceWords</w:t>
-      </w:r>
-      <w:proofErr w:type="spellEnd"/>
-      <w:proofErr w:type="gramEnd"/>
-      <w:r>
-        <w:rPr>
-          <w:sz w:val="24"/>
-          <w:szCs w:val="24"/>
-        </w:rPr>
         <w:t>}}</w:t>
       </w:r>
-      <w:proofErr w:type="gramStart"/>
-      <w:r>
-        <w:rPr>
-          <w:sz w:val="24"/>
-          <w:szCs w:val="24"/>
-        </w:rPr>
-        <w:t>) ,</w:t>
-      </w:r>
-      <w:proofErr w:type="gramEnd"/>
+      <w:r>
+        <w:rPr>
+          <w:sz w:val="24"/>
+          <w:szCs w:val="24"/>
+        </w:rPr>
+        <w:t>),</w:t>
+      </w:r>
       <w:r>
         <w:rPr>
           <w:sz w:val="24"/>
@@ -903,7 +704,6 @@
         </w:rPr>
         <w:t> Стороны обязуются заключить договор купли-продажи, обеспеченный задатком в срок до {{</w:t>
       </w:r>
-      <w:proofErr w:type="spellStart"/>
       <w:proofErr w:type="gramStart"/>
       <w:r>
         <w:rPr>
@@ -912,7 +712,6 @@
         </w:rPr>
         <w:t>deal.endDate</w:t>
       </w:r>
-      <w:proofErr w:type="spellEnd"/>
       <w:proofErr w:type="gramEnd"/>
       <w:r>
         <w:rPr>
@@ -1332,7 +1131,6 @@
         </w:rPr>
         <w:t> {{</w:t>
       </w:r>
-      <w:proofErr w:type="spellStart"/>
       <w:proofErr w:type="gramStart"/>
       <w:r>
         <w:rPr>
@@ -1341,7 +1139,6 @@
         </w:rPr>
         <w:t>deal.btiPayment</w:t>
       </w:r>
-      <w:proofErr w:type="spellEnd"/>
       <w:proofErr w:type="gramEnd"/>
       <w:r>
         <w:rPr>
@@ -1447,23 +1244,7 @@
                 <w:sz w:val="24"/>
                 <w:szCs w:val="24"/>
               </w:rPr>
-              <w:t>(</w:t>
-            </w:r>
-            <w:proofErr w:type="spellStart"/>
-            <w:r>
-              <w:rPr>
-                <w:sz w:val="24"/>
-                <w:szCs w:val="24"/>
-              </w:rPr>
-              <w:t>задаткополучатель</w:t>
-            </w:r>
-            <w:proofErr w:type="spellEnd"/>
-            <w:r>
-              <w:rPr>
-                <w:sz w:val="24"/>
-                <w:szCs w:val="24"/>
-              </w:rPr>
-              <w:t>)</w:t>
+              <w:t>(задаткополучатель)</w:t>
             </w:r>
           </w:p>
         </w:tc>
@@ -1502,23 +1283,7 @@
                 <w:sz w:val="24"/>
                 <w:szCs w:val="24"/>
               </w:rPr>
-              <w:t>(</w:t>
-            </w:r>
-            <w:proofErr w:type="spellStart"/>
-            <w:r>
-              <w:rPr>
-                <w:sz w:val="24"/>
-                <w:szCs w:val="24"/>
-              </w:rPr>
-              <w:t>задаткодатель</w:t>
-            </w:r>
-            <w:proofErr w:type="spellEnd"/>
-            <w:r>
-              <w:rPr>
-                <w:sz w:val="24"/>
-                <w:szCs w:val="24"/>
-              </w:rPr>
-              <w:t>)</w:t>
+              <w:t>(задаткодатель)</w:t>
             </w:r>
           </w:p>
         </w:tc>
@@ -1543,7 +1308,6 @@
               </w:rPr>
               <w:t>гр. {{</w:t>
             </w:r>
-            <w:proofErr w:type="spellStart"/>
             <w:proofErr w:type="gramStart"/>
             <w:r>
               <w:rPr>
@@ -1552,7 +1316,6 @@
               </w:rPr>
               <w:t>seller.fullName</w:t>
             </w:r>
-            <w:proofErr w:type="spellEnd"/>
             <w:proofErr w:type="gramEnd"/>
             <w:r>
               <w:rPr>
@@ -1582,7 +1345,6 @@
               </w:rPr>
               <w:t>гр. {{</w:t>
             </w:r>
-            <w:proofErr w:type="spellStart"/>
             <w:proofErr w:type="gramStart"/>
             <w:r>
               <w:rPr>
@@ -1591,7 +1353,6 @@
               </w:rPr>
               <w:t>buyer.fullName</w:t>
             </w:r>
-            <w:proofErr w:type="spellEnd"/>
             <w:proofErr w:type="gramEnd"/>
             <w:r>
               <w:rPr>
@@ -1623,7 +1384,6 @@
               </w:rPr>
               <w:t>{{</w:t>
             </w:r>
-            <w:proofErr w:type="spellStart"/>
             <w:proofErr w:type="gramStart"/>
             <w:r>
               <w:rPr>
@@ -1632,7 +1392,6 @@
               </w:rPr>
               <w:t>seller.address</w:t>
             </w:r>
-            <w:proofErr w:type="spellEnd"/>
             <w:proofErr w:type="gramEnd"/>
             <w:r>
               <w:rPr>
@@ -1662,7 +1421,6 @@
               </w:rPr>
               <w:t>{{</w:t>
             </w:r>
-            <w:proofErr w:type="spellStart"/>
             <w:proofErr w:type="gramStart"/>
             <w:r>
               <w:rPr>
@@ -1671,7 +1429,6 @@
               </w:rPr>
               <w:t>buyer.address</w:t>
             </w:r>
-            <w:proofErr w:type="spellEnd"/>
             <w:proofErr w:type="gramEnd"/>
             <w:r>
               <w:rPr>
@@ -1711,7 +1468,6 @@
               </w:rPr>
               <w:t>{{</w:t>
             </w:r>
-            <w:proofErr w:type="spellStart"/>
             <w:proofErr w:type="gramStart"/>
             <w:r>
               <w:rPr>
@@ -1720,7 +1476,6 @@
               </w:rPr>
               <w:t>seller.passport</w:t>
             </w:r>
-            <w:proofErr w:type="spellEnd"/>
             <w:proofErr w:type="gramEnd"/>
             <w:r>
               <w:rPr>
@@ -1758,7 +1513,6 @@
               </w:rPr>
               <w:t>{{</w:t>
             </w:r>
-            <w:proofErr w:type="spellStart"/>
             <w:proofErr w:type="gramStart"/>
             <w:r>
               <w:rPr>
@@ -1767,7 +1521,6 @@
               </w:rPr>
               <w:t>buyer.passport</w:t>
             </w:r>
-            <w:proofErr w:type="spellEnd"/>
             <w:proofErr w:type="gramEnd"/>
             <w:r>
               <w:rPr>

--- a/templates/working/Договор_задатка.docx
+++ b/templates/working/Договор_задатка.docx
@@ -125,7 +125,39 @@
           <w:sz w:val="24"/>
           <w:szCs w:val="24"/>
         </w:rPr>
-        <w:t xml:space="preserve">Мы, нижеподписавшиеся: «Задаткодатель», именуемый(ая) в дальнейшем </w:t>
+        <w:t>Мы, нижеподписавшиеся: «</w:t>
+      </w:r>
+      <w:proofErr w:type="spellStart"/>
+      <w:r>
+        <w:rPr>
+          <w:sz w:val="24"/>
+          <w:szCs w:val="24"/>
+        </w:rPr>
+        <w:t>Задаткодатель</w:t>
+      </w:r>
+      <w:proofErr w:type="spellEnd"/>
+      <w:r>
+        <w:rPr>
+          <w:sz w:val="24"/>
+          <w:szCs w:val="24"/>
+        </w:rPr>
+        <w:t>», именуемый(</w:t>
+      </w:r>
+      <w:proofErr w:type="spellStart"/>
+      <w:r>
+        <w:rPr>
+          <w:sz w:val="24"/>
+          <w:szCs w:val="24"/>
+        </w:rPr>
+        <w:t>ая</w:t>
+      </w:r>
+      <w:proofErr w:type="spellEnd"/>
+      <w:r>
+        <w:rPr>
+          <w:sz w:val="24"/>
+          <w:szCs w:val="24"/>
+        </w:rPr>
+        <w:t xml:space="preserve">) в дальнейшем </w:t>
       </w:r>
       <w:r>
         <w:rPr>
@@ -141,7 +173,63 @@
           <w:sz w:val="24"/>
           <w:szCs w:val="24"/>
         </w:rPr>
-        <w:t>, гр. {{buyer.fullName}}, адрес регистрации: {{buyer.address}}, паспорт {{buyer.passport}}, выдан {{buyer.</w:t>
+        <w:t>, гр. {{</w:t>
+      </w:r>
+      <w:proofErr w:type="spellStart"/>
+      <w:r>
+        <w:rPr>
+          <w:sz w:val="24"/>
+          <w:szCs w:val="24"/>
+        </w:rPr>
+        <w:t>buyer.fullName</w:t>
+      </w:r>
+      <w:proofErr w:type="spellEnd"/>
+      <w:r>
+        <w:rPr>
+          <w:sz w:val="24"/>
+          <w:szCs w:val="24"/>
+        </w:rPr>
+        <w:t>}}, адрес регистрации: {{</w:t>
+      </w:r>
+      <w:proofErr w:type="spellStart"/>
+      <w:r>
+        <w:rPr>
+          <w:sz w:val="24"/>
+          <w:szCs w:val="24"/>
+        </w:rPr>
+        <w:t>buyer.address</w:t>
+      </w:r>
+      <w:proofErr w:type="spellEnd"/>
+      <w:r>
+        <w:rPr>
+          <w:sz w:val="24"/>
+          <w:szCs w:val="24"/>
+        </w:rPr>
+        <w:t>}}, паспорт {{</w:t>
+      </w:r>
+      <w:proofErr w:type="spellStart"/>
+      <w:r>
+        <w:rPr>
+          <w:sz w:val="24"/>
+          <w:szCs w:val="24"/>
+        </w:rPr>
+        <w:t>buyer.passport</w:t>
+      </w:r>
+      <w:proofErr w:type="spellEnd"/>
+      <w:r>
+        <w:rPr>
+          <w:sz w:val="24"/>
+          <w:szCs w:val="24"/>
+        </w:rPr>
+        <w:t>}}, выдан {{</w:t>
+      </w:r>
+      <w:proofErr w:type="spellStart"/>
+      <w:r>
+        <w:rPr>
+          <w:sz w:val="24"/>
+          <w:szCs w:val="24"/>
+        </w:rPr>
+        <w:t>buyer.</w:t>
       </w:r>
       <w:r>
         <w:rPr>
@@ -150,12 +238,45 @@
         </w:rPr>
         <w:t>passportIssuedByInstrumental</w:t>
       </w:r>
-      <w:r>
-        <w:rPr>
-          <w:sz w:val="24"/>
-          <w:szCs w:val="24"/>
-        </w:rPr>
-        <w:t xml:space="preserve">}}, идентификационный номер {{buyer.id}}, и «Задаткополучатель», именуемый(ая) в дальнейшем </w:t>
+      <w:proofErr w:type="spellEnd"/>
+      <w:r>
+        <w:rPr>
+          <w:sz w:val="24"/>
+          <w:szCs w:val="24"/>
+        </w:rPr>
+        <w:t>}}, идентификационный номер {{buyer.id}}, и «</w:t>
+      </w:r>
+      <w:proofErr w:type="spellStart"/>
+      <w:r>
+        <w:rPr>
+          <w:sz w:val="24"/>
+          <w:szCs w:val="24"/>
+        </w:rPr>
+        <w:t>Задаткополучатель</w:t>
+      </w:r>
+      <w:proofErr w:type="spellEnd"/>
+      <w:r>
+        <w:rPr>
+          <w:sz w:val="24"/>
+          <w:szCs w:val="24"/>
+        </w:rPr>
+        <w:t>», именуемый(</w:t>
+      </w:r>
+      <w:proofErr w:type="spellStart"/>
+      <w:r>
+        <w:rPr>
+          <w:sz w:val="24"/>
+          <w:szCs w:val="24"/>
+        </w:rPr>
+        <w:t>ая</w:t>
+      </w:r>
+      <w:proofErr w:type="spellEnd"/>
+      <w:r>
+        <w:rPr>
+          <w:sz w:val="24"/>
+          <w:szCs w:val="24"/>
+        </w:rPr>
+        <w:t xml:space="preserve">) в дальнейшем </w:t>
       </w:r>
       <w:r>
         <w:rPr>
@@ -171,7 +292,79 @@
           <w:sz w:val="24"/>
           <w:szCs w:val="24"/>
         </w:rPr>
-        <w:t>, гр. {{seller.fullName}}, зарегистрированный(ая) по адресу: {{seller.address}}, паспорт {{seller.passport}}, выдан {{seller.</w:t>
+        <w:t>, гр. {{</w:t>
+      </w:r>
+      <w:proofErr w:type="spellStart"/>
+      <w:r>
+        <w:rPr>
+          <w:sz w:val="24"/>
+          <w:szCs w:val="24"/>
+        </w:rPr>
+        <w:t>seller.fullName</w:t>
+      </w:r>
+      <w:proofErr w:type="spellEnd"/>
+      <w:r>
+        <w:rPr>
+          <w:sz w:val="24"/>
+          <w:szCs w:val="24"/>
+        </w:rPr>
+        <w:t>}}, зарегистрированный(</w:t>
+      </w:r>
+      <w:proofErr w:type="spellStart"/>
+      <w:r>
+        <w:rPr>
+          <w:sz w:val="24"/>
+          <w:szCs w:val="24"/>
+        </w:rPr>
+        <w:t>ая</w:t>
+      </w:r>
+      <w:proofErr w:type="spellEnd"/>
+      <w:r>
+        <w:rPr>
+          <w:sz w:val="24"/>
+          <w:szCs w:val="24"/>
+        </w:rPr>
+        <w:t>) по адресу: {{</w:t>
+      </w:r>
+      <w:proofErr w:type="spellStart"/>
+      <w:r>
+        <w:rPr>
+          <w:sz w:val="24"/>
+          <w:szCs w:val="24"/>
+        </w:rPr>
+        <w:t>seller.address</w:t>
+      </w:r>
+      <w:proofErr w:type="spellEnd"/>
+      <w:r>
+        <w:rPr>
+          <w:sz w:val="24"/>
+          <w:szCs w:val="24"/>
+        </w:rPr>
+        <w:t>}}, паспорт {{</w:t>
+      </w:r>
+      <w:proofErr w:type="spellStart"/>
+      <w:r>
+        <w:rPr>
+          <w:sz w:val="24"/>
+          <w:szCs w:val="24"/>
+        </w:rPr>
+        <w:t>seller.passport</w:t>
+      </w:r>
+      <w:proofErr w:type="spellEnd"/>
+      <w:r>
+        <w:rPr>
+          <w:sz w:val="24"/>
+          <w:szCs w:val="24"/>
+        </w:rPr>
+        <w:t>}}, выдан {{</w:t>
+      </w:r>
+      <w:proofErr w:type="spellStart"/>
+      <w:r>
+        <w:rPr>
+          <w:sz w:val="24"/>
+          <w:szCs w:val="24"/>
+        </w:rPr>
+        <w:t>seller.</w:t>
       </w:r>
       <w:r>
         <w:rPr>
@@ -180,6 +373,7 @@
         </w:rPr>
         <w:t>passportIssuedByInstrumental</w:t>
       </w:r>
+      <w:proofErr w:type="spellEnd"/>
       <w:r>
         <w:rPr>
           <w:sz w:val="24"/>
@@ -271,6 +465,7 @@
         </w:rPr>
         <w:t> «Продавец» получил от «Покупателя» задаток в размере: {{</w:t>
       </w:r>
+      <w:proofErr w:type="spellStart"/>
       <w:proofErr w:type="gramStart"/>
       <w:r>
         <w:rPr>
@@ -279,6 +474,7 @@
         </w:rPr>
         <w:t>deposit.amountBYN</w:t>
       </w:r>
+      <w:proofErr w:type="spellEnd"/>
       <w:proofErr w:type="gramEnd"/>
       <w:r>
         <w:rPr>
@@ -301,6 +497,7 @@
         </w:rPr>
         <w:t>({{</w:t>
       </w:r>
+      <w:proofErr w:type="spellStart"/>
       <w:proofErr w:type="gramStart"/>
       <w:r>
         <w:rPr>
@@ -309,29 +506,14 @@
         </w:rPr>
         <w:t>deposit.amountBYNWords</w:t>
       </w:r>
+      <w:proofErr w:type="spellEnd"/>
       <w:proofErr w:type="gramEnd"/>
       <w:r>
         <w:rPr>
           <w:sz w:val="24"/>
           <w:szCs w:val="24"/>
         </w:rPr>
-        <w:t>}}</w:t>
-      </w:r>
-      <w:proofErr w:type="gramStart"/>
-      <w:r>
-        <w:rPr>
-          <w:sz w:val="24"/>
-          <w:szCs w:val="24"/>
-        </w:rPr>
-        <w:t>) ,</w:t>
-      </w:r>
-      <w:proofErr w:type="gramEnd"/>
-      <w:r>
-        <w:rPr>
-          <w:sz w:val="24"/>
-          <w:szCs w:val="24"/>
-        </w:rPr>
-        <w:t xml:space="preserve"> что эквивалентно: {{</w:t>
+        <w:t>}}), что эквивалентно: {{</w:t>
       </w:r>
       <w:proofErr w:type="gramStart"/>
       <w:r>
@@ -402,6 +584,7 @@
         </w:rPr>
         <w:t> Задаток выдан в обеспечение исполнения и в счёт причитающихся с «Покупателя» платежей по договору купли–продажи {{</w:t>
       </w:r>
+      <w:proofErr w:type="spellStart"/>
       <w:proofErr w:type="gramStart"/>
       <w:r>
         <w:rPr>
@@ -410,6 +593,7 @@
         </w:rPr>
         <w:t>property.typeGenitive</w:t>
       </w:r>
+      <w:proofErr w:type="spellEnd"/>
       <w:proofErr w:type="gramEnd"/>
       <w:r>
         <w:rPr>
@@ -433,6 +617,7 @@
         </w:rPr>
         <w:t>по адресу: {{</w:t>
       </w:r>
+      <w:proofErr w:type="spellStart"/>
       <w:proofErr w:type="gramStart"/>
       <w:r>
         <w:rPr>
@@ -441,6 +626,7 @@
         </w:rPr>
         <w:t>property.address</w:t>
       </w:r>
+      <w:proofErr w:type="spellEnd"/>
       <w:proofErr w:type="gramEnd"/>
       <w:r>
         <w:rPr>
@@ -467,6 +653,7 @@
         </w:rPr>
         <w:t>Стоимость объекта недвижимости составляет: {{</w:t>
       </w:r>
+      <w:proofErr w:type="spellStart"/>
       <w:proofErr w:type="gramStart"/>
       <w:r>
         <w:rPr>
@@ -475,6 +662,7 @@
         </w:rPr>
         <w:t>property.priceBYN</w:t>
       </w:r>
+      <w:proofErr w:type="spellEnd"/>
       <w:proofErr w:type="gramEnd"/>
       <w:r>
         <w:rPr>
@@ -504,6 +692,7 @@
         </w:rPr>
         <w:t> ({{</w:t>
       </w:r>
+      <w:proofErr w:type="spellStart"/>
       <w:proofErr w:type="gramStart"/>
       <w:r>
         <w:rPr>
@@ -512,6 +701,7 @@
         </w:rPr>
         <w:t>property.priceWords</w:t>
       </w:r>
+      <w:proofErr w:type="spellEnd"/>
       <w:proofErr w:type="gramEnd"/>
       <w:r>
         <w:rPr>
@@ -704,6 +894,7 @@
         </w:rPr>
         <w:t> Стороны обязуются заключить договор купли-продажи, обеспеченный задатком в срок до {{</w:t>
       </w:r>
+      <w:proofErr w:type="spellStart"/>
       <w:proofErr w:type="gramStart"/>
       <w:r>
         <w:rPr>
@@ -712,6 +903,7 @@
         </w:rPr>
         <w:t>deal.endDate</w:t>
       </w:r>
+      <w:proofErr w:type="spellEnd"/>
       <w:proofErr w:type="gramEnd"/>
       <w:r>
         <w:rPr>
@@ -1073,22 +1265,14 @@
           <w:sz w:val="24"/>
           <w:szCs w:val="24"/>
         </w:rPr>
-        <w:t> В квартире остаётся следующая мебель: </w:t>
-      </w:r>
-      <w:r>
-        <w:rPr>
-          <w:sz w:val="24"/>
-          <w:szCs w:val="24"/>
-          <w:lang w:val="ru-RU"/>
-        </w:rPr>
-        <w:t>______________________________________________________________________________________________________________________________________________</w:t>
-      </w:r>
-      <w:r>
-        <w:rPr>
-          <w:sz w:val="24"/>
-          <w:szCs w:val="24"/>
-        </w:rPr>
-        <w:t>.</w:t>
+        <w:t> </w:t>
+      </w:r>
+      <w:r>
+        <w:rPr>
+          <w:sz w:val="24"/>
+          <w:szCs w:val="24"/>
+        </w:rPr>
+        <w:t>{{deal.additionalTerms}}</w:t>
       </w:r>
     </w:p>
     <w:p>
@@ -1120,7 +1304,6 @@
         <w:rPr>
           <w:sz w:val="24"/>
           <w:szCs w:val="24"/>
-          <w:lang w:val="ru-RU"/>
         </w:rPr>
         <w:t>:</w:t>
       </w:r>
@@ -1131,6 +1314,7 @@
         </w:rPr>
         <w:t> {{</w:t>
       </w:r>
+      <w:proofErr w:type="spellStart"/>
       <w:proofErr w:type="gramStart"/>
       <w:r>
         <w:rPr>
@@ -1139,6 +1323,7 @@
         </w:rPr>
         <w:t>deal.btiPayment</w:t>
       </w:r>
+      <w:proofErr w:type="spellEnd"/>
       <w:proofErr w:type="gramEnd"/>
       <w:r>
         <w:rPr>
@@ -1244,7 +1429,23 @@
                 <w:sz w:val="24"/>
                 <w:szCs w:val="24"/>
               </w:rPr>
-              <w:t>(задаткополучатель)</w:t>
+              <w:t>(</w:t>
+            </w:r>
+            <w:proofErr w:type="spellStart"/>
+            <w:r>
+              <w:rPr>
+                <w:sz w:val="24"/>
+                <w:szCs w:val="24"/>
+              </w:rPr>
+              <w:t>задаткополучатель</w:t>
+            </w:r>
+            <w:proofErr w:type="spellEnd"/>
+            <w:r>
+              <w:rPr>
+                <w:sz w:val="24"/>
+                <w:szCs w:val="24"/>
+              </w:rPr>
+              <w:t>)</w:t>
             </w:r>
           </w:p>
         </w:tc>
@@ -1283,7 +1484,23 @@
                 <w:sz w:val="24"/>
                 <w:szCs w:val="24"/>
               </w:rPr>
-              <w:t>(задаткодатель)</w:t>
+              <w:t>(</w:t>
+            </w:r>
+            <w:proofErr w:type="spellStart"/>
+            <w:r>
+              <w:rPr>
+                <w:sz w:val="24"/>
+                <w:szCs w:val="24"/>
+              </w:rPr>
+              <w:t>задаткодатель</w:t>
+            </w:r>
+            <w:proofErr w:type="spellEnd"/>
+            <w:r>
+              <w:rPr>
+                <w:sz w:val="24"/>
+                <w:szCs w:val="24"/>
+              </w:rPr>
+              <w:t>)</w:t>
             </w:r>
           </w:p>
         </w:tc>
@@ -1308,6 +1525,7 @@
               </w:rPr>
               <w:t>гр. {{</w:t>
             </w:r>
+            <w:proofErr w:type="spellStart"/>
             <w:proofErr w:type="gramStart"/>
             <w:r>
               <w:rPr>
@@ -1316,6 +1534,7 @@
               </w:rPr>
               <w:t>seller.fullName</w:t>
             </w:r>
+            <w:proofErr w:type="spellEnd"/>
             <w:proofErr w:type="gramEnd"/>
             <w:r>
               <w:rPr>
@@ -1345,6 +1564,7 @@
               </w:rPr>
               <w:t>гр. {{</w:t>
             </w:r>
+            <w:proofErr w:type="spellStart"/>
             <w:proofErr w:type="gramStart"/>
             <w:r>
               <w:rPr>
@@ -1353,6 +1573,7 @@
               </w:rPr>
               <w:t>buyer.fullName</w:t>
             </w:r>
+            <w:proofErr w:type="spellEnd"/>
             <w:proofErr w:type="gramEnd"/>
             <w:r>
               <w:rPr>
@@ -1384,6 +1605,7 @@
               </w:rPr>
               <w:t>{{</w:t>
             </w:r>
+            <w:proofErr w:type="spellStart"/>
             <w:proofErr w:type="gramStart"/>
             <w:r>
               <w:rPr>
@@ -1392,6 +1614,7 @@
               </w:rPr>
               <w:t>seller.address</w:t>
             </w:r>
+            <w:proofErr w:type="spellEnd"/>
             <w:proofErr w:type="gramEnd"/>
             <w:r>
               <w:rPr>
@@ -1421,6 +1644,7 @@
               </w:rPr>
               <w:t>{{</w:t>
             </w:r>
+            <w:proofErr w:type="spellStart"/>
             <w:proofErr w:type="gramStart"/>
             <w:r>
               <w:rPr>
@@ -1429,6 +1653,7 @@
               </w:rPr>
               <w:t>buyer.address</w:t>
             </w:r>
+            <w:proofErr w:type="spellEnd"/>
             <w:proofErr w:type="gramEnd"/>
             <w:r>
               <w:rPr>
@@ -1468,6 +1693,7 @@
               </w:rPr>
               <w:t>{{</w:t>
             </w:r>
+            <w:proofErr w:type="spellStart"/>
             <w:proofErr w:type="gramStart"/>
             <w:r>
               <w:rPr>
@@ -1476,6 +1702,7 @@
               </w:rPr>
               <w:t>seller.passport</w:t>
             </w:r>
+            <w:proofErr w:type="spellEnd"/>
             <w:proofErr w:type="gramEnd"/>
             <w:r>
               <w:rPr>
@@ -1513,6 +1740,7 @@
               </w:rPr>
               <w:t>{{</w:t>
             </w:r>
+            <w:proofErr w:type="spellStart"/>
             <w:proofErr w:type="gramStart"/>
             <w:r>
               <w:rPr>
@@ -1521,6 +1749,7 @@
               </w:rPr>
               <w:t>buyer.passport</w:t>
             </w:r>
+            <w:proofErr w:type="spellEnd"/>
             <w:proofErr w:type="gramEnd"/>
             <w:r>
               <w:rPr>

--- a/templates/working/Договор_задатка.docx
+++ b/templates/working/Договор_задатка.docx
@@ -79,6 +79,7 @@
         <w:rPr>
           <w:sz w:val="24"/>
           <w:szCs w:val="24"/>
+          <w:lang w:val="ru-RU"/>
         </w:rPr>
         <w:tab/>
       </w:r>
@@ -99,16 +100,35 @@
       <w:r>
         <w:rPr>
           <w:sz w:val="24"/>
-          <w:szCs w:val="24"/>
+          <w:lang w:val="en-US"/>
+        </w:rPr>
+        <w:t>{{deal.</w:t>
+      </w:r>
+      <w:r>
+        <w:rPr>
+          <w:sz w:val="24"/>
+        </w:rPr>
+        <w:t>depositContractDate</w:t>
+      </w:r>
+      <w:r>
+        <w:rPr>
+          <w:sz w:val="24"/>
+          <w:lang w:val="en-US"/>
+        </w:rPr>
+        <w:t>}}</w:t>
+      </w:r>
+      <w:r>
+        <w:rPr>
+          <w:sz w:val="24"/>
           <w:lang w:val="ru-RU"/>
         </w:rPr>
-        <w:tab/>
-      </w:r>
-      <w:r>
-        <w:rPr>
-          <w:sz w:val="24"/>
-        </w:rPr>
-        <w:t>_____________ 2026 г.</w:t>
+        <w:t>г</w:t>
+      </w:r>
+      <w:r>
+        <w:rPr>
+          <w:sz w:val="24"/>
+        </w:rPr>
+        <w:t>.</w:t>
       </w:r>
     </w:p>
     <w:p>
@@ -125,39 +145,7 @@
           <w:sz w:val="24"/>
           <w:szCs w:val="24"/>
         </w:rPr>
-        <w:t>Мы, нижеподписавшиеся: «</w:t>
-      </w:r>
-      <w:proofErr w:type="spellStart"/>
-      <w:r>
-        <w:rPr>
-          <w:sz w:val="24"/>
-          <w:szCs w:val="24"/>
-        </w:rPr>
-        <w:t>Задаткодатель</w:t>
-      </w:r>
-      <w:proofErr w:type="spellEnd"/>
-      <w:r>
-        <w:rPr>
-          <w:sz w:val="24"/>
-          <w:szCs w:val="24"/>
-        </w:rPr>
-        <w:t>», именуемый(</w:t>
-      </w:r>
-      <w:proofErr w:type="spellStart"/>
-      <w:r>
-        <w:rPr>
-          <w:sz w:val="24"/>
-          <w:szCs w:val="24"/>
-        </w:rPr>
-        <w:t>ая</w:t>
-      </w:r>
-      <w:proofErr w:type="spellEnd"/>
-      <w:r>
-        <w:rPr>
-          <w:sz w:val="24"/>
-          <w:szCs w:val="24"/>
-        </w:rPr>
-        <w:t xml:space="preserve">) в дальнейшем </w:t>
+        <w:t xml:space="preserve">Мы, нижеподписавшиеся: «Задаткодатель», именуемый(ая) в дальнейшем </w:t>
       </w:r>
       <w:r>
         <w:rPr>
@@ -173,63 +161,7 @@
           <w:sz w:val="24"/>
           <w:szCs w:val="24"/>
         </w:rPr>
-        <w:t>, гр. {{</w:t>
-      </w:r>
-      <w:proofErr w:type="spellStart"/>
-      <w:r>
-        <w:rPr>
-          <w:sz w:val="24"/>
-          <w:szCs w:val="24"/>
-        </w:rPr>
-        <w:t>buyer.fullName</w:t>
-      </w:r>
-      <w:proofErr w:type="spellEnd"/>
-      <w:r>
-        <w:rPr>
-          <w:sz w:val="24"/>
-          <w:szCs w:val="24"/>
-        </w:rPr>
-        <w:t>}}, адрес регистрации: {{</w:t>
-      </w:r>
-      <w:proofErr w:type="spellStart"/>
-      <w:r>
-        <w:rPr>
-          <w:sz w:val="24"/>
-          <w:szCs w:val="24"/>
-        </w:rPr>
-        <w:t>buyer.address</w:t>
-      </w:r>
-      <w:proofErr w:type="spellEnd"/>
-      <w:r>
-        <w:rPr>
-          <w:sz w:val="24"/>
-          <w:szCs w:val="24"/>
-        </w:rPr>
-        <w:t>}}, паспорт {{</w:t>
-      </w:r>
-      <w:proofErr w:type="spellStart"/>
-      <w:r>
-        <w:rPr>
-          <w:sz w:val="24"/>
-          <w:szCs w:val="24"/>
-        </w:rPr>
-        <w:t>buyer.passport</w:t>
-      </w:r>
-      <w:proofErr w:type="spellEnd"/>
-      <w:r>
-        <w:rPr>
-          <w:sz w:val="24"/>
-          <w:szCs w:val="24"/>
-        </w:rPr>
-        <w:t>}}, выдан {{</w:t>
-      </w:r>
-      <w:proofErr w:type="spellStart"/>
-      <w:r>
-        <w:rPr>
-          <w:sz w:val="24"/>
-          <w:szCs w:val="24"/>
-        </w:rPr>
-        <w:t>buyer.</w:t>
+        <w:t>, гр. {{buyer.fullName}}, адрес регистрации: {{buyer.address}}, паспорт {{buyer.passport}}, выдан {{buyer.</w:t>
       </w:r>
       <w:r>
         <w:rPr>
@@ -238,45 +170,12 @@
         </w:rPr>
         <w:t>passportIssuedByInstrumental</w:t>
       </w:r>
-      <w:proofErr w:type="spellEnd"/>
-      <w:r>
-        <w:rPr>
-          <w:sz w:val="24"/>
-          <w:szCs w:val="24"/>
-        </w:rPr>
-        <w:t>}}, идентификационный номер {{buyer.id}}, и «</w:t>
-      </w:r>
-      <w:proofErr w:type="spellStart"/>
-      <w:r>
-        <w:rPr>
-          <w:sz w:val="24"/>
-          <w:szCs w:val="24"/>
-        </w:rPr>
-        <w:t>Задаткополучатель</w:t>
-      </w:r>
-      <w:proofErr w:type="spellEnd"/>
-      <w:r>
-        <w:rPr>
-          <w:sz w:val="24"/>
-          <w:szCs w:val="24"/>
-        </w:rPr>
-        <w:t>», именуемый(</w:t>
-      </w:r>
-      <w:proofErr w:type="spellStart"/>
-      <w:r>
-        <w:rPr>
-          <w:sz w:val="24"/>
-          <w:szCs w:val="24"/>
-        </w:rPr>
-        <w:t>ая</w:t>
-      </w:r>
-      <w:proofErr w:type="spellEnd"/>
-      <w:r>
-        <w:rPr>
-          <w:sz w:val="24"/>
-          <w:szCs w:val="24"/>
-        </w:rPr>
-        <w:t xml:space="preserve">) в дальнейшем </w:t>
+      <w:r>
+        <w:rPr>
+          <w:sz w:val="24"/>
+          <w:szCs w:val="24"/>
+        </w:rPr>
+        <w:t xml:space="preserve">}}, идентификационный номер {{buyer.id}}, и «Задаткополучатель», именуемый(ая) в дальнейшем </w:t>
       </w:r>
       <w:r>
         <w:rPr>
@@ -292,79 +191,7 @@
           <w:sz w:val="24"/>
           <w:szCs w:val="24"/>
         </w:rPr>
-        <w:t>, гр. {{</w:t>
-      </w:r>
-      <w:proofErr w:type="spellStart"/>
-      <w:r>
-        <w:rPr>
-          <w:sz w:val="24"/>
-          <w:szCs w:val="24"/>
-        </w:rPr>
-        <w:t>seller.fullName</w:t>
-      </w:r>
-      <w:proofErr w:type="spellEnd"/>
-      <w:r>
-        <w:rPr>
-          <w:sz w:val="24"/>
-          <w:szCs w:val="24"/>
-        </w:rPr>
-        <w:t>}}, зарегистрированный(</w:t>
-      </w:r>
-      <w:proofErr w:type="spellStart"/>
-      <w:r>
-        <w:rPr>
-          <w:sz w:val="24"/>
-          <w:szCs w:val="24"/>
-        </w:rPr>
-        <w:t>ая</w:t>
-      </w:r>
-      <w:proofErr w:type="spellEnd"/>
-      <w:r>
-        <w:rPr>
-          <w:sz w:val="24"/>
-          <w:szCs w:val="24"/>
-        </w:rPr>
-        <w:t>) по адресу: {{</w:t>
-      </w:r>
-      <w:proofErr w:type="spellStart"/>
-      <w:r>
-        <w:rPr>
-          <w:sz w:val="24"/>
-          <w:szCs w:val="24"/>
-        </w:rPr>
-        <w:t>seller.address</w:t>
-      </w:r>
-      <w:proofErr w:type="spellEnd"/>
-      <w:r>
-        <w:rPr>
-          <w:sz w:val="24"/>
-          <w:szCs w:val="24"/>
-        </w:rPr>
-        <w:t>}}, паспорт {{</w:t>
-      </w:r>
-      <w:proofErr w:type="spellStart"/>
-      <w:r>
-        <w:rPr>
-          <w:sz w:val="24"/>
-          <w:szCs w:val="24"/>
-        </w:rPr>
-        <w:t>seller.passport</w:t>
-      </w:r>
-      <w:proofErr w:type="spellEnd"/>
-      <w:r>
-        <w:rPr>
-          <w:sz w:val="24"/>
-          <w:szCs w:val="24"/>
-        </w:rPr>
-        <w:t>}}, выдан {{</w:t>
-      </w:r>
-      <w:proofErr w:type="spellStart"/>
-      <w:r>
-        <w:rPr>
-          <w:sz w:val="24"/>
-          <w:szCs w:val="24"/>
-        </w:rPr>
-        <w:t>seller.</w:t>
+        <w:t>, гр. {{seller.fullName}}, зарегистрированный(ая) по адресу: {{seller.address}}, паспорт {{seller.passport}}, выдан {{seller.</w:t>
       </w:r>
       <w:r>
         <w:rPr>
@@ -373,7 +200,6 @@
         </w:rPr>
         <w:t>passportIssuedByInstrumental</w:t>
       </w:r>
-      <w:proofErr w:type="spellEnd"/>
       <w:r>
         <w:rPr>
           <w:sz w:val="24"/>
@@ -438,6 +264,7 @@
         <w:rPr>
           <w:sz w:val="24"/>
           <w:szCs w:val="24"/>
+          <w:lang w:val="ru-RU"/>
         </w:rPr>
       </w:pPr>
       <w:r>
@@ -463,25 +290,7 @@
           <w:sz w:val="24"/>
           <w:szCs w:val="24"/>
         </w:rPr>
-        <w:t> «Продавец» получил от «Покупателя» задаток в размере: {{</w:t>
-      </w:r>
-      <w:proofErr w:type="spellStart"/>
-      <w:proofErr w:type="gramStart"/>
-      <w:r>
-        <w:rPr>
-          <w:sz w:val="24"/>
-          <w:szCs w:val="24"/>
-        </w:rPr>
-        <w:t>deposit.amountBYN</w:t>
-      </w:r>
-      <w:proofErr w:type="spellEnd"/>
-      <w:proofErr w:type="gramEnd"/>
-      <w:r>
-        <w:rPr>
-          <w:sz w:val="24"/>
-          <w:szCs w:val="24"/>
-        </w:rPr>
-        <w:t>}} </w:t>
+        <w:t> «Продавец» получил от «Покупателя» задаток в размере: {{deposit.amountBYN}} </w:t>
       </w:r>
       <w:r>
         <w:rPr>
@@ -495,57 +304,22 @@
           <w:sz w:val="24"/>
           <w:szCs w:val="24"/>
         </w:rPr>
-        <w:t>({{</w:t>
-      </w:r>
-      <w:proofErr w:type="spellStart"/>
-      <w:proofErr w:type="gramStart"/>
-      <w:r>
-        <w:rPr>
-          <w:sz w:val="24"/>
-          <w:szCs w:val="24"/>
-        </w:rPr>
-        <w:t>deposit.amountBYNWords</w:t>
-      </w:r>
-      <w:proofErr w:type="spellEnd"/>
-      <w:proofErr w:type="gramEnd"/>
-      <w:r>
-        <w:rPr>
-          <w:sz w:val="24"/>
-          <w:szCs w:val="24"/>
-        </w:rPr>
-        <w:t>}}), что эквивалентно: {{</w:t>
-      </w:r>
-      <w:proofErr w:type="gramStart"/>
-      <w:r>
-        <w:rPr>
-          <w:sz w:val="24"/>
-          <w:szCs w:val="24"/>
-        </w:rPr>
-        <w:t>deposit.amountUSD</w:t>
-      </w:r>
-      <w:proofErr w:type="gramEnd"/>
-      <w:r>
-        <w:rPr>
-          <w:sz w:val="24"/>
-          <w:szCs w:val="24"/>
-        </w:rPr>
-        <w:t>}} ({{</w:t>
-      </w:r>
-      <w:proofErr w:type="gramStart"/>
-      <w:r>
-        <w:rPr>
-          <w:sz w:val="24"/>
-          <w:szCs w:val="24"/>
-        </w:rPr>
-        <w:t>deposit.amountUSDWords</w:t>
-      </w:r>
-      <w:proofErr w:type="gramEnd"/>
-      <w:r>
-        <w:rPr>
-          <w:sz w:val="24"/>
-          <w:szCs w:val="24"/>
-        </w:rPr>
-        <w:t>}}) долларов США.</w:t>
+        <w:t>({{deposit.amountBYNWords</w:t>
+      </w:r>
+      <w:r>
+        <w:rPr>
+          <w:sz w:val="24"/>
+          <w:szCs w:val="24"/>
+        </w:rPr>
+        <w:t>}})</w:t>
+      </w:r>
+      <w:r>
+        <w:rPr>
+          <w:sz w:val="24"/>
+          <w:szCs w:val="24"/>
+          <w:lang w:val="ru-RU"/>
+        </w:rPr>
+        <w:t>.</w:t>
       </w:r>
     </w:p>
     <w:p>
@@ -582,25 +356,7 @@
           <w:sz w:val="24"/>
           <w:szCs w:val="24"/>
         </w:rPr>
-        <w:t> Задаток выдан в обеспечение исполнения и в счёт причитающихся с «Покупателя» платежей по договору купли–продажи {{</w:t>
-      </w:r>
-      <w:proofErr w:type="spellStart"/>
-      <w:proofErr w:type="gramStart"/>
-      <w:r>
-        <w:rPr>
-          <w:sz w:val="24"/>
-          <w:szCs w:val="24"/>
-        </w:rPr>
-        <w:t>property.typeGenitive</w:t>
-      </w:r>
-      <w:proofErr w:type="spellEnd"/>
-      <w:proofErr w:type="gramEnd"/>
-      <w:r>
-        <w:rPr>
-          <w:sz w:val="24"/>
-          <w:szCs w:val="24"/>
-        </w:rPr>
-        <w:t>}} </w:t>
+        <w:t> Задаток выдан в обеспечение исполнения и в счёт причитающихся с «Покупателя» платежей по договору купли–продажи </w:t>
       </w:r>
       <w:r>
         <w:rPr>
@@ -608,32 +364,52 @@
           <w:szCs w:val="24"/>
           <w:lang w:val="ru-RU"/>
         </w:rPr>
-        <w:t xml:space="preserve">объекта недвижимости </w:t>
-      </w:r>
-      <w:r>
-        <w:rPr>
-          <w:sz w:val="24"/>
-          <w:szCs w:val="24"/>
-        </w:rPr>
-        <w:t>по адресу: {{</w:t>
-      </w:r>
-      <w:proofErr w:type="spellStart"/>
-      <w:proofErr w:type="gramStart"/>
-      <w:r>
-        <w:rPr>
-          <w:sz w:val="24"/>
-          <w:szCs w:val="24"/>
-        </w:rPr>
-        <w:t>property.address</w:t>
-      </w:r>
-      <w:proofErr w:type="spellEnd"/>
-      <w:proofErr w:type="gramEnd"/>
-      <w:r>
-        <w:rPr>
-          <w:sz w:val="24"/>
-          <w:szCs w:val="24"/>
-        </w:rPr>
-        <w:t>}}.</w:t>
+        <w:t>объекта недвижимости</w:t>
+      </w:r>
+      <w:r>
+        <w:rPr>
+          <w:sz w:val="24"/>
+          <w:szCs w:val="24"/>
+          <w:lang w:val="ru-RU"/>
+        </w:rPr>
+        <w:t xml:space="preserve"> </w:t>
+      </w:r>
+      <w:r>
+        <w:rPr>
+          <w:sz w:val="24"/>
+          <w:szCs w:val="24"/>
+          <w:lang w:val="ru-RU"/>
+        </w:rPr>
+        <w:t>“</w:t>
+      </w:r>
+      <w:r>
+        <w:rPr>
+          <w:sz w:val="24"/>
+          <w:szCs w:val="24"/>
+        </w:rPr>
+        <w:t>{{property.type}}</w:t>
+      </w:r>
+      <w:r>
+        <w:rPr>
+          <w:sz w:val="24"/>
+          <w:szCs w:val="24"/>
+          <w:lang w:val="ru-RU"/>
+        </w:rPr>
+        <w:t>”</w:t>
+      </w:r>
+      <w:r>
+        <w:rPr>
+          <w:sz w:val="24"/>
+          <w:szCs w:val="24"/>
+        </w:rPr>
+        <w:t xml:space="preserve"> по</w:t>
+      </w:r>
+      <w:r>
+        <w:rPr>
+          <w:sz w:val="24"/>
+          <w:szCs w:val="24"/>
+        </w:rPr>
+        <w:t xml:space="preserve"> адресу: {{property.address}}.</w:t>
       </w:r>
     </w:p>
     <w:p>
@@ -651,19 +427,8 @@
           <w:sz w:val="24"/>
           <w:szCs w:val="24"/>
         </w:rPr>
-        <w:t>Стоимость объекта недвижимости составляет: {{</w:t>
-      </w:r>
-      <w:proofErr w:type="spellStart"/>
-      <w:proofErr w:type="gramStart"/>
-      <w:r>
-        <w:rPr>
-          <w:sz w:val="24"/>
-          <w:szCs w:val="24"/>
-        </w:rPr>
-        <w:t>property.priceBYN</w:t>
-      </w:r>
-      <w:proofErr w:type="spellEnd"/>
-      <w:proofErr w:type="gramEnd"/>
+        <w:t>Стоимость объекта недвижимости составляет: {{property.priceBYN</w:t>
+      </w:r>
       <w:r>
         <w:rPr>
           <w:sz w:val="24"/>
@@ -690,25 +455,7 @@
           <w:sz w:val="24"/>
           <w:szCs w:val="24"/>
         </w:rPr>
-        <w:t> ({{</w:t>
-      </w:r>
-      <w:proofErr w:type="spellStart"/>
-      <w:proofErr w:type="gramStart"/>
-      <w:r>
-        <w:rPr>
-          <w:sz w:val="24"/>
-          <w:szCs w:val="24"/>
-        </w:rPr>
-        <w:t>property.priceWords</w:t>
-      </w:r>
-      <w:proofErr w:type="spellEnd"/>
-      <w:proofErr w:type="gramEnd"/>
-      <w:r>
-        <w:rPr>
-          <w:sz w:val="24"/>
-          <w:szCs w:val="24"/>
-        </w:rPr>
-        <w:t>}}</w:t>
+        <w:t> ({{property.priceWords}}</w:t>
       </w:r>
       <w:r>
         <w:rPr>
@@ -722,39 +469,7 @@
           <w:sz w:val="24"/>
           <w:szCs w:val="24"/>
         </w:rPr>
-        <w:t xml:space="preserve"> что эквивалентно: {{</w:t>
-      </w:r>
-      <w:proofErr w:type="gramStart"/>
-      <w:r>
-        <w:rPr>
-          <w:sz w:val="24"/>
-          <w:szCs w:val="24"/>
-        </w:rPr>
-        <w:t>property.priceUSD</w:t>
-      </w:r>
-      <w:proofErr w:type="gramEnd"/>
-      <w:r>
-        <w:rPr>
-          <w:sz w:val="24"/>
-          <w:szCs w:val="24"/>
-        </w:rPr>
-        <w:t>}} ({{</w:t>
-      </w:r>
-      <w:proofErr w:type="gramStart"/>
-      <w:r>
-        <w:rPr>
-          <w:sz w:val="24"/>
-          <w:szCs w:val="24"/>
-        </w:rPr>
-        <w:t>property.priceWordsUSD</w:t>
-      </w:r>
-      <w:proofErr w:type="gramEnd"/>
-      <w:r>
-        <w:rPr>
-          <w:sz w:val="24"/>
-          <w:szCs w:val="24"/>
-        </w:rPr>
-        <w:t>}}) долларов США.</w:t>
+        <w:t xml:space="preserve"> что эквивалентно: {{property.priceUSD}} ({{property.priceWordsUSD}}) долларов США.</w:t>
       </w:r>
     </w:p>
     <w:p>
@@ -892,19 +607,15 @@
           <w:sz w:val="24"/>
           <w:szCs w:val="24"/>
         </w:rPr>
-        <w:t> Стороны обязуются заключить договор купли-продажи, обеспеченный задатком в срок до {{</w:t>
-      </w:r>
-      <w:proofErr w:type="spellStart"/>
-      <w:proofErr w:type="gramStart"/>
-      <w:r>
-        <w:rPr>
-          <w:sz w:val="24"/>
-          <w:szCs w:val="24"/>
-        </w:rPr>
-        <w:t>deal.endDate</w:t>
-      </w:r>
-      <w:proofErr w:type="spellEnd"/>
-      <w:proofErr w:type="gramEnd"/>
+        <w:t> Стороны обязуются заключить договор купли-продажи, обеспеченный задатком в срок до {{deal.</w:t>
+      </w:r>
+      <w:r>
+        <w:rPr>
+          <w:sz w:val="24"/>
+          <w:szCs w:val="24"/>
+        </w:rPr>
+        <w:t>depositContractEndDate</w:t>
+      </w:r>
       <w:r>
         <w:rPr>
           <w:sz w:val="24"/>
@@ -1074,7 +785,6 @@
           <w:sz w:val="24"/>
           <w:szCs w:val="24"/>
         </w:rPr>
-        <w:lastRenderedPageBreak/>
         <w:t>ОТВЕТСТВЕННОСТЬ СТОРОН</w:t>
       </w:r>
     </w:p>
@@ -1312,25 +1022,7 @@
           <w:sz w:val="24"/>
           <w:szCs w:val="24"/>
         </w:rPr>
-        <w:t> {{</w:t>
-      </w:r>
-      <w:proofErr w:type="spellStart"/>
-      <w:proofErr w:type="gramStart"/>
-      <w:r>
-        <w:rPr>
-          <w:sz w:val="24"/>
-          <w:szCs w:val="24"/>
-        </w:rPr>
-        <w:t>deal.btiPayment</w:t>
-      </w:r>
-      <w:proofErr w:type="spellEnd"/>
-      <w:proofErr w:type="gramEnd"/>
-      <w:r>
-        <w:rPr>
-          <w:sz w:val="24"/>
-          <w:szCs w:val="24"/>
-        </w:rPr>
-        <w:t>}}.</w:t>
+        <w:t> {{deal.btiPayment}}.</w:t>
       </w:r>
     </w:p>
     <w:p>
@@ -1429,23 +1121,7 @@
                 <w:sz w:val="24"/>
                 <w:szCs w:val="24"/>
               </w:rPr>
-              <w:t>(</w:t>
-            </w:r>
-            <w:proofErr w:type="spellStart"/>
-            <w:r>
-              <w:rPr>
-                <w:sz w:val="24"/>
-                <w:szCs w:val="24"/>
-              </w:rPr>
-              <w:t>задаткополучатель</w:t>
-            </w:r>
-            <w:proofErr w:type="spellEnd"/>
-            <w:r>
-              <w:rPr>
-                <w:sz w:val="24"/>
-                <w:szCs w:val="24"/>
-              </w:rPr>
-              <w:t>)</w:t>
+              <w:t>(задаткополучатель)</w:t>
             </w:r>
           </w:p>
         </w:tc>
@@ -1484,23 +1160,7 @@
                 <w:sz w:val="24"/>
                 <w:szCs w:val="24"/>
               </w:rPr>
-              <w:t>(</w:t>
-            </w:r>
-            <w:proofErr w:type="spellStart"/>
-            <w:r>
-              <w:rPr>
-                <w:sz w:val="24"/>
-                <w:szCs w:val="24"/>
-              </w:rPr>
-              <w:t>задаткодатель</w:t>
-            </w:r>
-            <w:proofErr w:type="spellEnd"/>
-            <w:r>
-              <w:rPr>
-                <w:sz w:val="24"/>
-                <w:szCs w:val="24"/>
-              </w:rPr>
-              <w:t>)</w:t>
+              <w:t>(задаткодатель)</w:t>
             </w:r>
           </w:p>
         </w:tc>
@@ -1523,25 +1183,7 @@
                 <w:sz w:val="24"/>
                 <w:szCs w:val="24"/>
               </w:rPr>
-              <w:t>гр. {{</w:t>
-            </w:r>
-            <w:proofErr w:type="spellStart"/>
-            <w:proofErr w:type="gramStart"/>
-            <w:r>
-              <w:rPr>
-                <w:sz w:val="24"/>
-                <w:szCs w:val="24"/>
-              </w:rPr>
-              <w:t>seller.fullName</w:t>
-            </w:r>
-            <w:proofErr w:type="spellEnd"/>
-            <w:proofErr w:type="gramEnd"/>
-            <w:r>
-              <w:rPr>
-                <w:sz w:val="24"/>
-                <w:szCs w:val="24"/>
-              </w:rPr>
-              <w:t>}}</w:t>
+              <w:t>гр. {{seller.fullName}}</w:t>
             </w:r>
           </w:p>
         </w:tc>
@@ -1562,25 +1204,7 @@
                 <w:sz w:val="24"/>
                 <w:szCs w:val="24"/>
               </w:rPr>
-              <w:t>гр. {{</w:t>
-            </w:r>
-            <w:proofErr w:type="spellStart"/>
-            <w:proofErr w:type="gramStart"/>
-            <w:r>
-              <w:rPr>
-                <w:sz w:val="24"/>
-                <w:szCs w:val="24"/>
-              </w:rPr>
-              <w:t>buyer.fullName</w:t>
-            </w:r>
-            <w:proofErr w:type="spellEnd"/>
-            <w:proofErr w:type="gramEnd"/>
-            <w:r>
-              <w:rPr>
-                <w:sz w:val="24"/>
-                <w:szCs w:val="24"/>
-              </w:rPr>
-              <w:t>}}</w:t>
+              <w:t>гр. {{buyer.fullName}}</w:t>
             </w:r>
           </w:p>
         </w:tc>
@@ -1603,25 +1227,7 @@
                 <w:sz w:val="24"/>
                 <w:szCs w:val="24"/>
               </w:rPr>
-              <w:t>{{</w:t>
-            </w:r>
-            <w:proofErr w:type="spellStart"/>
-            <w:proofErr w:type="gramStart"/>
-            <w:r>
-              <w:rPr>
-                <w:sz w:val="24"/>
-                <w:szCs w:val="24"/>
-              </w:rPr>
-              <w:t>seller.address</w:t>
-            </w:r>
-            <w:proofErr w:type="spellEnd"/>
-            <w:proofErr w:type="gramEnd"/>
-            <w:r>
-              <w:rPr>
-                <w:sz w:val="24"/>
-                <w:szCs w:val="24"/>
-              </w:rPr>
-              <w:t>}}</w:t>
+              <w:t>{{seller.address}}</w:t>
             </w:r>
           </w:p>
         </w:tc>
@@ -1642,25 +1248,7 @@
                 <w:sz w:val="24"/>
                 <w:szCs w:val="24"/>
               </w:rPr>
-              <w:t>{{</w:t>
-            </w:r>
-            <w:proofErr w:type="spellStart"/>
-            <w:proofErr w:type="gramStart"/>
-            <w:r>
-              <w:rPr>
-                <w:sz w:val="24"/>
-                <w:szCs w:val="24"/>
-              </w:rPr>
-              <w:t>buyer.address</w:t>
-            </w:r>
-            <w:proofErr w:type="spellEnd"/>
-            <w:proofErr w:type="gramEnd"/>
-            <w:r>
-              <w:rPr>
-                <w:sz w:val="24"/>
-                <w:szCs w:val="24"/>
-              </w:rPr>
-              <w:t>}}</w:t>
+              <w:t>{{buyer.address}}</w:t>
             </w:r>
           </w:p>
         </w:tc>
@@ -1691,25 +1279,7 @@
                 <w:sz w:val="24"/>
                 <w:szCs w:val="24"/>
               </w:rPr>
-              <w:t>{{</w:t>
-            </w:r>
-            <w:proofErr w:type="spellStart"/>
-            <w:proofErr w:type="gramStart"/>
-            <w:r>
-              <w:rPr>
-                <w:sz w:val="24"/>
-                <w:szCs w:val="24"/>
-              </w:rPr>
-              <w:t>seller.passport</w:t>
-            </w:r>
-            <w:proofErr w:type="spellEnd"/>
-            <w:proofErr w:type="gramEnd"/>
-            <w:r>
-              <w:rPr>
-                <w:sz w:val="24"/>
-                <w:szCs w:val="24"/>
-              </w:rPr>
-              <w:t>}}</w:t>
+              <w:t>{{seller.passport}}</w:t>
             </w:r>
           </w:p>
         </w:tc>
@@ -1738,25 +1308,7 @@
                 <w:sz w:val="24"/>
                 <w:szCs w:val="24"/>
               </w:rPr>
-              <w:t>{{</w:t>
-            </w:r>
-            <w:proofErr w:type="spellStart"/>
-            <w:proofErr w:type="gramStart"/>
-            <w:r>
-              <w:rPr>
-                <w:sz w:val="24"/>
-                <w:szCs w:val="24"/>
-              </w:rPr>
-              <w:t>buyer.passport</w:t>
-            </w:r>
-            <w:proofErr w:type="spellEnd"/>
-            <w:proofErr w:type="gramEnd"/>
-            <w:r>
-              <w:rPr>
-                <w:sz w:val="24"/>
-                <w:szCs w:val="24"/>
-              </w:rPr>
-              <w:t>}}</w:t>
+              <w:t>{{buyer.passport}}</w:t>
             </w:r>
           </w:p>
         </w:tc>
@@ -1788,6 +1340,7 @@
               <w:rPr>
                 <w:sz w:val="24"/>
                 <w:szCs w:val="24"/>
+                <w:lang w:val="ru-RU"/>
               </w:rPr>
             </w:pPr>
             <w:r>
@@ -1796,6 +1349,48 @@
                 <w:szCs w:val="24"/>
               </w:rPr>
               <w:t>{{seller.id}}</w:t>
+            </w:r>
+          </w:p>
+          <w:p>
+            <w:pPr>
+              <w:spacing w:before="60" w:after="60"/>
+              <w:rPr>
+                <w:sz w:val="24"/>
+                <w:szCs w:val="24"/>
+                <w:lang w:val="en-US"/>
+              </w:rPr>
+            </w:pPr>
+            <w:r>
+              <w:rPr>
+                <w:sz w:val="24"/>
+                <w:szCs w:val="24"/>
+                <w:lang w:val="ru-RU"/>
+              </w:rPr>
+              <w:t>Телефон</w:t>
+            </w:r>
+            <w:r>
+              <w:rPr>
+                <w:sz w:val="24"/>
+                <w:szCs w:val="24"/>
+                <w:lang w:val="en-US"/>
+              </w:rPr>
+              <w:t xml:space="preserve"> {{seller.</w:t>
+            </w:r>
+            <w:r>
+              <w:rPr>
+                <w:sz w:val="24"/>
+                <w:szCs w:val="24"/>
+                <w:lang w:val="en-US"/>
+              </w:rPr>
+              <w:t>phone</w:t>
+            </w:r>
+            <w:r>
+              <w:rPr>
+                <w:sz w:val="24"/>
+                <w:szCs w:val="24"/>
+                <w:lang w:val="en-US"/>
+              </w:rPr>
+              <w:t>}}</w:t>
             </w:r>
           </w:p>
         </w:tc>
@@ -1833,6 +1428,62 @@
                 <w:szCs w:val="24"/>
               </w:rPr>
               <w:t>{{buyer.id}}</w:t>
+            </w:r>
+          </w:p>
+          <w:p>
+            <w:pPr>
+              <w:spacing w:before="60" w:after="60"/>
+              <w:rPr>
+                <w:sz w:val="24"/>
+                <w:szCs w:val="24"/>
+              </w:rPr>
+            </w:pPr>
+            <w:r>
+              <w:rPr>
+                <w:sz w:val="24"/>
+                <w:szCs w:val="24"/>
+                <w:lang w:val="ru-RU"/>
+              </w:rPr>
+              <w:t>Телефон</w:t>
+            </w:r>
+            <w:r>
+              <w:rPr>
+                <w:sz w:val="24"/>
+                <w:szCs w:val="24"/>
+                <w:lang w:val="en-US"/>
+              </w:rPr>
+              <w:t xml:space="preserve"> {{</w:t>
+            </w:r>
+            <w:r>
+              <w:rPr>
+                <w:sz w:val="24"/>
+                <w:szCs w:val="24"/>
+              </w:rPr>
+              <w:t>buyer</w:t>
+            </w:r>
+            <w:r>
+              <w:rPr>
+                <w:sz w:val="24"/>
+                <w:szCs w:val="24"/>
+                <w:lang w:val="en-US"/>
+              </w:rPr>
+              <w:t>.</w:t>
+            </w:r>
+            <w:r>
+              <w:rPr>
+                <w:sz w:val="24"/>
+                <w:szCs w:val="24"/>
+                <w:lang w:val="en-US"/>
+              </w:rPr>
+              <w:t>phone</w:t>
+            </w:r>
+            <w:r>
+              <w:rPr>
+                <w:sz w:val="24"/>
+                <w:szCs w:val="24"/>
+                <w:lang w:val="en-US"/>
+              </w:rPr>
+              <w:t>}}</w:t>
             </w:r>
           </w:p>
         </w:tc>

--- a/templates/working/Договор_задатка.docx
+++ b/templates/working/Договор_задатка.docx
@@ -1,6 +1,6 @@
 
 <file path=word/document.xml><?xml version="1.0" encoding="utf-8"?>
-<w:document xmlns:wpc="http://schemas.microsoft.com/office/word/2010/wordprocessingCanvas" xmlns:cx="http://schemas.microsoft.com/office/drawing/2014/chartex" xmlns:cx1="http://schemas.microsoft.com/office/drawing/2015/9/8/chartex" xmlns:cx2="http://schemas.microsoft.com/office/drawing/2015/10/21/chartex" xmlns:cx3="http://schemas.microsoft.com/office/drawing/2016/5/9/chartex" xmlns:cx4="http://schemas.microsoft.com/office/drawing/2016/5/10/chartex" xmlns:cx5="http://schemas.microsoft.com/office/drawing/2016/5/11/chartex" xmlns:cx6="http://schemas.microsoft.com/office/drawing/2016/5/12/chartex" xmlns:cx7="http://schemas.microsoft.com/office/drawing/2016/5/13/chartex" xmlns:cx8="http://schemas.microsoft.com/office/drawing/2016/5/14/chartex" xmlns:mc="http://schemas.openxmlformats.org/markup-compatibility/2006" xmlns:aink="http://schemas.microsoft.com/office/drawing/2016/ink" xmlns:am3d="http://schemas.microsoft.com/office/drawing/2017/model3d" xmlns:o="urn:schemas-microsoft-com:office:office" xmlns:oel="http://schemas.microsoft.com/office/2019/extlst" xmlns:r="http://schemas.openxmlformats.org/officeDocument/2006/relationships" xmlns:m="http://schemas.openxmlformats.org/officeDocument/2006/math" xmlns:v="urn:schemas-microsoft-com:vml" xmlns:wp14="http://schemas.microsoft.com/office/word/2010/wordprocessingDrawing" xmlns:wp="http://schemas.openxmlformats.org/drawingml/2006/wordprocessingDrawing" xmlns:w10="urn:schemas-microsoft-com:office:word" xmlns:w="http://schemas.openxmlformats.org/wordprocessingml/2006/main" xmlns:w14="http://schemas.microsoft.com/office/word/2010/wordml" xmlns:w15="http://schemas.microsoft.com/office/word/2012/wordml" xmlns:w16cex="http://schemas.microsoft.com/office/word/2018/wordml/cex" xmlns:w16cid="http://schemas.microsoft.com/office/word/2016/wordml/cid" xmlns:w16="http://schemas.microsoft.com/office/word/2018/wordml" xmlns:w16du="http://schemas.microsoft.com/office/word/2023/wordml/word16du" xmlns:w16sdtdh="http://schemas.microsoft.com/office/word/2020/wordml/sdtdatahash" xmlns:w16sdtfl="http://schemas.microsoft.com/office/word/2024/wordml/sdtformatlock" xmlns:w16se="http://schemas.microsoft.com/office/word/2015/wordml/symex" xmlns:wpg="http://schemas.microsoft.com/office/word/2010/wordprocessingGroup" xmlns:wpi="http://schemas.microsoft.com/office/word/2010/wordprocessingInk" xmlns:wne="http://schemas.microsoft.com/office/word/2006/wordml" xmlns:wps="http://schemas.microsoft.com/office/word/2010/wordprocessingShape" mc:Ignorable="w14 w15 w16se w16cid w16 w16cex w16sdtdh w16sdtfl w16du wp14">
+<w:document xmlns:wpc="http://schemas.microsoft.com/office/word/2010/wordprocessingCanvas" xmlns:cx="http://schemas.microsoft.com/office/drawing/2014/chartex" xmlns:cx1="http://schemas.microsoft.com/office/drawing/2015/9/8/chartex" xmlns:cx2="http://schemas.microsoft.com/office/drawing/2015/10/21/chartex" xmlns:cx3="http://schemas.microsoft.com/office/drawing/2016/5/9/chartex" xmlns:cx4="http://schemas.microsoft.com/office/drawing/2016/5/10/chartex" xmlns:cx5="http://schemas.microsoft.com/office/drawing/2016/5/11/chartex" xmlns:cx6="http://schemas.microsoft.com/office/drawing/2016/5/12/chartex" xmlns:cx7="http://schemas.microsoft.com/office/drawing/2016/5/13/chartex" xmlns:cx8="http://schemas.microsoft.com/office/drawing/2016/5/14/chartex" xmlns:mc="http://schemas.openxmlformats.org/markup-compatibility/2006" xmlns:aink="http://schemas.microsoft.com/office/drawing/2016/ink" xmlns:am3d="http://schemas.microsoft.com/office/drawing/2017/model3d" xmlns:o="urn:schemas-microsoft-com:office:office" xmlns:r="http://schemas.openxmlformats.org/officeDocument/2006/relationships" xmlns:m="http://schemas.openxmlformats.org/officeDocument/2006/math" xmlns:v="urn:schemas-microsoft-com:vml" xmlns:wp14="http://schemas.microsoft.com/office/word/2010/wordprocessingDrawing" xmlns:wp="http://schemas.openxmlformats.org/drawingml/2006/wordprocessingDrawing" xmlns:w10="urn:schemas-microsoft-com:office:word" xmlns:w="http://schemas.openxmlformats.org/wordprocessingml/2006/main" xmlns:w14="http://schemas.microsoft.com/office/word/2010/wordml" xmlns:w15="http://schemas.microsoft.com/office/word/2012/wordml" xmlns:w16cex="http://schemas.microsoft.com/office/word/2018/wordml/cex" xmlns:w16cid="http://schemas.microsoft.com/office/word/2016/wordml/cid" xmlns:w16="http://schemas.microsoft.com/office/word/2018/wordml" xmlns:w16sdtdh="http://schemas.microsoft.com/office/word/2020/wordml/sdtdatahash" xmlns:w16se="http://schemas.microsoft.com/office/word/2015/wordml/symex" xmlns:wpg="http://schemas.microsoft.com/office/word/2010/wordprocessingGroup" xmlns:wpi="http://schemas.microsoft.com/office/word/2010/wordprocessingInk" xmlns:wne="http://schemas.microsoft.com/office/word/2006/wordml" xmlns:wps="http://schemas.microsoft.com/office/word/2010/wordprocessingShape" mc:Ignorable="w14 w15 w16se w16cid w16 w16cex w16sdtdh wp14">
   <w:body>
     <w:p>
       <w:pPr>
@@ -191,7 +191,22 @@
           <w:sz w:val="24"/>
           <w:szCs w:val="24"/>
         </w:rPr>
-        <w:t>, гр. {{seller.fullName}}, зарегистрированный(ая) по адресу: {{seller.address}}, паспорт {{seller.passport}}, выдан {{seller.</w:t>
+        <w:t>, гр. {{seller.fullName}}</w:t>
+      </w:r>
+      <w:r>
+        <w:rPr>
+          <w:sz w:val="24"/>
+          <w:szCs w:val="24"/>
+          <w:lang w:eastAsia="ru-RU"/>
+        </w:rPr>
+        <w:t>{{#seller.poaNumber}}, действующий(ая) на основании доверенности №{{seller.poaNumber}} от {{seller.poaDate}}{{/seller.poaNumber}}</w:t>
+      </w:r>
+      <w:r>
+        <w:rPr>
+          <w:sz w:val="24"/>
+          <w:szCs w:val="24"/>
+        </w:rPr>
+        <w:t>, зарегистрированный(ая) по адресу: {{seller.address}}, паспорт {{seller.passport}}, выдан {{seller.</w:t>
       </w:r>
       <w:r>
         <w:rPr>
@@ -785,6 +800,7 @@
           <w:sz w:val="24"/>
           <w:szCs w:val="24"/>
         </w:rPr>
+        <w:lastRenderedPageBreak/>
         <w:t>ОТВЕТСТВЕННОСТЬ СТОРОН</w:t>
       </w:r>
     </w:p>
@@ -1552,7 +1568,7 @@
 </file>
 
 <file path=word/numbering.xml><?xml version="1.0" encoding="utf-8"?>
-<w:numbering xmlns:wpc="http://schemas.microsoft.com/office/word/2010/wordprocessingCanvas" xmlns:cx="http://schemas.microsoft.com/office/drawing/2014/chartex" xmlns:cx1="http://schemas.microsoft.com/office/drawing/2015/9/8/chartex" xmlns:cx2="http://schemas.microsoft.com/office/drawing/2015/10/21/chartex" xmlns:cx3="http://schemas.microsoft.com/office/drawing/2016/5/9/chartex" xmlns:cx4="http://schemas.microsoft.com/office/drawing/2016/5/10/chartex" xmlns:cx5="http://schemas.microsoft.com/office/drawing/2016/5/11/chartex" xmlns:cx6="http://schemas.microsoft.com/office/drawing/2016/5/12/chartex" xmlns:cx7="http://schemas.microsoft.com/office/drawing/2016/5/13/chartex" xmlns:cx8="http://schemas.microsoft.com/office/drawing/2016/5/14/chartex" xmlns:mc="http://schemas.openxmlformats.org/markup-compatibility/2006" xmlns:aink="http://schemas.microsoft.com/office/drawing/2016/ink" xmlns:am3d="http://schemas.microsoft.com/office/drawing/2017/model3d" xmlns:o="urn:schemas-microsoft-com:office:office" xmlns:oel="http://schemas.microsoft.com/office/2019/extlst" xmlns:r="http://schemas.openxmlformats.org/officeDocument/2006/relationships" xmlns:m="http://schemas.openxmlformats.org/officeDocument/2006/math" xmlns:v="urn:schemas-microsoft-com:vml" xmlns:wp14="http://schemas.microsoft.com/office/word/2010/wordprocessingDrawing" xmlns:wp="http://schemas.openxmlformats.org/drawingml/2006/wordprocessingDrawing" xmlns:w10="urn:schemas-microsoft-com:office:word" xmlns:w="http://schemas.openxmlformats.org/wordprocessingml/2006/main" xmlns:w14="http://schemas.microsoft.com/office/word/2010/wordml" xmlns:w15="http://schemas.microsoft.com/office/word/2012/wordml" xmlns:w16cex="http://schemas.microsoft.com/office/word/2018/wordml/cex" xmlns:w16cid="http://schemas.microsoft.com/office/word/2016/wordml/cid" xmlns:w16="http://schemas.microsoft.com/office/word/2018/wordml" xmlns:w16du="http://schemas.microsoft.com/office/word/2023/wordml/word16du" xmlns:w16sdtdh="http://schemas.microsoft.com/office/word/2020/wordml/sdtdatahash" xmlns:w16sdtfl="http://schemas.microsoft.com/office/word/2024/wordml/sdtformatlock" xmlns:w16se="http://schemas.microsoft.com/office/word/2015/wordml/symex" xmlns:wpg="http://schemas.microsoft.com/office/word/2010/wordprocessingGroup" xmlns:wpi="http://schemas.microsoft.com/office/word/2010/wordprocessingInk" xmlns:wne="http://schemas.microsoft.com/office/word/2006/wordml" xmlns:wps="http://schemas.microsoft.com/office/word/2010/wordprocessingShape" mc:Ignorable="w14 w15 w16se w16cid w16 w16cex w16sdtdh w16sdtfl w16du wp14">
+<w:numbering xmlns:wpc="http://schemas.microsoft.com/office/word/2010/wordprocessingCanvas" xmlns:cx="http://schemas.microsoft.com/office/drawing/2014/chartex" xmlns:cx1="http://schemas.microsoft.com/office/drawing/2015/9/8/chartex" xmlns:cx2="http://schemas.microsoft.com/office/drawing/2015/10/21/chartex" xmlns:cx3="http://schemas.microsoft.com/office/drawing/2016/5/9/chartex" xmlns:cx4="http://schemas.microsoft.com/office/drawing/2016/5/10/chartex" xmlns:cx5="http://schemas.microsoft.com/office/drawing/2016/5/11/chartex" xmlns:cx6="http://schemas.microsoft.com/office/drawing/2016/5/12/chartex" xmlns:cx7="http://schemas.microsoft.com/office/drawing/2016/5/13/chartex" xmlns:cx8="http://schemas.microsoft.com/office/drawing/2016/5/14/chartex" xmlns:mc="http://schemas.openxmlformats.org/markup-compatibility/2006" xmlns:aink="http://schemas.microsoft.com/office/drawing/2016/ink" xmlns:am3d="http://schemas.microsoft.com/office/drawing/2017/model3d" xmlns:o="urn:schemas-microsoft-com:office:office" xmlns:r="http://schemas.openxmlformats.org/officeDocument/2006/relationships" xmlns:m="http://schemas.openxmlformats.org/officeDocument/2006/math" xmlns:v="urn:schemas-microsoft-com:vml" xmlns:wp14="http://schemas.microsoft.com/office/word/2010/wordprocessingDrawing" xmlns:wp="http://schemas.openxmlformats.org/drawingml/2006/wordprocessingDrawing" xmlns:w10="urn:schemas-microsoft-com:office:word" xmlns:w="http://schemas.openxmlformats.org/wordprocessingml/2006/main" xmlns:w14="http://schemas.microsoft.com/office/word/2010/wordml" xmlns:w15="http://schemas.microsoft.com/office/word/2012/wordml" xmlns:w16cex="http://schemas.microsoft.com/office/word/2018/wordml/cex" xmlns:w16cid="http://schemas.microsoft.com/office/word/2016/wordml/cid" xmlns:w16="http://schemas.microsoft.com/office/word/2018/wordml" xmlns:w16sdtdh="http://schemas.microsoft.com/office/word/2020/wordml/sdtdatahash" xmlns:w16se="http://schemas.microsoft.com/office/word/2015/wordml/symex" xmlns:wpg="http://schemas.microsoft.com/office/word/2010/wordprocessingGroup" xmlns:wpi="http://schemas.microsoft.com/office/word/2010/wordprocessingInk" xmlns:wne="http://schemas.microsoft.com/office/word/2006/wordml" xmlns:wps="http://schemas.microsoft.com/office/word/2010/wordprocessingShape" mc:Ignorable="w14 w15 w16se w16cid w16 w16cex w16sdtdh wp14">
   <w:abstractNum w:abstractNumId="0" w15:restartNumberingAfterBreak="0">
     <w:nsid w:val="1017055A"/>
     <w:multiLevelType w:val="hybridMultilevel"/>
@@ -1728,20 +1744,20 @@
       </w:pPr>
     </w:lvl>
   </w:abstractNum>
-  <w:num w:numId="1" w16cid:durableId="904339230">
+  <w:num w:numId="1">
     <w:abstractNumId w:val="1"/>
     <w:lvlOverride w:ilvl="0">
       <w:startOverride w:val="1"/>
     </w:lvlOverride>
   </w:num>
-  <w:num w:numId="2" w16cid:durableId="2035299159">
+  <w:num w:numId="2">
     <w:abstractNumId w:val="0"/>
   </w:num>
 </w:numbering>
 </file>
 
 <file path=word/styles.xml><?xml version="1.0" encoding="utf-8"?>
-<w:styles xmlns:mc="http://schemas.openxmlformats.org/markup-compatibility/2006" xmlns:r="http://schemas.openxmlformats.org/officeDocument/2006/relationships" xmlns:w="http://schemas.openxmlformats.org/wordprocessingml/2006/main" xmlns:w14="http://schemas.microsoft.com/office/word/2010/wordml" xmlns:w15="http://schemas.microsoft.com/office/word/2012/wordml" xmlns:w16cex="http://schemas.microsoft.com/office/word/2018/wordml/cex" xmlns:w16cid="http://schemas.microsoft.com/office/word/2016/wordml/cid" xmlns:w16="http://schemas.microsoft.com/office/word/2018/wordml" xmlns:w16du="http://schemas.microsoft.com/office/word/2023/wordml/word16du" xmlns:w16sdtdh="http://schemas.microsoft.com/office/word/2020/wordml/sdtdatahash" xmlns:w16sdtfl="http://schemas.microsoft.com/office/word/2024/wordml/sdtformatlock" xmlns:w16se="http://schemas.microsoft.com/office/word/2015/wordml/symex" mc:Ignorable="w14 w15 w16se w16cid w16 w16cex w16sdtdh w16sdtfl w16du">
+<w:styles xmlns:mc="http://schemas.openxmlformats.org/markup-compatibility/2006" xmlns:r="http://schemas.openxmlformats.org/officeDocument/2006/relationships" xmlns:w="http://schemas.openxmlformats.org/wordprocessingml/2006/main" xmlns:w14="http://schemas.microsoft.com/office/word/2010/wordml" xmlns:w15="http://schemas.microsoft.com/office/word/2012/wordml" xmlns:w16cex="http://schemas.microsoft.com/office/word/2018/wordml/cex" xmlns:w16cid="http://schemas.microsoft.com/office/word/2016/wordml/cid" xmlns:w16="http://schemas.microsoft.com/office/word/2018/wordml" xmlns:w16sdtdh="http://schemas.microsoft.com/office/word/2020/wordml/sdtdatahash" xmlns:w16se="http://schemas.microsoft.com/office/word/2015/wordml/symex" mc:Ignorable="w14 w15 w16se w16cid w16 w16cex w16sdtdh">
   <w:docDefaults>
     <w:rPrDefault>
       <w:rPr>

--- a/templates/working/Договор_задатка.docx
+++ b/templates/working/Договор_задатка.docx
@@ -1,6 +1,6 @@
 
 <file path=word/document.xml><?xml version="1.0" encoding="utf-8"?>
-<w:document xmlns:wpc="http://schemas.microsoft.com/office/word/2010/wordprocessingCanvas" xmlns:cx="http://schemas.microsoft.com/office/drawing/2014/chartex" xmlns:cx1="http://schemas.microsoft.com/office/drawing/2015/9/8/chartex" xmlns:cx2="http://schemas.microsoft.com/office/drawing/2015/10/21/chartex" xmlns:cx3="http://schemas.microsoft.com/office/drawing/2016/5/9/chartex" xmlns:cx4="http://schemas.microsoft.com/office/drawing/2016/5/10/chartex" xmlns:cx5="http://schemas.microsoft.com/office/drawing/2016/5/11/chartex" xmlns:cx6="http://schemas.microsoft.com/office/drawing/2016/5/12/chartex" xmlns:cx7="http://schemas.microsoft.com/office/drawing/2016/5/13/chartex" xmlns:cx8="http://schemas.microsoft.com/office/drawing/2016/5/14/chartex" xmlns:mc="http://schemas.openxmlformats.org/markup-compatibility/2006" xmlns:aink="http://schemas.microsoft.com/office/drawing/2016/ink" xmlns:am3d="http://schemas.microsoft.com/office/drawing/2017/model3d" xmlns:o="urn:schemas-microsoft-com:office:office" xmlns:r="http://schemas.openxmlformats.org/officeDocument/2006/relationships" xmlns:m="http://schemas.openxmlformats.org/officeDocument/2006/math" xmlns:v="urn:schemas-microsoft-com:vml" xmlns:wp14="http://schemas.microsoft.com/office/word/2010/wordprocessingDrawing" xmlns:wp="http://schemas.openxmlformats.org/drawingml/2006/wordprocessingDrawing" xmlns:w10="urn:schemas-microsoft-com:office:word" xmlns:w="http://schemas.openxmlformats.org/wordprocessingml/2006/main" xmlns:w14="http://schemas.microsoft.com/office/word/2010/wordml" xmlns:w15="http://schemas.microsoft.com/office/word/2012/wordml" xmlns:w16cex="http://schemas.microsoft.com/office/word/2018/wordml/cex" xmlns:w16cid="http://schemas.microsoft.com/office/word/2016/wordml/cid" xmlns:w16="http://schemas.microsoft.com/office/word/2018/wordml" xmlns:w16sdtdh="http://schemas.microsoft.com/office/word/2020/wordml/sdtdatahash" xmlns:w16se="http://schemas.microsoft.com/office/word/2015/wordml/symex" xmlns:wpg="http://schemas.microsoft.com/office/word/2010/wordprocessingGroup" xmlns:wpi="http://schemas.microsoft.com/office/word/2010/wordprocessingInk" xmlns:wne="http://schemas.microsoft.com/office/word/2006/wordml" xmlns:wps="http://schemas.microsoft.com/office/word/2010/wordprocessingShape" mc:Ignorable="w14 w15 w16se w16cid w16 w16cex w16sdtdh wp14">
+<w:document xmlns:wpc="http://schemas.microsoft.com/office/word/2010/wordprocessingCanvas" xmlns:cx="http://schemas.microsoft.com/office/drawing/2014/chartex" xmlns:cx1="http://schemas.microsoft.com/office/drawing/2015/9/8/chartex" xmlns:cx2="http://schemas.microsoft.com/office/drawing/2015/10/21/chartex" xmlns:cx3="http://schemas.microsoft.com/office/drawing/2016/5/9/chartex" xmlns:cx4="http://schemas.microsoft.com/office/drawing/2016/5/10/chartex" xmlns:cx5="http://schemas.microsoft.com/office/drawing/2016/5/11/chartex" xmlns:cx6="http://schemas.microsoft.com/office/drawing/2016/5/12/chartex" xmlns:cx7="http://schemas.microsoft.com/office/drawing/2016/5/13/chartex" xmlns:cx8="http://schemas.microsoft.com/office/drawing/2016/5/14/chartex" xmlns:mc="http://schemas.openxmlformats.org/markup-compatibility/2006" xmlns:aink="http://schemas.microsoft.com/office/drawing/2016/ink" xmlns:am3d="http://schemas.microsoft.com/office/drawing/2017/model3d" xmlns:o="urn:schemas-microsoft-com:office:office" xmlns:oel="http://schemas.microsoft.com/office/2019/extlst" xmlns:r="http://schemas.openxmlformats.org/officeDocument/2006/relationships" xmlns:m="http://schemas.openxmlformats.org/officeDocument/2006/math" xmlns:v="urn:schemas-microsoft-com:vml" xmlns:wp14="http://schemas.microsoft.com/office/word/2010/wordprocessingDrawing" xmlns:wp="http://schemas.openxmlformats.org/drawingml/2006/wordprocessingDrawing" xmlns:w10="urn:schemas-microsoft-com:office:word" xmlns:w="http://schemas.openxmlformats.org/wordprocessingml/2006/main" xmlns:w14="http://schemas.microsoft.com/office/word/2010/wordml" xmlns:w15="http://schemas.microsoft.com/office/word/2012/wordml" xmlns:w16cei="http://schemas.microsoft.com/office/word/2026/wordml/cei" xmlns:w16cex="http://schemas.microsoft.com/office/word/2018/wordml/cex" xmlns:w16cid="http://schemas.microsoft.com/office/word/2016/wordml/cid" xmlns:w16="http://schemas.microsoft.com/office/word/2018/wordml" xmlns:w16du="http://schemas.microsoft.com/office/word/2023/wordml/word16du" xmlns:w16sdtdh="http://schemas.microsoft.com/office/word/2020/wordml/sdtdatahash" xmlns:w16sdtfl="http://schemas.microsoft.com/office/word/2024/wordml/sdtformatlock" xmlns:w16se="http://schemas.microsoft.com/office/word/2015/wordml/symex" xmlns:wpg="http://schemas.microsoft.com/office/word/2010/wordprocessingGroup" xmlns:wpi="http://schemas.microsoft.com/office/word/2010/wordprocessingInk" xmlns:wne="http://schemas.microsoft.com/office/word/2006/wordml" xmlns:wps="http://schemas.microsoft.com/office/word/2010/wordprocessingShape" mc:Ignorable="w14 w15 w16se w16cid w16 w16cex w16sdtdh w16sdtfl w16du wp14">
   <w:body>
     <w:p>
       <w:pPr>
@@ -79,49 +79,59 @@
         <w:rPr>
           <w:sz w:val="24"/>
           <w:szCs w:val="24"/>
+          <w:lang w:val="en-US"/>
+        </w:rPr>
+        <w:tab/>
+      </w:r>
+      <w:r>
+        <w:rPr>
+          <w:sz w:val="24"/>
+          <w:szCs w:val="24"/>
+        </w:rPr>
+        <w:tab/>
+      </w:r>
+      <w:r>
+        <w:rPr>
+          <w:sz w:val="24"/>
+          <w:szCs w:val="24"/>
+        </w:rPr>
+        <w:tab/>
+      </w:r>
+      <w:r>
+        <w:rPr>
+          <w:sz w:val="24"/>
+          <w:lang w:val="en-US"/>
+        </w:rPr>
+        <w:t>{{</w:t>
+      </w:r>
+      <w:proofErr w:type="gramStart"/>
+      <w:r>
+        <w:rPr>
+          <w:sz w:val="24"/>
+          <w:lang w:val="en-US"/>
+        </w:rPr>
+        <w:t>deal.</w:t>
+      </w:r>
+      <w:proofErr w:type="spellStart"/>
+      <w:r>
+        <w:rPr>
+          <w:sz w:val="24"/>
+        </w:rPr>
+        <w:t>depositContractDate</w:t>
+      </w:r>
+      <w:proofErr w:type="spellEnd"/>
+      <w:r>
+        <w:rPr>
+          <w:sz w:val="24"/>
+          <w:lang w:val="en-US"/>
+        </w:rPr>
+        <w:t>}}</w:t>
+      </w:r>
+      <w:r>
+        <w:rPr>
+          <w:sz w:val="24"/>
           <w:lang w:val="ru-RU"/>
         </w:rPr>
-        <w:tab/>
-      </w:r>
-      <w:r>
-        <w:rPr>
-          <w:sz w:val="24"/>
-          <w:szCs w:val="24"/>
-        </w:rPr>
-        <w:tab/>
-      </w:r>
-      <w:r>
-        <w:rPr>
-          <w:sz w:val="24"/>
-          <w:szCs w:val="24"/>
-        </w:rPr>
-        <w:tab/>
-      </w:r>
-      <w:r>
-        <w:rPr>
-          <w:sz w:val="24"/>
-          <w:lang w:val="en-US"/>
-        </w:rPr>
-        <w:t>{{deal.</w:t>
-      </w:r>
-      <w:r>
-        <w:rPr>
-          <w:sz w:val="24"/>
-        </w:rPr>
-        <w:t>depositContractDate</w:t>
-      </w:r>
-      <w:r>
-        <w:rPr>
-          <w:sz w:val="24"/>
-          <w:lang w:val="en-US"/>
-        </w:rPr>
-        <w:t>}}</w:t>
-      </w:r>
-      <w:r>
-        <w:rPr>
-          <w:sz w:val="24"/>
-          <w:lang w:val="ru-RU"/>
-        </w:rPr>
         <w:t>г</w:t>
       </w:r>
       <w:r>
@@ -130,6 +140,7 @@
         </w:rPr>
         <w:t>.</w:t>
       </w:r>
+      <w:proofErr w:type="gramEnd"/>
     </w:p>
     <w:p>
       <w:pPr>
@@ -145,7 +156,39 @@
           <w:sz w:val="24"/>
           <w:szCs w:val="24"/>
         </w:rPr>
-        <w:t xml:space="preserve">Мы, нижеподписавшиеся: «Задаткодатель», именуемый(ая) в дальнейшем </w:t>
+        <w:t>Мы, нижеподписавшиеся: «</w:t>
+      </w:r>
+      <w:proofErr w:type="spellStart"/>
+      <w:r>
+        <w:rPr>
+          <w:sz w:val="24"/>
+          <w:szCs w:val="24"/>
+        </w:rPr>
+        <w:t>Задаткодатель</w:t>
+      </w:r>
+      <w:proofErr w:type="spellEnd"/>
+      <w:r>
+        <w:rPr>
+          <w:sz w:val="24"/>
+          <w:szCs w:val="24"/>
+        </w:rPr>
+        <w:t>», именуемый(</w:t>
+      </w:r>
+      <w:proofErr w:type="spellStart"/>
+      <w:r>
+        <w:rPr>
+          <w:sz w:val="24"/>
+          <w:szCs w:val="24"/>
+        </w:rPr>
+        <w:t>ая</w:t>
+      </w:r>
+      <w:proofErr w:type="spellEnd"/>
+      <w:r>
+        <w:rPr>
+          <w:sz w:val="24"/>
+          <w:szCs w:val="24"/>
+        </w:rPr>
+        <w:t xml:space="preserve">) в дальнейшем </w:t>
       </w:r>
       <w:r>
         <w:rPr>
@@ -161,7 +204,63 @@
           <w:sz w:val="24"/>
           <w:szCs w:val="24"/>
         </w:rPr>
-        <w:t>, гр. {{buyer.fullName}}, адрес регистрации: {{buyer.address}}, паспорт {{buyer.passport}}, выдан {{buyer.</w:t>
+        <w:t>, гр. {{</w:t>
+      </w:r>
+      <w:proofErr w:type="spellStart"/>
+      <w:r>
+        <w:rPr>
+          <w:sz w:val="24"/>
+          <w:szCs w:val="24"/>
+        </w:rPr>
+        <w:t>buyer.fullName</w:t>
+      </w:r>
+      <w:proofErr w:type="spellEnd"/>
+      <w:r>
+        <w:rPr>
+          <w:sz w:val="24"/>
+          <w:szCs w:val="24"/>
+        </w:rPr>
+        <w:t>}}, адрес регистрации: {{</w:t>
+      </w:r>
+      <w:proofErr w:type="spellStart"/>
+      <w:r>
+        <w:rPr>
+          <w:sz w:val="24"/>
+          <w:szCs w:val="24"/>
+        </w:rPr>
+        <w:t>buyer.address</w:t>
+      </w:r>
+      <w:proofErr w:type="spellEnd"/>
+      <w:r>
+        <w:rPr>
+          <w:sz w:val="24"/>
+          <w:szCs w:val="24"/>
+        </w:rPr>
+        <w:t>}}, паспорт {{</w:t>
+      </w:r>
+      <w:proofErr w:type="spellStart"/>
+      <w:r>
+        <w:rPr>
+          <w:sz w:val="24"/>
+          <w:szCs w:val="24"/>
+        </w:rPr>
+        <w:t>buyer.passport</w:t>
+      </w:r>
+      <w:proofErr w:type="spellEnd"/>
+      <w:r>
+        <w:rPr>
+          <w:sz w:val="24"/>
+          <w:szCs w:val="24"/>
+        </w:rPr>
+        <w:t>}}, выдан {{</w:t>
+      </w:r>
+      <w:proofErr w:type="spellStart"/>
+      <w:r>
+        <w:rPr>
+          <w:sz w:val="24"/>
+          <w:szCs w:val="24"/>
+        </w:rPr>
+        <w:t>buyer.</w:t>
       </w:r>
       <w:r>
         <w:rPr>
@@ -170,12 +269,45 @@
         </w:rPr>
         <w:t>passportIssuedByInstrumental</w:t>
       </w:r>
-      <w:r>
-        <w:rPr>
-          <w:sz w:val="24"/>
-          <w:szCs w:val="24"/>
-        </w:rPr>
-        <w:t xml:space="preserve">}}, идентификационный номер {{buyer.id}}, и «Задаткополучатель», именуемый(ая) в дальнейшем </w:t>
+      <w:proofErr w:type="spellEnd"/>
+      <w:r>
+        <w:rPr>
+          <w:sz w:val="24"/>
+          <w:szCs w:val="24"/>
+        </w:rPr>
+        <w:t>}}, идентификационный номер {{buyer.id}}, и «</w:t>
+      </w:r>
+      <w:proofErr w:type="spellStart"/>
+      <w:r>
+        <w:rPr>
+          <w:sz w:val="24"/>
+          <w:szCs w:val="24"/>
+        </w:rPr>
+        <w:t>Задаткополучатель</w:t>
+      </w:r>
+      <w:proofErr w:type="spellEnd"/>
+      <w:r>
+        <w:rPr>
+          <w:sz w:val="24"/>
+          <w:szCs w:val="24"/>
+        </w:rPr>
+        <w:t>», именуемый(</w:t>
+      </w:r>
+      <w:proofErr w:type="spellStart"/>
+      <w:r>
+        <w:rPr>
+          <w:sz w:val="24"/>
+          <w:szCs w:val="24"/>
+        </w:rPr>
+        <w:t>ая</w:t>
+      </w:r>
+      <w:proofErr w:type="spellEnd"/>
+      <w:r>
+        <w:rPr>
+          <w:sz w:val="24"/>
+          <w:szCs w:val="24"/>
+        </w:rPr>
+        <w:t xml:space="preserve">) в дальнейшем </w:t>
       </w:r>
       <w:r>
         <w:rPr>
@@ -191,36 +323,28 @@
           <w:sz w:val="24"/>
           <w:szCs w:val="24"/>
         </w:rPr>
-        <w:t>, гр. {{seller.fullName}}</w:t>
-      </w:r>
-      <w:r>
-        <w:rPr>
-          <w:sz w:val="24"/>
-          <w:szCs w:val="24"/>
-          <w:lang w:eastAsia="ru-RU"/>
-        </w:rPr>
-        <w:t>{{#seller.poaNumber}}, действующий(ая) на основании доверенности №{{seller.poaNumber}} от {{seller.poaDate}}{{/seller.poaNumber}}</w:t>
-      </w:r>
-      <w:r>
-        <w:rPr>
-          <w:sz w:val="24"/>
-          <w:szCs w:val="24"/>
-        </w:rPr>
-        <w:t>, зарегистрированный(ая) по адресу: {{seller.address}}, паспорт {{seller.passport}}, выдан {{seller.</w:t>
-      </w:r>
-      <w:r>
-        <w:rPr>
-          <w:sz w:val="24"/>
-          <w:szCs w:val="24"/>
-        </w:rPr>
-        <w:t>passportIssuedByInstrumental</w:t>
-      </w:r>
-      <w:r>
-        <w:rPr>
-          <w:sz w:val="24"/>
-          <w:szCs w:val="24"/>
-        </w:rPr>
-        <w:t>}}, идентификационный номер {{seller.id}}, заключили между собой настоящий договор о нижеследующем:</w:t>
+        <w:t>, гр. </w:t>
+      </w:r>
+      <w:r>
+        <w:rPr>
+          <w:sz w:val="24"/>
+          <w:szCs w:val="24"/>
+        </w:rPr>
+        <w:t>{{owner1.fullName}}{{owner1.poaSuffix}}{{#owner2.fullName}}, {{owner2.fullName}}{{owner2.poaSuffix}}{{/owner2.fullName}}{{#owner3.fullName}}, {{owner3.fullName}}{{owner3.poaSuffix}}{{/owner3.fullName}}</w:t>
+      </w:r>
+      <w:r>
+        <w:rPr>
+          <w:sz w:val="24"/>
+          <w:szCs w:val="24"/>
+        </w:rPr>
+        <w:t>,</w:t>
+      </w:r>
+      <w:r>
+        <w:rPr>
+          <w:sz w:val="24"/>
+          <w:szCs w:val="24"/>
+        </w:rPr>
+        <w:t xml:space="preserve"> заключили между собой настоящий договор о нижеследующем:</w:t>
       </w:r>
     </w:p>
     <w:p>
@@ -305,7 +429,25 @@
           <w:sz w:val="24"/>
           <w:szCs w:val="24"/>
         </w:rPr>
-        <w:t> «Продавец» получил от «Покупателя» задаток в размере: {{deposit.amountBYN}} </w:t>
+        <w:t> «Продавец» получил от «Покупателя» задаток в размере: {{</w:t>
+      </w:r>
+      <w:proofErr w:type="spellStart"/>
+      <w:proofErr w:type="gramStart"/>
+      <w:r>
+        <w:rPr>
+          <w:sz w:val="24"/>
+          <w:szCs w:val="24"/>
+        </w:rPr>
+        <w:t>deposit.amountBYN</w:t>
+      </w:r>
+      <w:proofErr w:type="spellEnd"/>
+      <w:proofErr w:type="gramEnd"/>
+      <w:r>
+        <w:rPr>
+          <w:sz w:val="24"/>
+          <w:szCs w:val="24"/>
+        </w:rPr>
+        <w:t>}} </w:t>
       </w:r>
       <w:r>
         <w:rPr>
@@ -319,8 +461,19 @@
           <w:sz w:val="24"/>
           <w:szCs w:val="24"/>
         </w:rPr>
-        <w:t>({{deposit.amountBYNWords</w:t>
-      </w:r>
+        <w:t>({{</w:t>
+      </w:r>
+      <w:proofErr w:type="spellStart"/>
+      <w:proofErr w:type="gramStart"/>
+      <w:r>
+        <w:rPr>
+          <w:sz w:val="24"/>
+          <w:szCs w:val="24"/>
+        </w:rPr>
+        <w:t>deposit.amountBYNWords</w:t>
+      </w:r>
+      <w:proofErr w:type="spellEnd"/>
+      <w:proofErr w:type="gramEnd"/>
       <w:r>
         <w:rPr>
           <w:sz w:val="24"/>
@@ -402,7 +555,25 @@
           <w:sz w:val="24"/>
           <w:szCs w:val="24"/>
         </w:rPr>
-        <w:t>{{property.type}}</w:t>
+        <w:t>{{</w:t>
+      </w:r>
+      <w:proofErr w:type="spellStart"/>
+      <w:proofErr w:type="gramStart"/>
+      <w:r>
+        <w:rPr>
+          <w:sz w:val="24"/>
+          <w:szCs w:val="24"/>
+        </w:rPr>
+        <w:t>property.type</w:t>
+      </w:r>
+      <w:proofErr w:type="spellEnd"/>
+      <w:proofErr w:type="gramEnd"/>
+      <w:r>
+        <w:rPr>
+          <w:sz w:val="24"/>
+          <w:szCs w:val="24"/>
+        </w:rPr>
+        <w:t>}}</w:t>
       </w:r>
       <w:r>
         <w:rPr>
@@ -424,7 +595,25 @@
           <w:sz w:val="24"/>
           <w:szCs w:val="24"/>
         </w:rPr>
-        <w:t xml:space="preserve"> адресу: {{property.address}}.</w:t>
+        <w:t xml:space="preserve"> адресу: {{</w:t>
+      </w:r>
+      <w:proofErr w:type="spellStart"/>
+      <w:proofErr w:type="gramStart"/>
+      <w:r>
+        <w:rPr>
+          <w:sz w:val="24"/>
+          <w:szCs w:val="24"/>
+        </w:rPr>
+        <w:t>property.address</w:t>
+      </w:r>
+      <w:proofErr w:type="spellEnd"/>
+      <w:proofErr w:type="gramEnd"/>
+      <w:r>
+        <w:rPr>
+          <w:sz w:val="24"/>
+          <w:szCs w:val="24"/>
+        </w:rPr>
+        <w:t>}}.</w:t>
       </w:r>
     </w:p>
     <w:p>
@@ -442,8 +631,19 @@
           <w:sz w:val="24"/>
           <w:szCs w:val="24"/>
         </w:rPr>
-        <w:t>Стоимость объекта недвижимости составляет: {{property.priceBYN</w:t>
-      </w:r>
+        <w:t>Стоимость объекта недвижимости составляет: {{</w:t>
+      </w:r>
+      <w:proofErr w:type="spellStart"/>
+      <w:proofErr w:type="gramStart"/>
+      <w:r>
+        <w:rPr>
+          <w:sz w:val="24"/>
+          <w:szCs w:val="24"/>
+        </w:rPr>
+        <w:t>property.priceBYN</w:t>
+      </w:r>
+      <w:proofErr w:type="spellEnd"/>
+      <w:proofErr w:type="gramEnd"/>
       <w:r>
         <w:rPr>
           <w:sz w:val="24"/>
@@ -470,7 +670,25 @@
           <w:sz w:val="24"/>
           <w:szCs w:val="24"/>
         </w:rPr>
-        <w:t> ({{property.priceWords}}</w:t>
+        <w:t> ({{</w:t>
+      </w:r>
+      <w:proofErr w:type="spellStart"/>
+      <w:proofErr w:type="gramStart"/>
+      <w:r>
+        <w:rPr>
+          <w:sz w:val="24"/>
+          <w:szCs w:val="24"/>
+        </w:rPr>
+        <w:t>property.priceWords</w:t>
+      </w:r>
+      <w:proofErr w:type="spellEnd"/>
+      <w:proofErr w:type="gramEnd"/>
+      <w:r>
+        <w:rPr>
+          <w:sz w:val="24"/>
+          <w:szCs w:val="24"/>
+        </w:rPr>
+        <w:t>}}</w:t>
       </w:r>
       <w:r>
         <w:rPr>
@@ -484,7 +702,39 @@
           <w:sz w:val="24"/>
           <w:szCs w:val="24"/>
         </w:rPr>
-        <w:t xml:space="preserve"> что эквивалентно: {{property.priceUSD}} ({{property.priceWordsUSD}}) долларов США.</w:t>
+        <w:t xml:space="preserve"> что эквивалентно: {{</w:t>
+      </w:r>
+      <w:proofErr w:type="gramStart"/>
+      <w:r>
+        <w:rPr>
+          <w:sz w:val="24"/>
+          <w:szCs w:val="24"/>
+        </w:rPr>
+        <w:t>property.priceUSD</w:t>
+      </w:r>
+      <w:proofErr w:type="gramEnd"/>
+      <w:r>
+        <w:rPr>
+          <w:sz w:val="24"/>
+          <w:szCs w:val="24"/>
+        </w:rPr>
+        <w:t>}} ({{</w:t>
+      </w:r>
+      <w:proofErr w:type="gramStart"/>
+      <w:r>
+        <w:rPr>
+          <w:sz w:val="24"/>
+          <w:szCs w:val="24"/>
+        </w:rPr>
+        <w:t>property.priceWordsUSD</w:t>
+      </w:r>
+      <w:proofErr w:type="gramEnd"/>
+      <w:r>
+        <w:rPr>
+          <w:sz w:val="24"/>
+          <w:szCs w:val="24"/>
+        </w:rPr>
+        <w:t>}}) долларов США.</w:t>
       </w:r>
     </w:p>
     <w:p>
@@ -622,7 +872,16 @@
           <w:sz w:val="24"/>
           <w:szCs w:val="24"/>
         </w:rPr>
-        <w:t> Стороны обязуются заключить договор купли-продажи, обеспеченный задатком в срок до {{deal.</w:t>
+        <w:t> Стороны обязуются заключить договор купли-продажи, обеспеченный задатком в срок до {{</w:t>
+      </w:r>
+      <w:proofErr w:type="spellStart"/>
+      <w:proofErr w:type="gramStart"/>
+      <w:r>
+        <w:rPr>
+          <w:sz w:val="24"/>
+          <w:szCs w:val="24"/>
+        </w:rPr>
+        <w:t>deal.</w:t>
       </w:r>
       <w:r>
         <w:rPr>
@@ -631,6 +890,8 @@
         </w:rPr>
         <w:t>depositContractEndDate</w:t>
       </w:r>
+      <w:proofErr w:type="spellEnd"/>
+      <w:proofErr w:type="gramEnd"/>
       <w:r>
         <w:rPr>
           <w:sz w:val="24"/>
@@ -998,7 +1259,25 @@
           <w:sz w:val="24"/>
           <w:szCs w:val="24"/>
         </w:rPr>
-        <w:t>{{deal.additionalTerms}}</w:t>
+        <w:t>{{</w:t>
+      </w:r>
+      <w:proofErr w:type="spellStart"/>
+      <w:proofErr w:type="gramStart"/>
+      <w:r>
+        <w:rPr>
+          <w:sz w:val="24"/>
+          <w:szCs w:val="24"/>
+        </w:rPr>
+        <w:t>deal.additionalTerms</w:t>
+      </w:r>
+      <w:proofErr w:type="spellEnd"/>
+      <w:proofErr w:type="gramEnd"/>
+      <w:r>
+        <w:rPr>
+          <w:sz w:val="24"/>
+          <w:szCs w:val="24"/>
+        </w:rPr>
+        <w:t>}}</w:t>
       </w:r>
     </w:p>
     <w:p>
@@ -1038,7 +1317,25 @@
           <w:sz w:val="24"/>
           <w:szCs w:val="24"/>
         </w:rPr>
-        <w:t> {{deal.btiPayment}}.</w:t>
+        <w:t> {{</w:t>
+      </w:r>
+      <w:proofErr w:type="spellStart"/>
+      <w:proofErr w:type="gramStart"/>
+      <w:r>
+        <w:rPr>
+          <w:sz w:val="24"/>
+          <w:szCs w:val="24"/>
+        </w:rPr>
+        <w:t>deal.btiPayment</w:t>
+      </w:r>
+      <w:proofErr w:type="spellEnd"/>
+      <w:proofErr w:type="gramEnd"/>
+      <w:r>
+        <w:rPr>
+          <w:sz w:val="24"/>
+          <w:szCs w:val="24"/>
+        </w:rPr>
+        <w:t>}}.</w:t>
       </w:r>
     </w:p>
     <w:p>
@@ -1091,6 +1388,14 @@
     <w:tbl>
       <w:tblPr>
         <w:tblW w:w="5000" w:type="pct"/>
+        <w:tblBorders>
+          <w:top w:val="single" w:sz="4" w:space="0" w:color="auto"/>
+          <w:left w:val="single" w:sz="4" w:space="0" w:color="auto"/>
+          <w:bottom w:val="single" w:sz="4" w:space="0" w:color="auto"/>
+          <w:right w:val="single" w:sz="4" w:space="0" w:color="auto"/>
+          <w:insideH w:val="single" w:sz="4" w:space="0" w:color="auto"/>
+          <w:insideV w:val="single" w:sz="4" w:space="0" w:color="auto"/>
+        </w:tblBorders>
         <w:tblCellMar>
           <w:left w:w="10" w:type="dxa"/>
           <w:right w:w="10" w:type="dxa"/>
@@ -1098,8 +1403,8 @@
         <w:tblLook w:val="04A0" w:firstRow="1" w:lastRow="0" w:firstColumn="1" w:lastColumn="0" w:noHBand="0" w:noVBand="1"/>
       </w:tblPr>
       <w:tblGrid>
-        <w:gridCol w:w="4513"/>
-        <w:gridCol w:w="4513"/>
+        <w:gridCol w:w="4508"/>
+        <w:gridCol w:w="4508"/>
       </w:tblGrid>
       <w:tr>
         <w:tc>
@@ -1137,7 +1442,23 @@
                 <w:sz w:val="24"/>
                 <w:szCs w:val="24"/>
               </w:rPr>
-              <w:t>(задаткополучатель)</w:t>
+              <w:t>(</w:t>
+            </w:r>
+            <w:proofErr w:type="spellStart"/>
+            <w:r>
+              <w:rPr>
+                <w:sz w:val="24"/>
+                <w:szCs w:val="24"/>
+              </w:rPr>
+              <w:t>задаткополучатель</w:t>
+            </w:r>
+            <w:proofErr w:type="spellEnd"/>
+            <w:r>
+              <w:rPr>
+                <w:sz w:val="24"/>
+                <w:szCs w:val="24"/>
+              </w:rPr>
+              <w:t>)</w:t>
             </w:r>
           </w:p>
         </w:tc>
@@ -1176,7 +1497,23 @@
                 <w:sz w:val="24"/>
                 <w:szCs w:val="24"/>
               </w:rPr>
-              <w:t>(задаткодатель)</w:t>
+              <w:t>(</w:t>
+            </w:r>
+            <w:proofErr w:type="spellStart"/>
+            <w:r>
+              <w:rPr>
+                <w:sz w:val="24"/>
+                <w:szCs w:val="24"/>
+              </w:rPr>
+              <w:t>задаткодатель</w:t>
+            </w:r>
+            <w:proofErr w:type="spellEnd"/>
+            <w:r>
+              <w:rPr>
+                <w:sz w:val="24"/>
+                <w:szCs w:val="24"/>
+              </w:rPr>
+              <w:t>)</w:t>
             </w:r>
           </w:p>
         </w:tc>
@@ -1184,367 +1521,887 @@
       <w:tr>
         <w:tc>
           <w:tcPr>
-            <w:tcW w:w="0" w:type="auto"/>
+            <w:tcW w:w="2500" w:type="pct"/>
           </w:tcPr>
           <w:p>
             <w:pPr>
-              <w:spacing w:before="60" w:after="60"/>
-              <w:rPr>
-                <w:sz w:val="24"/>
-                <w:szCs w:val="24"/>
-              </w:rPr>
-            </w:pPr>
-            <w:r>
-              <w:rPr>
-                <w:sz w:val="24"/>
-                <w:szCs w:val="24"/>
-              </w:rPr>
-              <w:t>гр. {{seller.fullName}}</w:t>
-            </w:r>
+              <w:jc w:val="center"/>
+              <w:rPr>
+                <w:sz w:val="24"/>
+                <w:szCs w:val="24"/>
+              </w:rPr>
+            </w:pPr>
+          </w:p>
+          <w:p>
+            <w:pPr>
+              <w:jc w:val="center"/>
+              <w:rPr>
+                <w:sz w:val="24"/>
+                <w:szCs w:val="24"/>
+              </w:rPr>
+            </w:pPr>
+            <w:r>
+              <w:rPr>
+                <w:sz w:val="24"/>
+                <w:szCs w:val="24"/>
+              </w:rPr>
+              <w:t>{{owner1.fullName}}</w:t>
+            </w:r>
+          </w:p>
+          <w:p>
+            <w:pPr>
+              <w:jc w:val="center"/>
+              <w:rPr>
+                <w:sz w:val="24"/>
+                <w:szCs w:val="24"/>
+              </w:rPr>
+            </w:pPr>
+            <w:r>
+              <w:rPr>
+                <w:sz w:val="24"/>
+                <w:szCs w:val="24"/>
+              </w:rPr>
+              <w:t>Адрес регистрации: {{owner1.address}}</w:t>
+            </w:r>
+          </w:p>
+          <w:p>
+            <w:pPr>
+              <w:jc w:val="center"/>
+              <w:rPr>
+                <w:sz w:val="24"/>
+                <w:szCs w:val="24"/>
+              </w:rPr>
+            </w:pPr>
+            <w:r>
+              <w:rPr>
+                <w:sz w:val="24"/>
+                <w:szCs w:val="24"/>
+              </w:rPr>
+              <w:t>Паспорт {{owner1.passport}}</w:t>
+            </w:r>
+          </w:p>
+          <w:p>
+            <w:pPr>
+              <w:jc w:val="center"/>
+              <w:rPr>
+                <w:sz w:val="24"/>
+                <w:szCs w:val="24"/>
+              </w:rPr>
+            </w:pPr>
+            <w:r>
+              <w:rPr>
+                <w:sz w:val="24"/>
+                <w:szCs w:val="24"/>
+              </w:rPr>
+              <w:t>Выдан {{owner1.passportIssuedByInstrumental}} {{owner1.passportIssueDate}}</w:t>
+            </w:r>
+          </w:p>
+          <w:p>
+            <w:pPr>
+              <w:jc w:val="center"/>
+              <w:rPr>
+                <w:sz w:val="24"/>
+                <w:szCs w:val="24"/>
+              </w:rPr>
+            </w:pPr>
+            <w:r>
+              <w:rPr>
+                <w:sz w:val="24"/>
+                <w:szCs w:val="24"/>
+              </w:rPr>
+              <w:t>ИН {{owner1.id}}</w:t>
+            </w:r>
+          </w:p>
+          <w:p>
+            <w:pPr>
+              <w:jc w:val="center"/>
+              <w:rPr>
+                <w:sz w:val="24"/>
+                <w:szCs w:val="24"/>
+              </w:rPr>
+            </w:pPr>
+            <w:r>
+              <w:rPr>
+                <w:sz w:val="24"/>
+                <w:szCs w:val="24"/>
+              </w:rPr>
+              <w:t>Телефон</w:t>
+            </w:r>
+            <w:r>
+              <w:rPr>
+                <w:sz w:val="24"/>
+                <w:szCs w:val="24"/>
+              </w:rPr>
+              <w:t xml:space="preserve"> {{owner1.phone}}</w:t>
+            </w:r>
+          </w:p>
+          <w:p>
+            <w:pPr>
+              <w:rPr>
+                <w:sz w:val="24"/>
+                <w:szCs w:val="24"/>
+              </w:rPr>
+            </w:pPr>
+          </w:p>
+          <w:p>
+            <w:pPr>
+              <w:rPr>
+                <w:sz w:val="24"/>
+                <w:szCs w:val="24"/>
+              </w:rPr>
+            </w:pPr>
+            <w:r>
+              <w:rPr>
+                <w:sz w:val="24"/>
+                <w:szCs w:val="24"/>
+              </w:rPr>
+              <w:t xml:space="preserve">Подпись                                             / {{owner1.signatoryLabel}}/ </w:t>
+            </w:r>
+          </w:p>
+          <w:p>
+            <w:pPr>
+              <w:rPr>
+                <w:b/>
+                <w:bCs/>
+                <w:sz w:val="24"/>
+                <w:szCs w:val="24"/>
+              </w:rPr>
+            </w:pPr>
           </w:p>
         </w:tc>
         <w:tc>
           <w:tcPr>
-            <w:tcW w:w="0" w:type="auto"/>
+            <w:tcW w:w="2500" w:type="pct"/>
           </w:tcPr>
           <w:p>
             <w:pPr>
-              <w:spacing w:before="60" w:after="60"/>
-              <w:rPr>
-                <w:sz w:val="24"/>
-                <w:szCs w:val="24"/>
-              </w:rPr>
-            </w:pPr>
-            <w:r>
-              <w:rPr>
-                <w:sz w:val="24"/>
-                <w:szCs w:val="24"/>
-              </w:rPr>
-              <w:t>гр. {{buyer.fullName}}</w:t>
-            </w:r>
+              <w:jc w:val="center"/>
+              <w:rPr>
+                <w:sz w:val="24"/>
+                <w:szCs w:val="24"/>
+              </w:rPr>
+            </w:pPr>
+          </w:p>
+          <w:p>
+            <w:pPr>
+              <w:jc w:val="center"/>
+              <w:rPr>
+                <w:sz w:val="24"/>
+                <w:szCs w:val="24"/>
+              </w:rPr>
+            </w:pPr>
+            <w:r>
+              <w:rPr>
+                <w:sz w:val="24"/>
+                <w:szCs w:val="24"/>
+              </w:rPr>
+              <w:t>{{</w:t>
+            </w:r>
+            <w:proofErr w:type="spellStart"/>
+            <w:proofErr w:type="gramStart"/>
+            <w:r>
+              <w:rPr>
+                <w:sz w:val="24"/>
+                <w:szCs w:val="24"/>
+              </w:rPr>
+              <w:t>buyer.fullName</w:t>
+            </w:r>
+            <w:proofErr w:type="spellEnd"/>
+            <w:proofErr w:type="gramEnd"/>
+            <w:r>
+              <w:rPr>
+                <w:sz w:val="24"/>
+                <w:szCs w:val="24"/>
+              </w:rPr>
+              <w:t>}}</w:t>
+            </w:r>
+          </w:p>
+          <w:p>
+            <w:pPr>
+              <w:jc w:val="center"/>
+              <w:rPr>
+                <w:sz w:val="24"/>
+                <w:szCs w:val="24"/>
+              </w:rPr>
+            </w:pPr>
+            <w:r>
+              <w:rPr>
+                <w:sz w:val="24"/>
+                <w:szCs w:val="24"/>
+              </w:rPr>
+              <w:t xml:space="preserve">Адрес регистрации: </w:t>
+            </w:r>
+            <w:r>
+              <w:rPr>
+                <w:sz w:val="24"/>
+                <w:szCs w:val="24"/>
+              </w:rPr>
+              <w:t>{{</w:t>
+            </w:r>
+            <w:proofErr w:type="spellStart"/>
+            <w:proofErr w:type="gramStart"/>
+            <w:r>
+              <w:rPr>
+                <w:sz w:val="24"/>
+                <w:szCs w:val="24"/>
+              </w:rPr>
+              <w:t>buyer.address</w:t>
+            </w:r>
+            <w:proofErr w:type="spellEnd"/>
+            <w:proofErr w:type="gramEnd"/>
+            <w:r>
+              <w:rPr>
+                <w:sz w:val="24"/>
+                <w:szCs w:val="24"/>
+              </w:rPr>
+              <w:t>}}</w:t>
+            </w:r>
+          </w:p>
+          <w:p>
+            <w:pPr>
+              <w:jc w:val="center"/>
+              <w:rPr>
+                <w:sz w:val="24"/>
+                <w:szCs w:val="24"/>
+              </w:rPr>
+            </w:pPr>
+            <w:r>
+              <w:rPr>
+                <w:sz w:val="24"/>
+                <w:szCs w:val="24"/>
+              </w:rPr>
+              <w:t>Паспорт {{</w:t>
+            </w:r>
+            <w:proofErr w:type="spellStart"/>
+            <w:proofErr w:type="gramStart"/>
+            <w:r>
+              <w:rPr>
+                <w:sz w:val="24"/>
+                <w:szCs w:val="24"/>
+              </w:rPr>
+              <w:t>buyer.passport</w:t>
+            </w:r>
+            <w:proofErr w:type="spellEnd"/>
+            <w:proofErr w:type="gramEnd"/>
+            <w:r>
+              <w:rPr>
+                <w:sz w:val="24"/>
+                <w:szCs w:val="24"/>
+              </w:rPr>
+              <w:t>}}</w:t>
+            </w:r>
+          </w:p>
+          <w:p>
+            <w:pPr>
+              <w:jc w:val="center"/>
+              <w:rPr>
+                <w:sz w:val="24"/>
+                <w:szCs w:val="24"/>
+              </w:rPr>
+            </w:pPr>
+            <w:r>
+              <w:rPr>
+                <w:sz w:val="24"/>
+                <w:szCs w:val="24"/>
+              </w:rPr>
+              <w:t>Выдан {{</w:t>
+            </w:r>
+            <w:proofErr w:type="spellStart"/>
+            <w:proofErr w:type="gramStart"/>
+            <w:r>
+              <w:rPr>
+                <w:sz w:val="24"/>
+                <w:szCs w:val="24"/>
+              </w:rPr>
+              <w:t>buyer</w:t>
+            </w:r>
+            <w:r>
+              <w:rPr>
+                <w:sz w:val="24"/>
+                <w:szCs w:val="24"/>
+              </w:rPr>
+              <w:t>.</w:t>
+            </w:r>
+            <w:r>
+              <w:rPr>
+                <w:sz w:val="24"/>
+                <w:szCs w:val="24"/>
+              </w:rPr>
+              <w:t>passportIssuedByInstrumental</w:t>
+            </w:r>
+            <w:proofErr w:type="spellEnd"/>
+            <w:proofErr w:type="gramEnd"/>
+          </w:p>
+          <w:p>
+            <w:pPr>
+              <w:jc w:val="center"/>
+              <w:rPr>
+                <w:sz w:val="24"/>
+                <w:szCs w:val="24"/>
+              </w:rPr>
+            </w:pPr>
+            <w:r>
+              <w:rPr>
+                <w:sz w:val="24"/>
+                <w:szCs w:val="24"/>
+              </w:rPr>
+              <w:t>}}</w:t>
+            </w:r>
+          </w:p>
+          <w:p>
+            <w:pPr>
+              <w:jc w:val="center"/>
+              <w:rPr>
+                <w:sz w:val="24"/>
+                <w:szCs w:val="24"/>
+              </w:rPr>
+            </w:pPr>
+            <w:r>
+              <w:rPr>
+                <w:sz w:val="24"/>
+                <w:szCs w:val="24"/>
+              </w:rPr>
+              <w:t>{{</w:t>
+            </w:r>
+            <w:proofErr w:type="spellStart"/>
+            <w:proofErr w:type="gramStart"/>
+            <w:r>
+              <w:rPr>
+                <w:sz w:val="24"/>
+                <w:szCs w:val="24"/>
+              </w:rPr>
+              <w:t>buyer</w:t>
+            </w:r>
+            <w:r>
+              <w:rPr>
+                <w:sz w:val="24"/>
+                <w:szCs w:val="24"/>
+              </w:rPr>
+              <w:t>.</w:t>
+            </w:r>
+            <w:r>
+              <w:rPr>
+                <w:sz w:val="24"/>
+                <w:szCs w:val="24"/>
+              </w:rPr>
+              <w:t>passportIssueDate</w:t>
+            </w:r>
+            <w:proofErr w:type="spellEnd"/>
+            <w:proofErr w:type="gramEnd"/>
+            <w:r>
+              <w:rPr>
+                <w:sz w:val="24"/>
+                <w:szCs w:val="24"/>
+              </w:rPr>
+              <w:t>}}</w:t>
+            </w:r>
+          </w:p>
+          <w:p>
+            <w:pPr>
+              <w:jc w:val="center"/>
+              <w:rPr>
+                <w:sz w:val="24"/>
+                <w:szCs w:val="24"/>
+              </w:rPr>
+            </w:pPr>
+            <w:r>
+              <w:rPr>
+                <w:sz w:val="24"/>
+                <w:szCs w:val="24"/>
+              </w:rPr>
+              <w:t>ИН</w:t>
+            </w:r>
+            <w:r>
+              <w:rPr>
+                <w:sz w:val="24"/>
+                <w:szCs w:val="24"/>
+              </w:rPr>
+              <w:t xml:space="preserve"> </w:t>
+            </w:r>
+            <w:r>
+              <w:rPr>
+                <w:sz w:val="24"/>
+                <w:szCs w:val="24"/>
+              </w:rPr>
+              <w:t>{{buyer.id}}</w:t>
+            </w:r>
+          </w:p>
+          <w:p>
+            <w:pPr>
+              <w:jc w:val="center"/>
+              <w:rPr>
+                <w:sz w:val="24"/>
+                <w:szCs w:val="24"/>
+              </w:rPr>
+            </w:pPr>
+            <w:r>
+              <w:rPr>
+                <w:sz w:val="24"/>
+                <w:szCs w:val="24"/>
+              </w:rPr>
+              <w:t>Телефон {{</w:t>
+            </w:r>
+            <w:proofErr w:type="spellStart"/>
+            <w:proofErr w:type="gramStart"/>
+            <w:r>
+              <w:rPr>
+                <w:sz w:val="24"/>
+                <w:szCs w:val="24"/>
+              </w:rPr>
+              <w:t>buyer</w:t>
+            </w:r>
+            <w:r>
+              <w:rPr>
+                <w:sz w:val="24"/>
+                <w:szCs w:val="24"/>
+              </w:rPr>
+              <w:t>.phone</w:t>
+            </w:r>
+            <w:proofErr w:type="spellEnd"/>
+            <w:proofErr w:type="gramEnd"/>
+            <w:r>
+              <w:rPr>
+                <w:sz w:val="24"/>
+                <w:szCs w:val="24"/>
+              </w:rPr>
+              <w:t>}}</w:t>
+            </w:r>
+          </w:p>
+          <w:p>
+            <w:pPr>
+              <w:jc w:val="center"/>
+              <w:rPr>
+                <w:sz w:val="24"/>
+                <w:szCs w:val="24"/>
+              </w:rPr>
+            </w:pPr>
+          </w:p>
+          <w:p>
+            <w:pPr>
+              <w:rPr>
+                <w:sz w:val="24"/>
+                <w:szCs w:val="24"/>
+              </w:rPr>
+            </w:pPr>
+            <w:r>
+              <w:rPr>
+                <w:sz w:val="24"/>
+                <w:szCs w:val="24"/>
+              </w:rPr>
+              <w:t xml:space="preserve">Подпись                            / </w:t>
+            </w:r>
+            <w:r>
+              <w:rPr>
+                <w:sz w:val="24"/>
+                <w:szCs w:val="24"/>
+              </w:rPr>
+              <w:t>{</w:t>
+            </w:r>
+            <w:r>
+              <w:rPr>
+                <w:sz w:val="24"/>
+                <w:szCs w:val="24"/>
+              </w:rPr>
+              <w:t>{</w:t>
+            </w:r>
+            <w:proofErr w:type="spellStart"/>
+            <w:proofErr w:type="gramStart"/>
+            <w:r>
+              <w:rPr>
+                <w:sz w:val="24"/>
+                <w:szCs w:val="24"/>
+              </w:rPr>
+              <w:t>buyer.</w:t>
+            </w:r>
+            <w:r>
+              <w:rPr>
+                <w:sz w:val="24"/>
+                <w:szCs w:val="24"/>
+              </w:rPr>
+              <w:t>initials</w:t>
+            </w:r>
+            <w:proofErr w:type="spellEnd"/>
+            <w:proofErr w:type="gramEnd"/>
+            <w:r>
+              <w:rPr>
+                <w:sz w:val="24"/>
+                <w:szCs w:val="24"/>
+              </w:rPr>
+              <w:t xml:space="preserve">}}/ </w:t>
+            </w:r>
+          </w:p>
+          <w:p>
+            <w:pPr>
+              <w:rPr>
+                <w:b/>
+                <w:bCs/>
+                <w:sz w:val="24"/>
+                <w:szCs w:val="24"/>
+              </w:rPr>
+            </w:pPr>
           </w:p>
         </w:tc>
       </w:tr>
       <w:tr>
         <w:tc>
           <w:tcPr>
-            <w:tcW w:w="0" w:type="auto"/>
+            <w:tcW w:w="2500" w:type="pct"/>
           </w:tcPr>
           <w:p>
             <w:pPr>
-              <w:spacing w:before="60" w:after="60"/>
-              <w:rPr>
-                <w:sz w:val="24"/>
-                <w:szCs w:val="24"/>
-              </w:rPr>
-            </w:pPr>
-            <w:r>
-              <w:rPr>
-                <w:sz w:val="24"/>
-                <w:szCs w:val="24"/>
-              </w:rPr>
-              <w:t>{{seller.address}}</w:t>
+              <w:jc w:val="center"/>
+              <w:rPr>
+                <w:sz w:val="24"/>
+                <w:szCs w:val="24"/>
+              </w:rPr>
+            </w:pPr>
+            <w:r>
+              <w:rPr>
+                <w:sz w:val="24"/>
+                <w:szCs w:val="24"/>
+              </w:rPr>
+              <w:t>{{#owner2.fullName}}</w:t>
+            </w:r>
+          </w:p>
+          <w:p>
+            <w:pPr>
+              <w:jc w:val="center"/>
+              <w:rPr>
+                <w:sz w:val="24"/>
+                <w:szCs w:val="24"/>
+              </w:rPr>
+            </w:pPr>
+            <w:r>
+              <w:rPr>
+                <w:sz w:val="24"/>
+                <w:szCs w:val="24"/>
+              </w:rPr>
+              <w:t>{{owner2.fullName}}</w:t>
+            </w:r>
+          </w:p>
+          <w:p>
+            <w:pPr>
+              <w:jc w:val="center"/>
+              <w:rPr>
+                <w:sz w:val="24"/>
+                <w:szCs w:val="24"/>
+              </w:rPr>
+            </w:pPr>
+            <w:r>
+              <w:rPr>
+                <w:sz w:val="24"/>
+                <w:szCs w:val="24"/>
+              </w:rPr>
+              <w:t>Адрес регистрации: {{owner2.address}}</w:t>
+            </w:r>
+          </w:p>
+          <w:p>
+            <w:pPr>
+              <w:jc w:val="center"/>
+              <w:rPr>
+                <w:sz w:val="24"/>
+                <w:szCs w:val="24"/>
+              </w:rPr>
+            </w:pPr>
+            <w:r>
+              <w:rPr>
+                <w:sz w:val="24"/>
+                <w:szCs w:val="24"/>
+              </w:rPr>
+              <w:t>Паспорт {{owner2.passport}}</w:t>
+            </w:r>
+          </w:p>
+          <w:p>
+            <w:pPr>
+              <w:jc w:val="center"/>
+              <w:rPr>
+                <w:sz w:val="24"/>
+                <w:szCs w:val="24"/>
+              </w:rPr>
+            </w:pPr>
+            <w:r>
+              <w:rPr>
+                <w:sz w:val="24"/>
+                <w:szCs w:val="24"/>
+              </w:rPr>
+              <w:t>Выдан {{owner2.passportIssuedByInstrumental}} {{owner2.passportIssueDate}}</w:t>
+            </w:r>
+          </w:p>
+          <w:p>
+            <w:pPr>
+              <w:jc w:val="center"/>
+              <w:rPr>
+                <w:sz w:val="24"/>
+                <w:szCs w:val="24"/>
+              </w:rPr>
+            </w:pPr>
+            <w:r>
+              <w:rPr>
+                <w:sz w:val="24"/>
+                <w:szCs w:val="24"/>
+              </w:rPr>
+              <w:t>ИН {{owner2.id}}</w:t>
+            </w:r>
+          </w:p>
+          <w:p>
+            <w:pPr>
+              <w:jc w:val="center"/>
+              <w:rPr>
+                <w:sz w:val="24"/>
+                <w:szCs w:val="24"/>
+              </w:rPr>
+            </w:pPr>
+            <w:r>
+              <w:rPr>
+                <w:sz w:val="24"/>
+                <w:szCs w:val="24"/>
+              </w:rPr>
+              <w:t>Телефон</w:t>
+            </w:r>
+            <w:r>
+              <w:rPr>
+                <w:sz w:val="24"/>
+                <w:szCs w:val="24"/>
+              </w:rPr>
+              <w:t xml:space="preserve"> {{owner2.phone}}</w:t>
+            </w:r>
+          </w:p>
+          <w:p>
+            <w:pPr>
+              <w:rPr>
+                <w:sz w:val="24"/>
+                <w:szCs w:val="24"/>
+              </w:rPr>
+            </w:pPr>
+          </w:p>
+          <w:p>
+            <w:pPr>
+              <w:rPr>
+                <w:sz w:val="24"/>
+                <w:szCs w:val="24"/>
+              </w:rPr>
+            </w:pPr>
+            <w:r>
+              <w:rPr>
+                <w:sz w:val="24"/>
+                <w:szCs w:val="24"/>
+              </w:rPr>
+              <w:t xml:space="preserve">Подпись                                             / {{owner2.signatoryLabel}}/ </w:t>
+            </w:r>
+          </w:p>
+          <w:p>
+            <w:pPr>
+              <w:rPr>
+                <w:b/>
+                <w:bCs/>
+                <w:sz w:val="24"/>
+                <w:szCs w:val="24"/>
+              </w:rPr>
+            </w:pPr>
+            <w:r>
+              <w:rPr>
+                <w:sz w:val="24"/>
+                <w:szCs w:val="24"/>
+              </w:rPr>
+              <w:lastRenderedPageBreak/>
+              <w:t>{{/owner2.fullName}}</w:t>
             </w:r>
           </w:p>
         </w:tc>
         <w:tc>
           <w:tcPr>
-            <w:tcW w:w="0" w:type="auto"/>
+            <w:tcW w:w="2500" w:type="pct"/>
           </w:tcPr>
           <w:p>
             <w:pPr>
-              <w:spacing w:before="60" w:after="60"/>
-              <w:rPr>
-                <w:sz w:val="24"/>
-                <w:szCs w:val="24"/>
-              </w:rPr>
-            </w:pPr>
-            <w:r>
-              <w:rPr>
-                <w:sz w:val="24"/>
-                <w:szCs w:val="24"/>
-              </w:rPr>
-              <w:t>{{buyer.address}}</w:t>
-            </w:r>
+              <w:rPr>
+                <w:b/>
+                <w:bCs/>
+                <w:sz w:val="24"/>
+                <w:szCs w:val="24"/>
+              </w:rPr>
+            </w:pPr>
           </w:p>
         </w:tc>
       </w:tr>
       <w:tr>
         <w:tc>
           <w:tcPr>
-            <w:tcW w:w="0" w:type="auto"/>
+            <w:tcW w:w="2500" w:type="pct"/>
           </w:tcPr>
           <w:p>
             <w:pPr>
-              <w:spacing w:before="60" w:after="60"/>
-              <w:rPr>
-                <w:sz w:val="24"/>
-                <w:szCs w:val="24"/>
-              </w:rPr>
-            </w:pPr>
-            <w:r>
-              <w:rPr>
-                <w:sz w:val="24"/>
-                <w:szCs w:val="24"/>
-                <w:lang w:val="ru-RU"/>
-              </w:rPr>
-              <w:t xml:space="preserve">Паспорт </w:t>
-            </w:r>
-            <w:r>
-              <w:rPr>
-                <w:sz w:val="24"/>
-                <w:szCs w:val="24"/>
-              </w:rPr>
-              <w:t>{{seller.passport}}</w:t>
+              <w:jc w:val="center"/>
+              <w:rPr>
+                <w:sz w:val="24"/>
+                <w:szCs w:val="24"/>
+              </w:rPr>
+            </w:pPr>
+            <w:r>
+              <w:rPr>
+                <w:sz w:val="24"/>
+                <w:szCs w:val="24"/>
+              </w:rPr>
+              <w:t>{{#owner3.fullName}}</w:t>
+            </w:r>
+          </w:p>
+          <w:p>
+            <w:pPr>
+              <w:jc w:val="center"/>
+              <w:rPr>
+                <w:sz w:val="24"/>
+                <w:szCs w:val="24"/>
+              </w:rPr>
+            </w:pPr>
+            <w:r>
+              <w:rPr>
+                <w:sz w:val="24"/>
+                <w:szCs w:val="24"/>
+              </w:rPr>
+              <w:t>{{owner3.fullName}}</w:t>
+            </w:r>
+          </w:p>
+          <w:p>
+            <w:pPr>
+              <w:jc w:val="center"/>
+              <w:rPr>
+                <w:sz w:val="24"/>
+                <w:szCs w:val="24"/>
+              </w:rPr>
+            </w:pPr>
+            <w:r>
+              <w:rPr>
+                <w:sz w:val="24"/>
+                <w:szCs w:val="24"/>
+              </w:rPr>
+              <w:t>Адрес регистрации: {{owner3.address}}</w:t>
+            </w:r>
+          </w:p>
+          <w:p>
+            <w:pPr>
+              <w:jc w:val="center"/>
+              <w:rPr>
+                <w:sz w:val="24"/>
+                <w:szCs w:val="24"/>
+              </w:rPr>
+            </w:pPr>
+            <w:r>
+              <w:rPr>
+                <w:sz w:val="24"/>
+                <w:szCs w:val="24"/>
+              </w:rPr>
+              <w:t>Паспорт {{owner3.passport}}</w:t>
+            </w:r>
+          </w:p>
+          <w:p>
+            <w:pPr>
+              <w:jc w:val="center"/>
+              <w:rPr>
+                <w:sz w:val="24"/>
+                <w:szCs w:val="24"/>
+              </w:rPr>
+            </w:pPr>
+            <w:r>
+              <w:rPr>
+                <w:sz w:val="24"/>
+                <w:szCs w:val="24"/>
+              </w:rPr>
+              <w:t>Выдан {{owner3.passportIssuedByInstrumental}} {{owner3.passportIssueDate}}</w:t>
+            </w:r>
+          </w:p>
+          <w:p>
+            <w:pPr>
+              <w:jc w:val="center"/>
+              <w:rPr>
+                <w:sz w:val="24"/>
+                <w:szCs w:val="24"/>
+              </w:rPr>
+            </w:pPr>
+            <w:r>
+              <w:rPr>
+                <w:sz w:val="24"/>
+                <w:szCs w:val="24"/>
+              </w:rPr>
+              <w:t>ИН {{owner3.id}}</w:t>
+            </w:r>
+          </w:p>
+          <w:p>
+            <w:pPr>
+              <w:jc w:val="center"/>
+              <w:rPr>
+                <w:sz w:val="24"/>
+                <w:szCs w:val="24"/>
+              </w:rPr>
+            </w:pPr>
+            <w:r>
+              <w:rPr>
+                <w:sz w:val="24"/>
+                <w:szCs w:val="24"/>
+              </w:rPr>
+              <w:t>Телефон</w:t>
+            </w:r>
+            <w:r>
+              <w:rPr>
+                <w:sz w:val="24"/>
+                <w:szCs w:val="24"/>
+              </w:rPr>
+              <w:t xml:space="preserve"> {{owner3.phone}}</w:t>
+            </w:r>
+          </w:p>
+          <w:p>
+            <w:pPr>
+              <w:rPr>
+                <w:sz w:val="24"/>
+                <w:szCs w:val="24"/>
+              </w:rPr>
+            </w:pPr>
+          </w:p>
+          <w:p>
+            <w:pPr>
+              <w:rPr>
+                <w:sz w:val="24"/>
+                <w:szCs w:val="24"/>
+              </w:rPr>
+            </w:pPr>
+            <w:r>
+              <w:rPr>
+                <w:sz w:val="24"/>
+                <w:szCs w:val="24"/>
+              </w:rPr>
+              <w:t xml:space="preserve">Подпись                                             / {{owner3.signatoryLabel}}/ </w:t>
+            </w:r>
+          </w:p>
+          <w:p>
+            <w:pPr>
+              <w:rPr>
+                <w:b/>
+                <w:bCs/>
+                <w:sz w:val="24"/>
+                <w:szCs w:val="24"/>
+              </w:rPr>
+            </w:pPr>
+            <w:r>
+              <w:rPr>
+                <w:sz w:val="24"/>
+                <w:szCs w:val="24"/>
+              </w:rPr>
+              <w:t>{{/owner3.fullName}}</w:t>
             </w:r>
           </w:p>
         </w:tc>
         <w:tc>
           <w:tcPr>
-            <w:tcW w:w="0" w:type="auto"/>
+            <w:tcW w:w="2500" w:type="pct"/>
           </w:tcPr>
           <w:p>
             <w:pPr>
-              <w:spacing w:before="60" w:after="60"/>
-              <w:rPr>
-                <w:sz w:val="24"/>
-                <w:szCs w:val="24"/>
-              </w:rPr>
-            </w:pPr>
-            <w:r>
-              <w:rPr>
-                <w:sz w:val="24"/>
-                <w:szCs w:val="24"/>
-                <w:lang w:val="ru-RU"/>
-              </w:rPr>
-              <w:t xml:space="preserve">Паспорт </w:t>
-            </w:r>
-            <w:r>
-              <w:rPr>
-                <w:sz w:val="24"/>
-                <w:szCs w:val="24"/>
-              </w:rPr>
-              <w:t>{{buyer.passport}}</w:t>
-            </w:r>
-          </w:p>
-        </w:tc>
-      </w:tr>
-      <w:tr>
-        <w:tc>
-          <w:tcPr>
-            <w:tcW w:w="0" w:type="auto"/>
-          </w:tcPr>
-          <w:p>
-            <w:pPr>
-              <w:spacing w:before="60" w:after="60"/>
-              <w:rPr>
-                <w:sz w:val="24"/>
-                <w:szCs w:val="24"/>
-              </w:rPr>
-            </w:pPr>
-            <w:r>
-              <w:rPr>
-                <w:sz w:val="24"/>
-                <w:szCs w:val="24"/>
-              </w:rPr>
-              <w:t>идентификационный номер</w:t>
-            </w:r>
-          </w:p>
-          <w:p>
-            <w:pPr>
-              <w:spacing w:before="60" w:after="60"/>
-              <w:rPr>
-                <w:sz w:val="24"/>
-                <w:szCs w:val="24"/>
-                <w:lang w:val="ru-RU"/>
-              </w:rPr>
-            </w:pPr>
-            <w:r>
-              <w:rPr>
-                <w:sz w:val="24"/>
-                <w:szCs w:val="24"/>
-              </w:rPr>
-              <w:t>{{seller.id}}</w:t>
-            </w:r>
-          </w:p>
-          <w:p>
-            <w:pPr>
-              <w:spacing w:before="60" w:after="60"/>
-              <w:rPr>
-                <w:sz w:val="24"/>
-                <w:szCs w:val="24"/>
-                <w:lang w:val="en-US"/>
-              </w:rPr>
-            </w:pPr>
-            <w:r>
-              <w:rPr>
-                <w:sz w:val="24"/>
-                <w:szCs w:val="24"/>
-                <w:lang w:val="ru-RU"/>
-              </w:rPr>
-              <w:t>Телефон</w:t>
-            </w:r>
-            <w:r>
-              <w:rPr>
-                <w:sz w:val="24"/>
-                <w:szCs w:val="24"/>
-                <w:lang w:val="en-US"/>
-              </w:rPr>
-              <w:t xml:space="preserve"> {{seller.</w:t>
-            </w:r>
-            <w:r>
-              <w:rPr>
-                <w:sz w:val="24"/>
-                <w:szCs w:val="24"/>
-                <w:lang w:val="en-US"/>
-              </w:rPr>
-              <w:t>phone</w:t>
-            </w:r>
-            <w:r>
-              <w:rPr>
-                <w:sz w:val="24"/>
-                <w:szCs w:val="24"/>
-                <w:lang w:val="en-US"/>
-              </w:rPr>
-              <w:t>}}</w:t>
-            </w:r>
-          </w:p>
-        </w:tc>
-        <w:tc>
-          <w:tcPr>
-            <w:tcW w:w="0" w:type="auto"/>
-          </w:tcPr>
-          <w:p>
-            <w:pPr>
-              <w:spacing w:before="60" w:after="60"/>
-              <w:rPr>
-                <w:sz w:val="24"/>
-                <w:szCs w:val="24"/>
-              </w:rPr>
-            </w:pPr>
-            <w:r>
-              <w:rPr>
-                <w:sz w:val="24"/>
-                <w:szCs w:val="24"/>
-              </w:rPr>
-              <w:t>идентификационный номер</w:t>
-            </w:r>
-          </w:p>
-          <w:p>
-            <w:pPr>
-              <w:spacing w:before="60" w:after="60"/>
-              <w:rPr>
-                <w:sz w:val="24"/>
-                <w:szCs w:val="24"/>
-              </w:rPr>
-            </w:pPr>
-            <w:r>
-              <w:rPr>
-                <w:sz w:val="24"/>
-                <w:szCs w:val="24"/>
-              </w:rPr>
-              <w:t>{{buyer.id}}</w:t>
-            </w:r>
-          </w:p>
-          <w:p>
-            <w:pPr>
-              <w:spacing w:before="60" w:after="60"/>
-              <w:rPr>
-                <w:sz w:val="24"/>
-                <w:szCs w:val="24"/>
-              </w:rPr>
-            </w:pPr>
-            <w:r>
-              <w:rPr>
-                <w:sz w:val="24"/>
-                <w:szCs w:val="24"/>
-                <w:lang w:val="ru-RU"/>
-              </w:rPr>
-              <w:t>Телефон</w:t>
-            </w:r>
-            <w:r>
-              <w:rPr>
-                <w:sz w:val="24"/>
-                <w:szCs w:val="24"/>
-                <w:lang w:val="en-US"/>
-              </w:rPr>
-              <w:t xml:space="preserve"> {{</w:t>
-            </w:r>
-            <w:r>
-              <w:rPr>
-                <w:sz w:val="24"/>
-                <w:szCs w:val="24"/>
-              </w:rPr>
-              <w:t>buyer</w:t>
-            </w:r>
-            <w:r>
-              <w:rPr>
-                <w:sz w:val="24"/>
-                <w:szCs w:val="24"/>
-                <w:lang w:val="en-US"/>
-              </w:rPr>
-              <w:t>.</w:t>
-            </w:r>
-            <w:r>
-              <w:rPr>
-                <w:sz w:val="24"/>
-                <w:szCs w:val="24"/>
-                <w:lang w:val="en-US"/>
-              </w:rPr>
-              <w:t>phone</w:t>
-            </w:r>
-            <w:r>
-              <w:rPr>
-                <w:sz w:val="24"/>
-                <w:szCs w:val="24"/>
-                <w:lang w:val="en-US"/>
-              </w:rPr>
-              <w:t>}}</w:t>
-            </w:r>
-          </w:p>
-        </w:tc>
-      </w:tr>
-      <w:tr>
-        <w:tc>
-          <w:tcPr>
-            <w:tcW w:w="0" w:type="auto"/>
-          </w:tcPr>
-          <w:p>
-            <w:pPr>
-              <w:spacing w:before="60" w:after="60"/>
-              <w:rPr>
-                <w:sz w:val="24"/>
-                <w:szCs w:val="24"/>
-              </w:rPr>
-            </w:pPr>
-            <w:r>
-              <w:rPr>
-                <w:sz w:val="24"/>
-                <w:szCs w:val="24"/>
-              </w:rPr>
-              <w:t>Подпись _________________</w:t>
-            </w:r>
-          </w:p>
-        </w:tc>
-        <w:tc>
-          <w:tcPr>
-            <w:tcW w:w="0" w:type="auto"/>
-          </w:tcPr>
-          <w:p>
-            <w:pPr>
-              <w:spacing w:before="60" w:after="60"/>
-              <w:rPr>
-                <w:sz w:val="24"/>
-                <w:szCs w:val="24"/>
-              </w:rPr>
-            </w:pPr>
-            <w:r>
-              <w:rPr>
-                <w:sz w:val="24"/>
-                <w:szCs w:val="24"/>
-              </w:rPr>
-              <w:t>Подпись _________________</w:t>
-            </w:r>
+              <w:rPr>
+                <w:b/>
+                <w:bCs/>
+                <w:sz w:val="24"/>
+                <w:szCs w:val="24"/>
+              </w:rPr>
+            </w:pPr>
           </w:p>
         </w:tc>
       </w:tr>
@@ -1568,7 +2425,7 @@
 </file>
 
 <file path=word/numbering.xml><?xml version="1.0" encoding="utf-8"?>
-<w:numbering xmlns:wpc="http://schemas.microsoft.com/office/word/2010/wordprocessingCanvas" xmlns:cx="http://schemas.microsoft.com/office/drawing/2014/chartex" xmlns:cx1="http://schemas.microsoft.com/office/drawing/2015/9/8/chartex" xmlns:cx2="http://schemas.microsoft.com/office/drawing/2015/10/21/chartex" xmlns:cx3="http://schemas.microsoft.com/office/drawing/2016/5/9/chartex" xmlns:cx4="http://schemas.microsoft.com/office/drawing/2016/5/10/chartex" xmlns:cx5="http://schemas.microsoft.com/office/drawing/2016/5/11/chartex" xmlns:cx6="http://schemas.microsoft.com/office/drawing/2016/5/12/chartex" xmlns:cx7="http://schemas.microsoft.com/office/drawing/2016/5/13/chartex" xmlns:cx8="http://schemas.microsoft.com/office/drawing/2016/5/14/chartex" xmlns:mc="http://schemas.openxmlformats.org/markup-compatibility/2006" xmlns:aink="http://schemas.microsoft.com/office/drawing/2016/ink" xmlns:am3d="http://schemas.microsoft.com/office/drawing/2017/model3d" xmlns:o="urn:schemas-microsoft-com:office:office" xmlns:r="http://schemas.openxmlformats.org/officeDocument/2006/relationships" xmlns:m="http://schemas.openxmlformats.org/officeDocument/2006/math" xmlns:v="urn:schemas-microsoft-com:vml" xmlns:wp14="http://schemas.microsoft.com/office/word/2010/wordprocessingDrawing" xmlns:wp="http://schemas.openxmlformats.org/drawingml/2006/wordprocessingDrawing" xmlns:w10="urn:schemas-microsoft-com:office:word" xmlns:w="http://schemas.openxmlformats.org/wordprocessingml/2006/main" xmlns:w14="http://schemas.microsoft.com/office/word/2010/wordml" xmlns:w15="http://schemas.microsoft.com/office/word/2012/wordml" xmlns:w16cex="http://schemas.microsoft.com/office/word/2018/wordml/cex" xmlns:w16cid="http://schemas.microsoft.com/office/word/2016/wordml/cid" xmlns:w16="http://schemas.microsoft.com/office/word/2018/wordml" xmlns:w16sdtdh="http://schemas.microsoft.com/office/word/2020/wordml/sdtdatahash" xmlns:w16se="http://schemas.microsoft.com/office/word/2015/wordml/symex" xmlns:wpg="http://schemas.microsoft.com/office/word/2010/wordprocessingGroup" xmlns:wpi="http://schemas.microsoft.com/office/word/2010/wordprocessingInk" xmlns:wne="http://schemas.microsoft.com/office/word/2006/wordml" xmlns:wps="http://schemas.microsoft.com/office/word/2010/wordprocessingShape" mc:Ignorable="w14 w15 w16se w16cid w16 w16cex w16sdtdh wp14">
+<w:numbering xmlns:wpc="http://schemas.microsoft.com/office/word/2010/wordprocessingCanvas" xmlns:cx="http://schemas.microsoft.com/office/drawing/2014/chartex" xmlns:cx1="http://schemas.microsoft.com/office/drawing/2015/9/8/chartex" xmlns:cx2="http://schemas.microsoft.com/office/drawing/2015/10/21/chartex" xmlns:cx3="http://schemas.microsoft.com/office/drawing/2016/5/9/chartex" xmlns:cx4="http://schemas.microsoft.com/office/drawing/2016/5/10/chartex" xmlns:cx5="http://schemas.microsoft.com/office/drawing/2016/5/11/chartex" xmlns:cx6="http://schemas.microsoft.com/office/drawing/2016/5/12/chartex" xmlns:cx7="http://schemas.microsoft.com/office/drawing/2016/5/13/chartex" xmlns:cx8="http://schemas.microsoft.com/office/drawing/2016/5/14/chartex" xmlns:mc="http://schemas.openxmlformats.org/markup-compatibility/2006" xmlns:aink="http://schemas.microsoft.com/office/drawing/2016/ink" xmlns:am3d="http://schemas.microsoft.com/office/drawing/2017/model3d" xmlns:o="urn:schemas-microsoft-com:office:office" xmlns:oel="http://schemas.microsoft.com/office/2019/extlst" xmlns:r="http://schemas.openxmlformats.org/officeDocument/2006/relationships" xmlns:m="http://schemas.openxmlformats.org/officeDocument/2006/math" xmlns:v="urn:schemas-microsoft-com:vml" xmlns:wp14="http://schemas.microsoft.com/office/word/2010/wordprocessingDrawing" xmlns:wp="http://schemas.openxmlformats.org/drawingml/2006/wordprocessingDrawing" xmlns:w10="urn:schemas-microsoft-com:office:word" xmlns:w="http://schemas.openxmlformats.org/wordprocessingml/2006/main" xmlns:w14="http://schemas.microsoft.com/office/word/2010/wordml" xmlns:w15="http://schemas.microsoft.com/office/word/2012/wordml" xmlns:w16cei="http://schemas.microsoft.com/office/word/2026/wordml/cei" xmlns:w16cex="http://schemas.microsoft.com/office/word/2018/wordml/cex" xmlns:w16cid="http://schemas.microsoft.com/office/word/2016/wordml/cid" xmlns:w16="http://schemas.microsoft.com/office/word/2018/wordml" xmlns:w16du="http://schemas.microsoft.com/office/word/2023/wordml/word16du" xmlns:w16sdtdh="http://schemas.microsoft.com/office/word/2020/wordml/sdtdatahash" xmlns:w16sdtfl="http://schemas.microsoft.com/office/word/2024/wordml/sdtformatlock" xmlns:w16se="http://schemas.microsoft.com/office/word/2015/wordml/symex" xmlns:wpg="http://schemas.microsoft.com/office/word/2010/wordprocessingGroup" xmlns:wpi="http://schemas.microsoft.com/office/word/2010/wordprocessingInk" xmlns:wne="http://schemas.microsoft.com/office/word/2006/wordml" xmlns:wps="http://schemas.microsoft.com/office/word/2010/wordprocessingShape" mc:Ignorable="w14 w15 w16se w16cid w16 w16cex w16sdtdh w16sdtfl w16du wp14">
   <w:abstractNum w:abstractNumId="0" w15:restartNumberingAfterBreak="0">
     <w:nsid w:val="1017055A"/>
     <w:multiLevelType w:val="hybridMultilevel"/>
@@ -1744,20 +2601,20 @@
       </w:pPr>
     </w:lvl>
   </w:abstractNum>
-  <w:num w:numId="1">
+  <w:num w:numId="1" w16cid:durableId="1796560126">
     <w:abstractNumId w:val="1"/>
     <w:lvlOverride w:ilvl="0">
       <w:startOverride w:val="1"/>
     </w:lvlOverride>
   </w:num>
-  <w:num w:numId="2">
+  <w:num w:numId="2" w16cid:durableId="1384214398">
     <w:abstractNumId w:val="0"/>
   </w:num>
 </w:numbering>
 </file>
 
 <file path=word/styles.xml><?xml version="1.0" encoding="utf-8"?>
-<w:styles xmlns:mc="http://schemas.openxmlformats.org/markup-compatibility/2006" xmlns:r="http://schemas.openxmlformats.org/officeDocument/2006/relationships" xmlns:w="http://schemas.openxmlformats.org/wordprocessingml/2006/main" xmlns:w14="http://schemas.microsoft.com/office/word/2010/wordml" xmlns:w15="http://schemas.microsoft.com/office/word/2012/wordml" xmlns:w16cex="http://schemas.microsoft.com/office/word/2018/wordml/cex" xmlns:w16cid="http://schemas.microsoft.com/office/word/2016/wordml/cid" xmlns:w16="http://schemas.microsoft.com/office/word/2018/wordml" xmlns:w16sdtdh="http://schemas.microsoft.com/office/word/2020/wordml/sdtdatahash" xmlns:w16se="http://schemas.microsoft.com/office/word/2015/wordml/symex" mc:Ignorable="w14 w15 w16se w16cid w16 w16cex w16sdtdh">
+<w:styles xmlns:mc="http://schemas.openxmlformats.org/markup-compatibility/2006" xmlns:r="http://schemas.openxmlformats.org/officeDocument/2006/relationships" xmlns:w="http://schemas.openxmlformats.org/wordprocessingml/2006/main" xmlns:w14="http://schemas.microsoft.com/office/word/2010/wordml" xmlns:w15="http://schemas.microsoft.com/office/word/2012/wordml" xmlns:w16cex="http://schemas.microsoft.com/office/word/2018/wordml/cex" xmlns:w16cid="http://schemas.microsoft.com/office/word/2016/wordml/cid" xmlns:w16="http://schemas.microsoft.com/office/word/2018/wordml" xmlns:w16du="http://schemas.microsoft.com/office/word/2023/wordml/word16du" xmlns:w16sdtdh="http://schemas.microsoft.com/office/word/2020/wordml/sdtdatahash" xmlns:w16sdtfl="http://schemas.microsoft.com/office/word/2024/wordml/sdtformatlock" xmlns:w16se="http://schemas.microsoft.com/office/word/2015/wordml/symex" mc:Ignorable="w14 w15 w16se w16cid w16 w16cex w16sdtdh w16sdtfl w16du">
   <w:docDefaults>
     <w:rPrDefault>
       <w:rPr>

--- a/templates/working/Договор_задатка.docx
+++ b/templates/working/Договор_задатка.docx
@@ -204,7 +204,14 @@
           <w:sz w:val="24"/>
           <w:szCs w:val="24"/>
         </w:rPr>
-        <w:t>, гр. {{</w:t>
+        <w:t>, гр. </w:t>
+      </w:r>
+      <w:r>
+        <w:rPr>
+          <w:sz w:val="24"/>
+          <w:szCs w:val="24"/>
+        </w:rPr>
+        <w:t>{{</w:t>
       </w:r>
       <w:proofErr w:type="spellStart"/>
       <w:r>
@@ -220,7 +227,14 @@
           <w:sz w:val="24"/>
           <w:szCs w:val="24"/>
         </w:rPr>
-        <w:t>}}, адрес регистрации: {{</w:t>
+        <w:t>}}</w:t>
+      </w:r>
+      <w:r>
+        <w:rPr>
+          <w:sz w:val="24"/>
+          <w:szCs w:val="24"/>
+        </w:rPr>
+        <w:t>, адрес регистрации: {{</w:t>
       </w:r>
       <w:proofErr w:type="spellStart"/>
       <w:r>
@@ -236,7 +250,14 @@
           <w:sz w:val="24"/>
           <w:szCs w:val="24"/>
         </w:rPr>
-        <w:t>}}, паспорт {{</w:t>
+        <w:t xml:space="preserve">}}, </w:t>
+      </w:r>
+      <w:r>
+        <w:rPr>
+          <w:sz w:val="24"/>
+          <w:szCs w:val="24"/>
+        </w:rPr>
+        <w:t>{{</w:t>
       </w:r>
       <w:proofErr w:type="spellStart"/>
       <w:r>
@@ -244,7 +265,7 @@
           <w:sz w:val="24"/>
           <w:szCs w:val="24"/>
         </w:rPr>
-        <w:t>buyer.passport</w:t>
+        <w:t>buyer.passportDetails</w:t>
       </w:r>
       <w:proofErr w:type="spellEnd"/>
       <w:r>
@@ -252,7 +273,21 @@
           <w:sz w:val="24"/>
           <w:szCs w:val="24"/>
         </w:rPr>
-        <w:t>}}, выдан {{</w:t>
+        <w:t>}}</w:t>
+      </w:r>
+      <w:r>
+        <w:rPr>
+          <w:sz w:val="24"/>
+          <w:szCs w:val="24"/>
+        </w:rPr>
+        <w:t>, идентификационный номер {{buyer.id}}</w:t>
+      </w:r>
+      <w:r>
+        <w:rPr>
+          <w:sz w:val="24"/>
+          <w:szCs w:val="24"/>
+        </w:rPr>
+        <w:t>{{</w:t>
       </w:r>
       <w:proofErr w:type="spellStart"/>
       <w:r>
@@ -260,14 +295,7 @@
           <w:sz w:val="24"/>
           <w:szCs w:val="24"/>
         </w:rPr>
-        <w:t>buyer.</w:t>
-      </w:r>
-      <w:r>
-        <w:rPr>
-          <w:sz w:val="24"/>
-          <w:szCs w:val="24"/>
-        </w:rPr>
-        <w:t>passportIssuedByInstrumental</w:t>
+        <w:t>buyer.poaSuffix</w:t>
       </w:r>
       <w:proofErr w:type="spellEnd"/>
       <w:r>
@@ -275,7 +303,44 @@
           <w:sz w:val="24"/>
           <w:szCs w:val="24"/>
         </w:rPr>
-        <w:t>}}, идентификационный номер {{buyer.id}}, и «</w:t>
+        <w:t>}}</w:t>
+      </w:r>
+      <w:r>
+        <w:rPr>
+          <w:sz w:val="24"/>
+          <w:szCs w:val="24"/>
+        </w:rPr>
+        <w:t>,</w:t>
+      </w:r>
+      <w:r>
+        <w:rPr>
+          <w:sz w:val="24"/>
+          <w:szCs w:val="24"/>
+        </w:rPr>
+        <w:t xml:space="preserve"> {{</w:t>
+      </w:r>
+      <w:proofErr w:type="spellStart"/>
+      <w:r>
+        <w:rPr>
+          <w:sz w:val="24"/>
+          <w:szCs w:val="24"/>
+        </w:rPr>
+        <w:t>buyer.poa.passportDetails</w:t>
+      </w:r>
+      <w:proofErr w:type="spellEnd"/>
+      <w:r>
+        <w:rPr>
+          <w:sz w:val="24"/>
+          <w:szCs w:val="24"/>
+        </w:rPr>
+        <w:t>}},</w:t>
+      </w:r>
+      <w:r>
+        <w:rPr>
+          <w:sz w:val="24"/>
+          <w:szCs w:val="24"/>
+        </w:rPr>
+        <w:t xml:space="preserve"> и «</w:t>
       </w:r>
       <w:proofErr w:type="spellStart"/>
       <w:r>
@@ -330,7 +395,119 @@
           <w:sz w:val="24"/>
           <w:szCs w:val="24"/>
         </w:rPr>
-        <w:t>{{owner1.fullName}}{{owner1.poaSuffix}}{{#owner2.fullName}}, {{owner2.fullName}}{{owner2.poaSuffix}}{{/owner2.fullName}}{{#owner3.fullName}}, {{owner3.fullName}}{{owner3.poaSuffix}}{{/owner3.fullName}}</w:t>
+        <w:t>{{owner1.fullName}}{{owner1.poaSuffix}}</w:t>
+      </w:r>
+      <w:r>
+        <w:rPr>
+          <w:sz w:val="24"/>
+          <w:szCs w:val="24"/>
+        </w:rPr>
+        <w:t>,</w:t>
+      </w:r>
+      <w:r>
+        <w:rPr>
+          <w:sz w:val="24"/>
+          <w:szCs w:val="24"/>
+        </w:rPr>
+        <w:t xml:space="preserve"> </w:t>
+      </w:r>
+      <w:r>
+        <w:rPr>
+          <w:sz w:val="24"/>
+          <w:szCs w:val="24"/>
+        </w:rPr>
+        <w:t>{{owner1.poa.passportDetails}}</w:t>
+      </w:r>
+      <w:r>
+        <w:rPr>
+          <w:sz w:val="24"/>
+          <w:szCs w:val="24"/>
+        </w:rPr>
+        <w:t>{{#owner2.fullName}}, {{owner2.fullName}}{{owner2.poaSuffix}}</w:t>
+      </w:r>
+      <w:r>
+        <w:rPr>
+          <w:sz w:val="24"/>
+          <w:szCs w:val="24"/>
+        </w:rPr>
+        <w:t>,</w:t>
+      </w:r>
+      <w:r>
+        <w:rPr>
+          <w:sz w:val="24"/>
+          <w:szCs w:val="24"/>
+        </w:rPr>
+        <w:t xml:space="preserve"> </w:t>
+      </w:r>
+      <w:r>
+        <w:rPr>
+          <w:sz w:val="24"/>
+          <w:szCs w:val="24"/>
+        </w:rPr>
+        <w:t>{{owner</w:t>
+      </w:r>
+      <w:r>
+        <w:rPr>
+          <w:sz w:val="24"/>
+          <w:szCs w:val="24"/>
+        </w:rPr>
+        <w:t>2</w:t>
+      </w:r>
+      <w:r>
+        <w:rPr>
+          <w:sz w:val="24"/>
+          <w:szCs w:val="24"/>
+        </w:rPr>
+        <w:t>.poa.passportDetails}}</w:t>
+      </w:r>
+      <w:r>
+        <w:rPr>
+          <w:sz w:val="24"/>
+          <w:szCs w:val="24"/>
+        </w:rPr>
+        <w:t>{{/owner2.fullName}}{{#owner3.fullName}}, {{owner3.fullName}}{{owner3.poaSuffix}}</w:t>
+      </w:r>
+      <w:r>
+        <w:rPr>
+          <w:sz w:val="24"/>
+          <w:szCs w:val="24"/>
+        </w:rPr>
+        <w:t>,</w:t>
+      </w:r>
+      <w:r>
+        <w:rPr>
+          <w:sz w:val="24"/>
+          <w:szCs w:val="24"/>
+        </w:rPr>
+        <w:t xml:space="preserve"> </w:t>
+      </w:r>
+      <w:r>
+        <w:rPr>
+          <w:sz w:val="24"/>
+          <w:szCs w:val="24"/>
+        </w:rPr>
+        <w:t>{{owner</w:t>
+      </w:r>
+      <w:r>
+        <w:rPr>
+          <w:sz w:val="24"/>
+          <w:szCs w:val="24"/>
+        </w:rPr>
+        <w:t>3</w:t>
+      </w:r>
+      <w:r>
+        <w:rPr>
+          <w:sz w:val="24"/>
+          <w:szCs w:val="24"/>
+        </w:rPr>
+        <w:t>.poa.passportDetails}}</w:t>
+      </w:r>
+      <w:r>
+        <w:rPr>
+          <w:sz w:val="24"/>
+          <w:szCs w:val="24"/>
+        </w:rPr>
+        <w:t>{{/owner3.fullName}}</w:t>
       </w:r>
       <w:r>
         <w:rPr>
@@ -1061,7 +1238,6 @@
           <w:sz w:val="24"/>
           <w:szCs w:val="24"/>
         </w:rPr>
-        <w:lastRenderedPageBreak/>
         <w:t>ОТВЕТСТВЕННОСТЬ СТОРОН</w:t>
       </w:r>
     </w:p>
@@ -1388,14 +1564,6 @@
     <w:tbl>
       <w:tblPr>
         <w:tblW w:w="5000" w:type="pct"/>
-        <w:tblBorders>
-          <w:top w:val="single" w:sz="4" w:space="0" w:color="auto"/>
-          <w:left w:val="single" w:sz="4" w:space="0" w:color="auto"/>
-          <w:bottom w:val="single" w:sz="4" w:space="0" w:color="auto"/>
-          <w:right w:val="single" w:sz="4" w:space="0" w:color="auto"/>
-          <w:insideH w:val="single" w:sz="4" w:space="0" w:color="auto"/>
-          <w:insideV w:val="single" w:sz="4" w:space="0" w:color="auto"/>
-        </w:tblBorders>
         <w:tblCellMar>
           <w:left w:w="10" w:type="dxa"/>
           <w:right w:w="10" w:type="dxa"/>
@@ -1403,8 +1571,8 @@
         <w:tblLook w:val="04A0" w:firstRow="1" w:lastRow="0" w:firstColumn="1" w:lastColumn="0" w:noHBand="0" w:noVBand="1"/>
       </w:tblPr>
       <w:tblGrid>
-        <w:gridCol w:w="4508"/>
-        <w:gridCol w:w="4508"/>
+        <w:gridCol w:w="4513"/>
+        <w:gridCol w:w="4513"/>
       </w:tblGrid>
       <w:tr>
         <w:tc>
@@ -1995,14 +2163,7 @@
                 <w:sz w:val="24"/>
                 <w:szCs w:val="24"/>
               </w:rPr>
-              <w:t>{</w:t>
-            </w:r>
-            <w:r>
-              <w:rPr>
-                <w:sz w:val="24"/>
-                <w:szCs w:val="24"/>
-              </w:rPr>
-              <w:t>{</w:t>
+              <w:t>{{</w:t>
             </w:r>
             <w:proofErr w:type="spellStart"/>
             <w:proofErr w:type="gramStart"/>
@@ -2011,14 +2172,7 @@
                 <w:sz w:val="24"/>
                 <w:szCs w:val="24"/>
               </w:rPr>
-              <w:t>buyer.</w:t>
-            </w:r>
-            <w:r>
-              <w:rPr>
-                <w:sz w:val="24"/>
-                <w:szCs w:val="24"/>
-              </w:rPr>
-              <w:t>initials</w:t>
+              <w:t>buyer.signatoryLabel</w:t>
             </w:r>
             <w:proofErr w:type="spellEnd"/>
             <w:proofErr w:type="gramEnd"/>
@@ -2027,7 +2181,14 @@
                 <w:sz w:val="24"/>
                 <w:szCs w:val="24"/>
               </w:rPr>
-              <w:t xml:space="preserve">}}/ </w:t>
+              <w:t>}}</w:t>
+            </w:r>
+            <w:r>
+              <w:rPr>
+                <w:sz w:val="24"/>
+                <w:szCs w:val="24"/>
+              </w:rPr>
+              <w:t xml:space="preserve">/ </w:t>
             </w:r>
           </w:p>
           <w:p>
@@ -2186,6 +2347,7 @@
                 <w:sz w:val="24"/>
                 <w:szCs w:val="24"/>
               </w:rPr>
+              <w:lastRenderedPageBreak/>
               <w:t xml:space="preserve">Подпись                                             / {{owner2.signatoryLabel}}/ </w:t>
             </w:r>
           </w:p>
@@ -2203,7 +2365,6 @@
                 <w:sz w:val="24"/>
                 <w:szCs w:val="24"/>
               </w:rPr>
-              <w:lastRenderedPageBreak/>
               <w:t>{{/owner2.fullName}}</w:t>
             </w:r>
           </w:p>

--- a/templates/working/Договор_задатка.docx
+++ b/templates/working/Договор_задатка.docx
@@ -102,29 +102,21 @@
           <w:sz w:val="24"/>
           <w:lang w:val="en-US"/>
         </w:rPr>
-        <w:t>{{</w:t>
-      </w:r>
-      <w:proofErr w:type="gramStart"/>
+        <w:t>{{deal.</w:t>
+      </w:r>
+      <w:proofErr w:type="spellStart"/>
+      <w:r>
+        <w:rPr>
+          <w:sz w:val="24"/>
+        </w:rPr>
+        <w:t>depositContractDate</w:t>
+      </w:r>
+      <w:proofErr w:type="spellEnd"/>
       <w:r>
         <w:rPr>
           <w:sz w:val="24"/>
           <w:lang w:val="en-US"/>
         </w:rPr>
-        <w:t>deal.</w:t>
-      </w:r>
-      <w:proofErr w:type="spellStart"/>
-      <w:r>
-        <w:rPr>
-          <w:sz w:val="24"/>
-        </w:rPr>
-        <w:t>depositContractDate</w:t>
-      </w:r>
-      <w:proofErr w:type="spellEnd"/>
-      <w:r>
-        <w:rPr>
-          <w:sz w:val="24"/>
-          <w:lang w:val="en-US"/>
-        </w:rPr>
         <w:t>}}</w:t>
       </w:r>
       <w:r>
@@ -140,7 +132,6 @@
         </w:rPr>
         <w:t>.</w:t>
       </w:r>
-      <w:proofErr w:type="gramEnd"/>
     </w:p>
     <w:p>
       <w:pPr>
@@ -402,13 +393,6 @@
           <w:sz w:val="24"/>
           <w:szCs w:val="24"/>
         </w:rPr>
-        <w:t>,</w:t>
-      </w:r>
-      <w:r>
-        <w:rPr>
-          <w:sz w:val="24"/>
-          <w:szCs w:val="24"/>
-        </w:rPr>
         <w:t xml:space="preserve"> </w:t>
       </w:r>
       <w:r>
@@ -430,20 +414,6 @@
           <w:sz w:val="24"/>
           <w:szCs w:val="24"/>
         </w:rPr>
-        <w:t>,</w:t>
-      </w:r>
-      <w:r>
-        <w:rPr>
-          <w:sz w:val="24"/>
-          <w:szCs w:val="24"/>
-        </w:rPr>
-        <w:t xml:space="preserve"> </w:t>
-      </w:r>
-      <w:r>
-        <w:rPr>
-          <w:sz w:val="24"/>
-          <w:szCs w:val="24"/>
-        </w:rPr>
         <w:t>{{owner</w:t>
       </w:r>
       <w:r>
@@ -466,13 +436,6 @@
           <w:szCs w:val="24"/>
         </w:rPr>
         <w:t>{{/owner2.fullName}}{{#owner3.fullName}}, {{owner3.fullName}}{{owner3.poaSuffix}}</w:t>
-      </w:r>
-      <w:r>
-        <w:rPr>
-          <w:sz w:val="24"/>
-          <w:szCs w:val="24"/>
-        </w:rPr>
-        <w:t>,</w:t>
       </w:r>
       <w:r>
         <w:rPr>
@@ -609,7 +572,6 @@
         <w:t> «Продавец» получил от «Покупателя» задаток в размере: {{</w:t>
       </w:r>
       <w:proofErr w:type="spellStart"/>
-      <w:proofErr w:type="gramStart"/>
       <w:r>
         <w:rPr>
           <w:sz w:val="24"/>
@@ -618,7 +580,6 @@
         <w:t>deposit.amountBYN</w:t>
       </w:r>
       <w:proofErr w:type="spellEnd"/>
-      <w:proofErr w:type="gramEnd"/>
       <w:r>
         <w:rPr>
           <w:sz w:val="24"/>
@@ -641,7 +602,6 @@
         <w:t>({{</w:t>
       </w:r>
       <w:proofErr w:type="spellStart"/>
-      <w:proofErr w:type="gramStart"/>
       <w:r>
         <w:rPr>
           <w:sz w:val="24"/>
@@ -650,7 +610,6 @@
         <w:t>deposit.amountBYNWords</w:t>
       </w:r>
       <w:proofErr w:type="spellEnd"/>
-      <w:proofErr w:type="gramEnd"/>
       <w:r>
         <w:rPr>
           <w:sz w:val="24"/>
@@ -735,7 +694,6 @@
         <w:t>{{</w:t>
       </w:r>
       <w:proofErr w:type="spellStart"/>
-      <w:proofErr w:type="gramStart"/>
       <w:r>
         <w:rPr>
           <w:sz w:val="24"/>
@@ -744,7 +702,6 @@
         <w:t>property.type</w:t>
       </w:r>
       <w:proofErr w:type="spellEnd"/>
-      <w:proofErr w:type="gramEnd"/>
       <w:r>
         <w:rPr>
           <w:sz w:val="24"/>
@@ -775,7 +732,6 @@
         <w:t xml:space="preserve"> адресу: {{</w:t>
       </w:r>
       <w:proofErr w:type="spellStart"/>
-      <w:proofErr w:type="gramStart"/>
       <w:r>
         <w:rPr>
           <w:sz w:val="24"/>
@@ -784,7 +740,6 @@
         <w:t>property.address</w:t>
       </w:r>
       <w:proofErr w:type="spellEnd"/>
-      <w:proofErr w:type="gramEnd"/>
       <w:r>
         <w:rPr>
           <w:sz w:val="24"/>
@@ -811,7 +766,6 @@
         <w:t>Стоимость объекта недвижимости составляет: {{</w:t>
       </w:r>
       <w:proofErr w:type="spellStart"/>
-      <w:proofErr w:type="gramStart"/>
       <w:r>
         <w:rPr>
           <w:sz w:val="24"/>
@@ -820,7 +774,6 @@
         <w:t>property.priceBYN</w:t>
       </w:r>
       <w:proofErr w:type="spellEnd"/>
-      <w:proofErr w:type="gramEnd"/>
       <w:r>
         <w:rPr>
           <w:sz w:val="24"/>
@@ -850,7 +803,6 @@
         <w:t> ({{</w:t>
       </w:r>
       <w:proofErr w:type="spellStart"/>
-      <w:proofErr w:type="gramStart"/>
       <w:r>
         <w:rPr>
           <w:sz w:val="24"/>
@@ -859,7 +811,6 @@
         <w:t>property.priceWords</w:t>
       </w:r>
       <w:proofErr w:type="spellEnd"/>
-      <w:proofErr w:type="gramEnd"/>
       <w:r>
         <w:rPr>
           <w:sz w:val="24"/>
@@ -879,39 +830,7 @@
           <w:sz w:val="24"/>
           <w:szCs w:val="24"/>
         </w:rPr>
-        <w:t xml:space="preserve"> что эквивалентно: {{</w:t>
-      </w:r>
-      <w:proofErr w:type="gramStart"/>
-      <w:r>
-        <w:rPr>
-          <w:sz w:val="24"/>
-          <w:szCs w:val="24"/>
-        </w:rPr>
-        <w:t>property.priceUSD</w:t>
-      </w:r>
-      <w:proofErr w:type="gramEnd"/>
-      <w:r>
-        <w:rPr>
-          <w:sz w:val="24"/>
-          <w:szCs w:val="24"/>
-        </w:rPr>
-        <w:t>}} ({{</w:t>
-      </w:r>
-      <w:proofErr w:type="gramStart"/>
-      <w:r>
-        <w:rPr>
-          <w:sz w:val="24"/>
-          <w:szCs w:val="24"/>
-        </w:rPr>
-        <w:t>property.priceWordsUSD</w:t>
-      </w:r>
-      <w:proofErr w:type="gramEnd"/>
-      <w:r>
-        <w:rPr>
-          <w:sz w:val="24"/>
-          <w:szCs w:val="24"/>
-        </w:rPr>
-        <w:t>}}) долларов США.</w:t>
+        <w:t xml:space="preserve"> что эквивалентно: {{property.priceUSD}} ({{property.priceWordsUSD}}) долларов США.</w:t>
       </w:r>
     </w:p>
     <w:p>
@@ -1052,7 +971,6 @@
         <w:t> Стороны обязуются заключить договор купли-продажи, обеспеченный задатком в срок до {{</w:t>
       </w:r>
       <w:proofErr w:type="spellStart"/>
-      <w:proofErr w:type="gramStart"/>
       <w:r>
         <w:rPr>
           <w:sz w:val="24"/>
@@ -1068,7 +986,6 @@
         <w:t>depositContractEndDate</w:t>
       </w:r>
       <w:proofErr w:type="spellEnd"/>
-      <w:proofErr w:type="gramEnd"/>
       <w:r>
         <w:rPr>
           <w:sz w:val="24"/>
@@ -1238,6 +1155,7 @@
           <w:sz w:val="24"/>
           <w:szCs w:val="24"/>
         </w:rPr>
+        <w:lastRenderedPageBreak/>
         <w:t>ОТВЕТСТВЕННОСТЬ СТОРОН</w:t>
       </w:r>
     </w:p>
@@ -1438,7 +1356,6 @@
         <w:t>{{</w:t>
       </w:r>
       <w:proofErr w:type="spellStart"/>
-      <w:proofErr w:type="gramStart"/>
       <w:r>
         <w:rPr>
           <w:sz w:val="24"/>
@@ -1447,7 +1364,6 @@
         <w:t>deal.additionalTerms</w:t>
       </w:r>
       <w:proofErr w:type="spellEnd"/>
-      <w:proofErr w:type="gramEnd"/>
       <w:r>
         <w:rPr>
           <w:sz w:val="24"/>
@@ -1496,7 +1412,6 @@
         <w:t> {{</w:t>
       </w:r>
       <w:proofErr w:type="spellStart"/>
-      <w:proofErr w:type="gramStart"/>
       <w:r>
         <w:rPr>
           <w:sz w:val="24"/>
@@ -1505,7 +1420,6 @@
         <w:t>deal.btiPayment</w:t>
       </w:r>
       <w:proofErr w:type="spellEnd"/>
-      <w:proofErr w:type="gramEnd"/>
       <w:r>
         <w:rPr>
           <w:sz w:val="24"/>
@@ -1564,6 +1478,14 @@
     <w:tbl>
       <w:tblPr>
         <w:tblW w:w="5000" w:type="pct"/>
+        <w:tblBorders>
+          <w:top w:val="single" w:sz="4" w:space="0" w:color="auto"/>
+          <w:left w:val="single" w:sz="4" w:space="0" w:color="auto"/>
+          <w:bottom w:val="single" w:sz="4" w:space="0" w:color="auto"/>
+          <w:right w:val="single" w:sz="4" w:space="0" w:color="auto"/>
+          <w:insideH w:val="single" w:sz="4" w:space="0" w:color="auto"/>
+          <w:insideV w:val="single" w:sz="4" w:space="0" w:color="auto"/>
+        </w:tblBorders>
         <w:tblCellMar>
           <w:left w:w="10" w:type="dxa"/>
           <w:right w:w="10" w:type="dxa"/>
@@ -1571,8 +1493,8 @@
         <w:tblLook w:val="04A0" w:firstRow="1" w:lastRow="0" w:firstColumn="1" w:lastColumn="0" w:noHBand="0" w:noVBand="1"/>
       </w:tblPr>
       <w:tblGrid>
-        <w:gridCol w:w="4513"/>
-        <w:gridCol w:w="4513"/>
+        <w:gridCol w:w="4508"/>
+        <w:gridCol w:w="4508"/>
       </w:tblGrid>
       <w:tr>
         <w:tc>
@@ -1866,7 +1788,6 @@
               <w:t>{{</w:t>
             </w:r>
             <w:proofErr w:type="spellStart"/>
-            <w:proofErr w:type="gramStart"/>
             <w:r>
               <w:rPr>
                 <w:sz w:val="24"/>
@@ -1875,7 +1796,6 @@
               <w:t>buyer.fullName</w:t>
             </w:r>
             <w:proofErr w:type="spellEnd"/>
-            <w:proofErr w:type="gramEnd"/>
             <w:r>
               <w:rPr>
                 <w:sz w:val="24"/>
@@ -1907,7 +1827,6 @@
               <w:t>{{</w:t>
             </w:r>
             <w:proofErr w:type="spellStart"/>
-            <w:proofErr w:type="gramStart"/>
             <w:r>
               <w:rPr>
                 <w:sz w:val="24"/>
@@ -1916,7 +1835,6 @@
               <w:t>buyer.address</w:t>
             </w:r>
             <w:proofErr w:type="spellEnd"/>
-            <w:proofErr w:type="gramEnd"/>
             <w:r>
               <w:rPr>
                 <w:sz w:val="24"/>
@@ -1941,7 +1859,6 @@
               <w:t>Паспорт {{</w:t>
             </w:r>
             <w:proofErr w:type="spellStart"/>
-            <w:proofErr w:type="gramStart"/>
             <w:r>
               <w:rPr>
                 <w:sz w:val="24"/>
@@ -1950,7 +1867,6 @@
               <w:t>buyer.passport</w:t>
             </w:r>
             <w:proofErr w:type="spellEnd"/>
-            <w:proofErr w:type="gramEnd"/>
             <w:r>
               <w:rPr>
                 <w:sz w:val="24"/>
@@ -1975,7 +1891,6 @@
               <w:t>Выдан {{</w:t>
             </w:r>
             <w:proofErr w:type="spellStart"/>
-            <w:proofErr w:type="gramStart"/>
             <w:r>
               <w:rPr>
                 <w:sz w:val="24"/>
@@ -1998,7 +1913,6 @@
               <w:t>passportIssuedByInstrumental</w:t>
             </w:r>
             <w:proofErr w:type="spellEnd"/>
-            <w:proofErr w:type="gramEnd"/>
           </w:p>
           <w:p>
             <w:pPr>
@@ -2032,7 +1946,6 @@
               <w:t>{{</w:t>
             </w:r>
             <w:proofErr w:type="spellStart"/>
-            <w:proofErr w:type="gramStart"/>
             <w:r>
               <w:rPr>
                 <w:sz w:val="24"/>
@@ -2055,7 +1968,6 @@
               <w:t>passportIssueDate</w:t>
             </w:r>
             <w:proofErr w:type="spellEnd"/>
-            <w:proofErr w:type="gramEnd"/>
             <w:r>
               <w:rPr>
                 <w:sz w:val="24"/>
@@ -2110,7 +2022,6 @@
               <w:t>Телефон {{</w:t>
             </w:r>
             <w:proofErr w:type="spellStart"/>
-            <w:proofErr w:type="gramStart"/>
             <w:r>
               <w:rPr>
                 <w:sz w:val="24"/>
@@ -2126,7 +2037,6 @@
               <w:t>.phone</w:t>
             </w:r>
             <w:proofErr w:type="spellEnd"/>
-            <w:proofErr w:type="gramEnd"/>
             <w:r>
               <w:rPr>
                 <w:sz w:val="24"/>
@@ -2166,7 +2076,6 @@
               <w:t>{{</w:t>
             </w:r>
             <w:proofErr w:type="spellStart"/>
-            <w:proofErr w:type="gramStart"/>
             <w:r>
               <w:rPr>
                 <w:sz w:val="24"/>
@@ -2175,7 +2084,6 @@
               <w:t>buyer.signatoryLabel</w:t>
             </w:r>
             <w:proofErr w:type="spellEnd"/>
-            <w:proofErr w:type="gramEnd"/>
             <w:r>
               <w:rPr>
                 <w:sz w:val="24"/>
@@ -2347,8 +2255,24 @@
                 <w:sz w:val="24"/>
                 <w:szCs w:val="24"/>
               </w:rPr>
+              <w:t xml:space="preserve">Подпись                                             / {{owner2.signatoryLabel}}/ </w:t>
+            </w:r>
+          </w:p>
+          <w:p>
+            <w:pPr>
+              <w:rPr>
+                <w:sz w:val="24"/>
+                <w:szCs w:val="24"/>
+                <w:lang w:val="en-US"/>
+              </w:rPr>
+            </w:pPr>
+            <w:r>
+              <w:rPr>
+                <w:sz w:val="24"/>
+                <w:szCs w:val="24"/>
+              </w:rPr>
               <w:lastRenderedPageBreak/>
-              <w:t xml:space="preserve">Подпись                                             / {{owner2.signatoryLabel}}/ </w:t>
+              <w:t>{{/owner2.fullName}}</w:t>
             </w:r>
           </w:p>
           <w:p>
@@ -2358,15 +2282,9 @@
                 <w:bCs/>
                 <w:sz w:val="24"/>
                 <w:szCs w:val="24"/>
-              </w:rPr>
-            </w:pPr>
-            <w:r>
-              <w:rPr>
-                <w:sz w:val="24"/>
-                <w:szCs w:val="24"/>
-              </w:rPr>
-              <w:t>{{/owner2.fullName}}</w:t>
-            </w:r>
+                <w:lang w:val="en-US"/>
+              </w:rPr>
+            </w:pPr>
           </w:p>
         </w:tc>
         <w:tc>
